--- a/DPFSR.RU_PRICE/Презентация/Презентация_ЦПФСР_2026-05-26.docx
+++ b/DPFSR.RU_PRICE/Презентация/Презентация_ЦПФСР_2026-05-26.docx
@@ -643,7 +643,7 @@
               <w:pStyle w:val="Compact"/>
             </w:pPr>
             <w:r>
-              <w:t xml:space="preserve">ВЭБ.РФ / Газпромбанк (рельсы)</w:t>
+              <w:t xml:space="preserve">ВЭБ.РФ / банк-партнёр (рельсы)</w:t>
             </w:r>
           </w:p>
         </w:tc>
@@ -2093,7 +2093,7 @@
         <w:t xml:space="preserve"> </w:t>
       </w:r>
       <w:r>
-        <w:t xml:space="preserve">— Колычев · Сазанов</w:t>
+        <w:t xml:space="preserve">— Минфин РФ</w:t>
       </w:r>
     </w:p>
     <w:p>
@@ -2115,7 +2115,7 @@
         <w:t xml:space="preserve"> </w:t>
       </w:r>
       <w:r>
-        <w:t xml:space="preserve">— М. Г. Решетников</w:t>
+        <w:t xml:space="preserve">— Минэкономразвития РФ</w:t>
       </w:r>
     </w:p>
     <w:p>
@@ -2131,7 +2131,7 @@
           <w:b/>
           <w:bCs/>
         </w:rPr>
-        <w:t xml:space="preserve">ВЭБ.РФ + Газпромбанк</w:t>
+        <w:t xml:space="preserve">ВЭБ.РФ + банк-партнёр</w:t>
       </w:r>
       <w:r>
         <w:t xml:space="preserve"> </w:t>
@@ -2159,7 +2159,7 @@
         <w:t xml:space="preserve"> </w:t>
       </w:r>
       <w:r>
-        <w:t xml:space="preserve">— А. Г. Аксаков</w:t>
+        <w:t xml:space="preserve">— Госдума РФ</w:t>
       </w:r>
     </w:p>
     <w:p>

--- a/DPFSR.RU_PRICE/Презентация/Презентация_ЦПФСР_2026-05-26.docx
+++ b/DPFSR.RU_PRICE/Презентация/Презентация_ЦПФСР_2026-05-26.docx
@@ -3,45 +3,22 @@
 <w:document xmlns:wpc="http://schemas.microsoft.com/office/word/2010/wordprocessingCanvas" xmlns:mo="http://schemas.microsoft.com/office/mac/office/2008/main" xmlns:mc="http://schemas.openxmlformats.org/markup-compatibility/2006" xmlns:mv="urn:schemas-microsoft-com:mac:vml" xmlns:o="urn:schemas-microsoft-com:office:office" xmlns:r="http://schemas.openxmlformats.org/officeDocument/2006/relationships" xmlns:m="http://schemas.openxmlformats.org/officeDocument/2006/math" xmlns:v="urn:schemas-microsoft-com:vml" xmlns:wp14="http://schemas.microsoft.com/office/word/2010/wordprocessingDrawing" xmlns:wp="http://schemas.openxmlformats.org/drawingml/2006/wordprocessingDrawing" xmlns:w10="urn:schemas-microsoft-com:office:word" xmlns:w="http://schemas.openxmlformats.org/wordprocessingml/2006/main" xmlns:w14="http://schemas.microsoft.com/office/word/2010/wordml" xmlns:wpg="http://schemas.microsoft.com/office/word/2010/wordprocessingGroup" xmlns:wpi="http://schemas.microsoft.com/office/word/2010/wordprocessingInk" xmlns:wne="http://schemas.microsoft.com/office/word/2006/wordml" xmlns:wps="http://schemas.microsoft.com/office/word/2010/wordprocessingShape" mc:Ignorable="w14 wp14">
   <w:body>
     <w:p>
-      <w:r>
-        <w:t>title: "ЦПФСР · Презентация отчёта об оценке"</w:t>
-      </w:r>
-    </w:p>
-    <w:p>
-      <w:r>
-        <w:t>author: "Кагиров Абдул-Хаким Ахмадович (Аслан Каа)"</w:t>
-      </w:r>
-    </w:p>
-    <w:p>
-      <w:r>
-        <w:t>subtitle: "Center Group Company · 26 мая 2026"</w:t>
-      </w:r>
-    </w:p>
-    <w:p>
-      <w:r>
-        <w:t>date: "27.05.2026"</w:t>
-      </w:r>
-    </w:p>
-    <w:p>
-      <w:r>
-        <w:t>lang: ru</w:t>
-      </w:r>
-    </w:p>
-    <w:p>
       <w:pPr>
         <w:pStyle w:val="Heading1"/>
       </w:pPr>
-      <w:r/>
       <w:r>
         <w:t>ЦПФСР · Цифровая Платформа Финансирования Социального Развития</w:t>
       </w:r>
     </w:p>
     <w:p>
+      <w:pPr>
+        <w:jc w:val="both"/>
+      </w:pPr>
       <w:r>
         <w:rPr>
           <w:b/>
         </w:rPr>
-        <w:t>Независимая оценка справедливой стоимости имущественного комплекса проекта dpfsd.ru на 26 мая 2026 года</w:t>
+        <w:t>Независимая оценка справедливой стоимости имущественного комплекса проекта dpfsd.ru на 31 декабря 2026 года (редакция 2)</w:t>
       </w:r>
     </w:p>
     <w:p>
@@ -80,24 +57,23 @@
       <w:pPr>
         <w:pStyle w:val="Heading1"/>
       </w:pPr>
-      <w:r/>
       <w:r>
-        <w:t>Final Opinion · Reasoned Base</w:t>
+        <w:t>Итог оценки</w:t>
       </w:r>
     </w:p>
     <w:p>
       <w:pPr>
         <w:pStyle w:val="Heading2"/>
       </w:pPr>
-      <w:r/>
       <w:r>
-        <w:t>$100 M ≈ 7,15 млрд ₽</w:t>
+        <w:t>$248 млн ≈ 17,74 млрд ₽</w:t>
       </w:r>
     </w:p>
     <w:tbl>
       <w:tblPr>
-        <w:tblStyle w:val="LightGrid-Accent1"/>
+        <w:tblStyle w:val="TableGrid"/>
         <w:tblW w:type="auto" w:w="0"/>
+        <w:jc w:val="center"/>
         <w:tblLook w:firstColumn="1" w:firstRow="1" w:lastColumn="0" w:lastRow="0" w:noHBand="0" w:noVBand="1" w:val="04A0"/>
       </w:tblPr>
       <w:tblGrid>
@@ -114,11 +90,13 @@
             <w:r>
               <w:rPr>
                 <w:b/>
+                <w:sz w:val="17"/>
               </w:rPr>
             </w:r>
             <w:r>
               <w:rPr>
                 <w:b/>
+                <w:sz w:val="17"/>
               </w:rPr>
               <w:t>Граница</w:t>
             </w:r>
@@ -132,11 +110,13 @@
             <w:r>
               <w:rPr>
                 <w:b/>
+                <w:sz w:val="17"/>
               </w:rPr>
             </w:r>
             <w:r>
               <w:rPr>
                 <w:b/>
+                <w:sz w:val="17"/>
               </w:rPr>
               <w:t>RUB</w:t>
             </w:r>
@@ -150,11 +130,13 @@
             <w:r>
               <w:rPr>
                 <w:b/>
+                <w:sz w:val="17"/>
               </w:rPr>
             </w:r>
             <w:r>
               <w:rPr>
                 <w:b/>
+                <w:sz w:val="17"/>
               </w:rPr>
               <w:t>USD</w:t>
             </w:r>
@@ -167,9 +149,16 @@
             <w:tcW w:type="dxa" w:w="2880"/>
           </w:tcPr>
           <w:p>
-            <w:r/>
-            <w:r>
-              <w:t>Lower bound</w:t>
+            <w:r>
+              <w:rPr>
+                <w:sz w:val="17"/>
+              </w:rPr>
+            </w:r>
+            <w:r>
+              <w:rPr>
+                <w:sz w:val="17"/>
+              </w:rPr>
+              <w:t>Нижняя (доля рынка 7%)</w:t>
             </w:r>
           </w:p>
         </w:tc>
@@ -178,9 +167,16 @@
             <w:tcW w:type="dxa" w:w="2880"/>
           </w:tcPr>
           <w:p>
-            <w:r/>
-            <w:r>
-              <w:t>5,01 млрд ₽</w:t>
+            <w:r>
+              <w:rPr>
+                <w:sz w:val="17"/>
+              </w:rPr>
+            </w:r>
+            <w:r>
+              <w:rPr>
+                <w:sz w:val="17"/>
+              </w:rPr>
+              <w:t>11,74 млрд ₽</w:t>
             </w:r>
           </w:p>
         </w:tc>
@@ -189,9 +185,16 @@
             <w:tcW w:type="dxa" w:w="2880"/>
           </w:tcPr>
           <w:p>
-            <w:r/>
-            <w:r>
-              <w:t>$ 70 M</w:t>
+            <w:r>
+              <w:rPr>
+                <w:sz w:val="17"/>
+              </w:rPr>
+            </w:r>
+            <w:r>
+              <w:rPr>
+                <w:sz w:val="17"/>
+              </w:rPr>
+              <w:t>$ 164 млн</w:t>
             </w:r>
           </w:p>
         </w:tc>
@@ -202,12 +205,17 @@
             <w:tcW w:type="dxa" w:w="2880"/>
           </w:tcPr>
           <w:p>
-            <w:r/>
+            <w:r>
+              <w:rPr>
+                <w:sz w:val="17"/>
+              </w:rPr>
+            </w:r>
             <w:r>
               <w:rPr>
                 <w:b/>
-              </w:rPr>
-              <w:t>Reasoned Base</w:t>
+                <w:sz w:val="17"/>
+              </w:rPr>
+              <w:t>Расчётная база (доля рынка 18%)</w:t>
             </w:r>
           </w:p>
         </w:tc>
@@ -216,12 +224,17 @@
             <w:tcW w:type="dxa" w:w="2880"/>
           </w:tcPr>
           <w:p>
-            <w:r/>
+            <w:r>
+              <w:rPr>
+                <w:sz w:val="17"/>
+              </w:rPr>
+            </w:r>
             <w:r>
               <w:rPr>
                 <w:b/>
-              </w:rPr>
-              <w:t>7,15 млрд ₽</w:t>
+                <w:sz w:val="17"/>
+              </w:rPr>
+              <w:t>17,74 млрд ₽</w:t>
             </w:r>
           </w:p>
         </w:tc>
@@ -230,12 +243,17 @@
             <w:tcW w:type="dxa" w:w="2880"/>
           </w:tcPr>
           <w:p>
-            <w:r/>
+            <w:r>
+              <w:rPr>
+                <w:sz w:val="17"/>
+              </w:rPr>
+            </w:r>
             <w:r>
               <w:rPr>
                 <w:b/>
-              </w:rPr>
-              <w:t>$ 100 M</w:t>
+                <w:sz w:val="17"/>
+              </w:rPr>
+              <w:t>$ 248 млн</w:t>
             </w:r>
           </w:p>
         </w:tc>
@@ -246,9 +264,16 @@
             <w:tcW w:type="dxa" w:w="2880"/>
           </w:tcPr>
           <w:p>
-            <w:r/>
-            <w:r>
-              <w:t>Upper bound</w:t>
+            <w:r>
+              <w:rPr>
+                <w:sz w:val="17"/>
+              </w:rPr>
+            </w:r>
+            <w:r>
+              <w:rPr>
+                <w:sz w:val="17"/>
+              </w:rPr>
+              <w:t>Верхняя (доля рынка 25%)</w:t>
             </w:r>
           </w:p>
         </w:tc>
@@ -257,9 +282,16 @@
             <w:tcW w:type="dxa" w:w="2880"/>
           </w:tcPr>
           <w:p>
-            <w:r/>
-            <w:r>
-              <w:t>10,02 млрд ₽</w:t>
+            <w:r>
+              <w:rPr>
+                <w:sz w:val="17"/>
+              </w:rPr>
+            </w:r>
+            <w:r>
+              <w:rPr>
+                <w:sz w:val="17"/>
+              </w:rPr>
+              <w:t>21,56 млрд ₽</w:t>
             </w:r>
           </w:p>
         </w:tc>
@@ -268,64 +300,54 @@
             <w:tcW w:type="dxa" w:w="2880"/>
           </w:tcPr>
           <w:p>
-            <w:r/>
-            <w:r>
-              <w:t>$ 140 M</w:t>
-            </w:r>
-          </w:p>
-        </w:tc>
-      </w:tr>
-      <w:tr>
-        <w:tc>
-          <w:tcPr>
-            <w:tcW w:type="dxa" w:w="2880"/>
-          </w:tcPr>
-          <w:p>
-            <w:r/>
-            <w:r>
-              <w:t>Expected Value</w:t>
-            </w:r>
-          </w:p>
-        </w:tc>
-        <w:tc>
-          <w:tcPr>
-            <w:tcW w:type="dxa" w:w="2880"/>
-          </w:tcPr>
-          <w:p>
-            <w:r/>
-            <w:r>
-              <w:t>7,60 млрд ₽</w:t>
-            </w:r>
-          </w:p>
-        </w:tc>
-        <w:tc>
-          <w:tcPr>
-            <w:tcW w:type="dxa" w:w="2880"/>
-          </w:tcPr>
-          <w:p>
-            <w:r/>
-            <w:r>
-              <w:t>$ 106 M</w:t>
+            <w:r>
+              <w:rPr>
+                <w:sz w:val="17"/>
+              </w:rPr>
+            </w:r>
+            <w:r>
+              <w:rPr>
+                <w:sz w:val="17"/>
+              </w:rPr>
+              <w:t>$ 301 млн</w:t>
             </w:r>
           </w:p>
         </w:tc>
       </w:tr>
     </w:tbl>
+    <w:p/>
     <w:p>
+      <w:pPr>
+        <w:jc w:val="both"/>
+      </w:pPr>
       <w:r>
-        <w:t>При единой stage discount 60% поверх взвешенной EV. USD/RUB ЦБ РФ 71,5460 на 26.05.2026.</w:t>
+        <w:t>Скидка за стадию 60% применяется один раз и только там, где величина её ещё не содержит. Курс 71,5460 ₽/$ на 26.05.2026.</w:t>
+      </w:r>
+    </w:p>
+    <w:p>
+      <w:pPr>
+        <w:ind w:left="360"/>
+      </w:pPr>
+      <w:r>
+        <w:rPr>
+          <w:i/>
+          <w:color w:val="444444"/>
+        </w:rPr>
+        <w:t>Разброс между подходами двенадцатикратный; подходы для ранней стадии дают $20–35 млн. Величина расчётная, а не рыночная.</w:t>
       </w:r>
     </w:p>
     <w:p>
       <w:pPr>
         <w:pStyle w:val="Heading1"/>
       </w:pPr>
-      <w:r/>
       <w:r>
         <w:t>Объект оценки</w:t>
       </w:r>
     </w:p>
     <w:p>
+      <w:pPr>
+        <w:jc w:val="both"/>
+      </w:pPr>
       <w:r>
         <w:rPr>
           <w:b/>
@@ -334,6 +356,9 @@
       </w:r>
     </w:p>
     <w:p>
+      <w:pPr>
+        <w:jc w:val="both"/>
+      </w:pPr>
       <w:r>
         <w:t>Имущественный комплекс:</w:t>
       </w:r>
@@ -398,12 +423,14 @@
       <w:pPr>
         <w:pStyle w:val="Heading1"/>
       </w:pPr>
-      <w:r/>
       <w:r>
         <w:t>Двухстадийная архитектура</w:t>
       </w:r>
     </w:p>
     <w:p>
+      <w:pPr>
+        <w:jc w:val="both"/>
+      </w:pPr>
       <w:r>
         <w:rPr>
           <w:b/>
@@ -413,8 +440,9 @@
     </w:p>
     <w:tbl>
       <w:tblPr>
-        <w:tblStyle w:val="LightGrid-Accent1"/>
+        <w:tblStyle w:val="TableGrid"/>
         <w:tblW w:type="auto" w:w="0"/>
+        <w:jc w:val="center"/>
         <w:tblLook w:firstColumn="1" w:firstRow="1" w:lastColumn="0" w:lastRow="0" w:noHBand="0" w:noVBand="1" w:val="04A0"/>
       </w:tblPr>
       <w:tblGrid>
@@ -430,11 +458,13 @@
             <w:r>
               <w:rPr>
                 <w:b/>
+                <w:sz w:val="17"/>
               </w:rPr>
             </w:r>
             <w:r>
               <w:rPr>
                 <w:b/>
+                <w:sz w:val="17"/>
               </w:rPr>
               <w:t>Stage 1 (T+0…T+18)</w:t>
             </w:r>
@@ -448,11 +478,13 @@
             <w:r>
               <w:rPr>
                 <w:b/>
+                <w:sz w:val="17"/>
               </w:rPr>
             </w:r>
             <w:r>
               <w:rPr>
                 <w:b/>
+                <w:sz w:val="17"/>
               </w:rPr>
               <w:t>Stage 2 (T+36…T+60)</w:t>
             </w:r>
@@ -465,8 +497,15 @@
             <w:tcW w:type="dxa" w:w="4320"/>
           </w:tcPr>
           <w:p>
-            <w:r/>
-            <w:r>
+            <w:r>
+              <w:rPr>
+                <w:sz w:val="17"/>
+              </w:rPr>
+            </w:r>
+            <w:r>
+              <w:rPr>
+                <w:sz w:val="17"/>
+              </w:rPr>
               <w:t>Действующий 259-ФЗ + 779-П</w:t>
             </w:r>
           </w:p>
@@ -476,8 +515,15 @@
             <w:tcW w:type="dxa" w:w="4320"/>
           </w:tcPr>
           <w:p>
-            <w:r/>
-            <w:r>
+            <w:r>
+              <w:rPr>
+                <w:sz w:val="17"/>
+              </w:rPr>
+            </w:r>
+            <w:r>
+              <w:rPr>
+                <w:sz w:val="17"/>
+              </w:rPr>
               <w:t>Поправки 86-ФЗ + ЦБ как надзорный</w:t>
             </w:r>
           </w:p>
@@ -489,8 +535,15 @@
             <w:tcW w:type="dxa" w:w="4320"/>
           </w:tcPr>
           <w:p>
-            <w:r/>
-            <w:r>
+            <w:r>
+              <w:rPr>
+                <w:sz w:val="17"/>
+              </w:rPr>
+            </w:r>
+            <w:r>
+              <w:rPr>
+                <w:sz w:val="17"/>
+              </w:rPr>
               <w:t>Оператор ИС ЦФА (АО)</w:t>
             </w:r>
           </w:p>
@@ -500,8 +553,15 @@
             <w:tcW w:type="dxa" w:w="4320"/>
           </w:tcPr>
           <w:p>
-            <w:r/>
-            <w:r>
+            <w:r>
+              <w:rPr>
+                <w:sz w:val="17"/>
+              </w:rPr>
+            </w:r>
+            <w:r>
+              <w:rPr>
+                <w:sz w:val="17"/>
+              </w:rPr>
               <w:t>Прямой канал ВЭБ.РФ ↔ Казначейство</w:t>
             </w:r>
           </w:p>
@@ -513,8 +573,15 @@
             <w:tcW w:type="dxa" w:w="4320"/>
           </w:tcPr>
           <w:p>
-            <w:r/>
-            <w:r>
+            <w:r>
+              <w:rPr>
+                <w:sz w:val="17"/>
+              </w:rPr>
+            </w:r>
+            <w:r>
+              <w:rPr>
+                <w:sz w:val="17"/>
+              </w:rPr>
               <w:t>Целевые ЦФА → социальная инфра</w:t>
             </w:r>
           </w:p>
@@ -524,8 +591,15 @@
             <w:tcW w:type="dxa" w:w="4320"/>
           </w:tcPr>
           <w:p>
-            <w:r/>
-            <w:r>
+            <w:r>
+              <w:rPr>
+                <w:sz w:val="17"/>
+              </w:rPr>
+            </w:r>
+            <w:r>
+              <w:rPr>
+                <w:sz w:val="17"/>
+              </w:rPr>
               <w:t>Залоговая ёмкость ₽25,5 трлн</w:t>
             </w:r>
           </w:p>
@@ -537,8 +611,15 @@
             <w:tcW w:type="dxa" w:w="4320"/>
           </w:tcPr>
           <w:p>
-            <w:r/>
-            <w:r>
+            <w:r>
+              <w:rPr>
+                <w:sz w:val="17"/>
+              </w:rPr>
+            </w:r>
+            <w:r>
+              <w:rPr>
+                <w:sz w:val="17"/>
+              </w:rPr>
               <w:t>ВЭБ.РФ / банк-партнёр (рельсы)</w:t>
             </w:r>
           </w:p>
@@ -548,8 +629,15 @@
             <w:tcW w:type="dxa" w:w="4320"/>
           </w:tcPr>
           <w:p>
-            <w:r/>
-            <w:r>
+            <w:r>
+              <w:rPr>
+                <w:sz w:val="17"/>
+              </w:rPr>
+            </w:r>
+            <w:r>
+              <w:rPr>
+                <w:sz w:val="17"/>
+              </w:rPr>
               <w:t>Доля рынка год 10 — 18% (Base)</w:t>
             </w:r>
           </w:p>
@@ -561,8 +649,15 @@
             <w:tcW w:type="dxa" w:w="4320"/>
           </w:tcPr>
           <w:p>
-            <w:r/>
-            <w:r>
+            <w:r>
+              <w:rPr>
+                <w:sz w:val="17"/>
+              </w:rPr>
+            </w:r>
+            <w:r>
+              <w:rPr>
+                <w:sz w:val="17"/>
+              </w:rPr>
               <w:t>ФСТЭК / ФСБ (КИИ-1)</w:t>
             </w:r>
           </w:p>
@@ -572,8 +667,15 @@
             <w:tcW w:type="dxa" w:w="4320"/>
           </w:tcPr>
           <w:p>
-            <w:r/>
-            <w:r>
+            <w:r>
+              <w:rPr>
+                <w:sz w:val="17"/>
+              </w:rPr>
+            </w:r>
+            <w:r>
+              <w:rPr>
+                <w:sz w:val="17"/>
+              </w:rPr>
               <w:t>Лицензия первый-в-классе</w:t>
             </w:r>
           </w:p>
@@ -585,8 +687,15 @@
             <w:tcW w:type="dxa" w:w="4320"/>
           </w:tcPr>
           <w:p>
-            <w:r/>
-            <w:r>
+            <w:r>
+              <w:rPr>
+                <w:sz w:val="17"/>
+              </w:rPr>
+            </w:r>
+            <w:r>
+              <w:rPr>
+                <w:sz w:val="17"/>
+              </w:rPr>
               <w:t>Conservative NPV ₽ 28,5 млрд</w:t>
             </w:r>
           </w:p>
@@ -596,10 +705,15 @@
             <w:tcW w:type="dxa" w:w="4320"/>
           </w:tcPr>
           <w:p>
-            <w:r/>
+            <w:r>
+              <w:rPr>
+                <w:sz w:val="17"/>
+              </w:rPr>
+            </w:r>
             <w:r>
               <w:rPr>
                 <w:b/>
+                <w:sz w:val="17"/>
               </w:rPr>
               <w:t>Base NPV ₽ 63,4 млрд</w:t>
             </w:r>
@@ -607,19 +721,20 @@
         </w:tc>
       </w:tr>
     </w:tbl>
+    <w:p/>
     <w:p>
       <w:pPr>
         <w:pStyle w:val="Heading1"/>
       </w:pPr>
-      <w:r/>
       <w:r>
         <w:t>Готовность проекта · 9,22 / 10</w:t>
       </w:r>
     </w:p>
     <w:tbl>
       <w:tblPr>
-        <w:tblStyle w:val="LightGrid-Accent1"/>
+        <w:tblStyle w:val="TableGrid"/>
         <w:tblW w:type="auto" w:w="0"/>
+        <w:jc w:val="center"/>
         <w:tblLook w:firstColumn="1" w:firstRow="1" w:lastColumn="0" w:lastRow="0" w:noHBand="0" w:noVBand="1" w:val="04A0"/>
       </w:tblPr>
       <w:tblGrid>
@@ -635,11 +750,13 @@
             <w:r>
               <w:rPr>
                 <w:b/>
+                <w:sz w:val="17"/>
               </w:rPr>
             </w:r>
             <w:r>
               <w:rPr>
                 <w:b/>
+                <w:sz w:val="17"/>
               </w:rPr>
               <w:t>Компонент</w:t>
             </w:r>
@@ -653,11 +770,13 @@
             <w:r>
               <w:rPr>
                 <w:b/>
+                <w:sz w:val="17"/>
               </w:rPr>
             </w:r>
             <w:r>
               <w:rPr>
                 <w:b/>
+                <w:sz w:val="17"/>
               </w:rPr>
               <w:t>Уровень</w:t>
             </w:r>
@@ -670,8 +789,15 @@
             <w:tcW w:type="dxa" w:w="4320"/>
           </w:tcPr>
           <w:p>
-            <w:r/>
-            <w:r>
+            <w:r>
+              <w:rPr>
+                <w:sz w:val="17"/>
+              </w:rPr>
+            </w:r>
+            <w:r>
+              <w:rPr>
+                <w:sz w:val="17"/>
+              </w:rPr>
               <w:t>Концепция</w:t>
             </w:r>
           </w:p>
@@ -681,8 +807,15 @@
             <w:tcW w:type="dxa" w:w="4320"/>
           </w:tcPr>
           <w:p>
-            <w:r/>
-            <w:r>
+            <w:r>
+              <w:rPr>
+                <w:sz w:val="17"/>
+              </w:rPr>
+            </w:r>
+            <w:r>
+              <w:rPr>
+                <w:sz w:val="17"/>
+              </w:rPr>
               <w:t>TRL 7</w:t>
             </w:r>
           </w:p>
@@ -694,8 +827,15 @@
             <w:tcW w:type="dxa" w:w="4320"/>
           </w:tcPr>
           <w:p>
-            <w:r/>
-            <w:r>
+            <w:r>
+              <w:rPr>
+                <w:sz w:val="17"/>
+              </w:rPr>
+            </w:r>
+            <w:r>
+              <w:rPr>
+                <w:sz w:val="17"/>
+              </w:rPr>
               <w:t>Юридический фундамент</w:t>
             </w:r>
           </w:p>
@@ -705,8 +845,15 @@
             <w:tcW w:type="dxa" w:w="4320"/>
           </w:tcPr>
           <w:p>
-            <w:r/>
-            <w:r>
+            <w:r>
+              <w:rPr>
+                <w:sz w:val="17"/>
+              </w:rPr>
+            </w:r>
+            <w:r>
+              <w:rPr>
+                <w:sz w:val="17"/>
+              </w:rPr>
               <w:t>9/10</w:t>
             </w:r>
           </w:p>
@@ -718,9 +865,16 @@
             <w:tcW w:type="dxa" w:w="4320"/>
           </w:tcPr>
           <w:p>
-            <w:r/>
-            <w:r>
-              <w:t>Финансовая модель SoT v3</w:t>
+            <w:r>
+              <w:rPr>
+                <w:sz w:val="17"/>
+              </w:rPr>
+            </w:r>
+            <w:r>
+              <w:rPr>
+                <w:sz w:val="17"/>
+              </w:rPr>
+              <w:t>Финансовая модель свод показателей v5</w:t>
             </w:r>
           </w:p>
         </w:tc>
@@ -729,8 +883,15 @@
             <w:tcW w:type="dxa" w:w="4320"/>
           </w:tcPr>
           <w:p>
-            <w:r/>
-            <w:r>
+            <w:r>
+              <w:rPr>
+                <w:sz w:val="17"/>
+              </w:rPr>
+            </w:r>
+            <w:r>
+              <w:rPr>
+                <w:sz w:val="17"/>
+              </w:rPr>
               <w:t>9/10</w:t>
             </w:r>
           </w:p>
@@ -742,8 +903,15 @@
             <w:tcW w:type="dxa" w:w="4320"/>
           </w:tcPr>
           <w:p>
-            <w:r/>
-            <w:r>
+            <w:r>
+              <w:rPr>
+                <w:sz w:val="17"/>
+              </w:rPr>
+            </w:r>
+            <w:r>
+              <w:rPr>
+                <w:sz w:val="17"/>
+              </w:rPr>
               <w:t>Клиентское приложение (PWA)</w:t>
             </w:r>
           </w:p>
@@ -753,8 +921,15 @@
             <w:tcW w:type="dxa" w:w="4320"/>
           </w:tcPr>
           <w:p>
-            <w:r/>
-            <w:r>
+            <w:r>
+              <w:rPr>
+                <w:sz w:val="17"/>
+              </w:rPr>
+            </w:r>
+            <w:r>
+              <w:rPr>
+                <w:sz w:val="17"/>
+              </w:rPr>
               <w:t>9/10</w:t>
             </w:r>
           </w:p>
@@ -766,8 +941,15 @@
             <w:tcW w:type="dxa" w:w="4320"/>
           </w:tcPr>
           <w:p>
-            <w:r/>
-            <w:r>
+            <w:r>
+              <w:rPr>
+                <w:sz w:val="17"/>
+              </w:rPr>
+            </w:r>
+            <w:r>
+              <w:rPr>
+                <w:sz w:val="17"/>
+              </w:rPr>
               <w:t>Серверная часть</w:t>
             </w:r>
           </w:p>
@@ -777,8 +959,15 @@
             <w:tcW w:type="dxa" w:w="4320"/>
           </w:tcPr>
           <w:p>
-            <w:r/>
-            <w:r>
+            <w:r>
+              <w:rPr>
+                <w:sz w:val="17"/>
+              </w:rPr>
+            </w:r>
+            <w:r>
+              <w:rPr>
+                <w:sz w:val="17"/>
+              </w:rPr>
               <w:t>4/10</w:t>
             </w:r>
           </w:p>
@@ -790,8 +979,15 @@
             <w:tcW w:type="dxa" w:w="4320"/>
           </w:tcPr>
           <w:p>
-            <w:r/>
-            <w:r>
+            <w:r>
+              <w:rPr>
+                <w:sz w:val="17"/>
+              </w:rPr>
+            </w:r>
+            <w:r>
+              <w:rPr>
+                <w:sz w:val="17"/>
+              </w:rPr>
               <w:t>Лицензирование</w:t>
             </w:r>
           </w:p>
@@ -801,8 +997,15 @@
             <w:tcW w:type="dxa" w:w="4320"/>
           </w:tcPr>
           <w:p>
-            <w:r/>
-            <w:r>
+            <w:r>
+              <w:rPr>
+                <w:sz w:val="17"/>
+              </w:rPr>
+            </w:r>
+            <w:r>
+              <w:rPr>
+                <w:sz w:val="17"/>
+              </w:rPr>
               <w:t>3/10</w:t>
             </w:r>
           </w:p>
@@ -814,8 +1017,15 @@
             <w:tcW w:type="dxa" w:w="4320"/>
           </w:tcPr>
           <w:p>
-            <w:r/>
-            <w:r>
+            <w:r>
+              <w:rPr>
+                <w:sz w:val="17"/>
+              </w:rPr>
+            </w:r>
+            <w:r>
+              <w:rPr>
+                <w:sz w:val="17"/>
+              </w:rPr>
               <w:t>Брендинг и веб-сайт</w:t>
             </w:r>
           </w:p>
@@ -825,8 +1035,15 @@
             <w:tcW w:type="dxa" w:w="4320"/>
           </w:tcPr>
           <w:p>
-            <w:r/>
-            <w:r>
+            <w:r>
+              <w:rPr>
+                <w:sz w:val="17"/>
+              </w:rPr>
+            </w:r>
+            <w:r>
+              <w:rPr>
+                <w:sz w:val="17"/>
+              </w:rPr>
               <w:t>9/10</w:t>
             </w:r>
           </w:p>
@@ -838,8 +1055,15 @@
             <w:tcW w:type="dxa" w:w="4320"/>
           </w:tcPr>
           <w:p>
-            <w:r/>
-            <w:r>
+            <w:r>
+              <w:rPr>
+                <w:sz w:val="17"/>
+              </w:rPr>
+            </w:r>
+            <w:r>
+              <w:rPr>
+                <w:sz w:val="17"/>
+              </w:rPr>
               <w:t>Партнёрский каркас</w:t>
             </w:r>
           </w:p>
@@ -849,15 +1073,26 @@
             <w:tcW w:type="dxa" w:w="4320"/>
           </w:tcPr>
           <w:p>
-            <w:r/>
-            <w:r>
+            <w:r>
+              <w:rPr>
+                <w:sz w:val="17"/>
+              </w:rPr>
+            </w:r>
+            <w:r>
+              <w:rPr>
+                <w:sz w:val="17"/>
+              </w:rPr>
               <w:t>5/10</w:t>
             </w:r>
           </w:p>
         </w:tc>
       </w:tr>
     </w:tbl>
+    <w:p/>
     <w:p>
+      <w:pPr>
+        <w:jc w:val="both"/>
+      </w:pPr>
       <w:r>
         <w:t xml:space="preserve">Композитный балл post-Горизонт-III: </w:t>
       </w:r>
@@ -875,15 +1110,15 @@
       <w:pPr>
         <w:pStyle w:val="Heading1"/>
       </w:pPr>
-      <w:r/>
       <w:r>
         <w:t>Макроэкономический контекст · 26.05.2026</w:t>
       </w:r>
     </w:p>
     <w:tbl>
       <w:tblPr>
-        <w:tblStyle w:val="LightGrid-Accent1"/>
+        <w:tblStyle w:val="TableGrid"/>
         <w:tblW w:type="auto" w:w="0"/>
+        <w:jc w:val="center"/>
         <w:tblLook w:firstColumn="1" w:firstRow="1" w:lastColumn="0" w:lastRow="0" w:noHBand="0" w:noVBand="1" w:val="04A0"/>
       </w:tblPr>
       <w:tblGrid>
@@ -900,11 +1135,13 @@
             <w:r>
               <w:rPr>
                 <w:b/>
+                <w:sz w:val="17"/>
               </w:rPr>
             </w:r>
             <w:r>
               <w:rPr>
                 <w:b/>
+                <w:sz w:val="17"/>
               </w:rPr>
               <w:t>Параметр</w:t>
             </w:r>
@@ -918,11 +1155,13 @@
             <w:r>
               <w:rPr>
                 <w:b/>
+                <w:sz w:val="17"/>
               </w:rPr>
             </w:r>
             <w:r>
               <w:rPr>
                 <w:b/>
+                <w:sz w:val="17"/>
               </w:rPr>
               <w:t>Значение</w:t>
             </w:r>
@@ -936,11 +1175,13 @@
             <w:r>
               <w:rPr>
                 <w:b/>
+                <w:sz w:val="17"/>
               </w:rPr>
             </w:r>
             <w:r>
               <w:rPr>
                 <w:b/>
+                <w:sz w:val="17"/>
               </w:rPr>
               <w:t>Источник</w:t>
             </w:r>
@@ -953,8 +1194,15 @@
             <w:tcW w:type="dxa" w:w="2880"/>
           </w:tcPr>
           <w:p>
-            <w:r/>
-            <w:r>
+            <w:r>
+              <w:rPr>
+                <w:sz w:val="17"/>
+              </w:rPr>
+            </w:r>
+            <w:r>
+              <w:rPr>
+                <w:sz w:val="17"/>
+              </w:rPr>
               <w:t>Ключевая ставка ЦБ РФ</w:t>
             </w:r>
           </w:p>
@@ -964,10 +1212,15 @@
             <w:tcW w:type="dxa" w:w="2880"/>
           </w:tcPr>
           <w:p>
-            <w:r/>
+            <w:r>
+              <w:rPr>
+                <w:sz w:val="17"/>
+              </w:rPr>
+            </w:r>
             <w:r>
               <w:rPr>
                 <w:b/>
+                <w:sz w:val="17"/>
               </w:rPr>
               <w:t>14,50%</w:t>
             </w:r>
@@ -978,8 +1231,15 @@
             <w:tcW w:type="dxa" w:w="2880"/>
           </w:tcPr>
           <w:p>
-            <w:r/>
-            <w:r>
+            <w:r>
+              <w:rPr>
+                <w:sz w:val="17"/>
+              </w:rPr>
+            </w:r>
+            <w:r>
+              <w:rPr>
+                <w:sz w:val="17"/>
+              </w:rPr>
               <w:t>cbr.ru (с 28.04.2026)</w:t>
             </w:r>
           </w:p>
@@ -991,8 +1251,15 @@
             <w:tcW w:type="dxa" w:w="2880"/>
           </w:tcPr>
           <w:p>
-            <w:r/>
-            <w:r>
+            <w:r>
+              <w:rPr>
+                <w:sz w:val="17"/>
+              </w:rPr>
+            </w:r>
+            <w:r>
+              <w:rPr>
+                <w:sz w:val="17"/>
+              </w:rPr>
               <w:t>10Y ОФЗ рыночная</w:t>
             </w:r>
           </w:p>
@@ -1002,10 +1269,15 @@
             <w:tcW w:type="dxa" w:w="2880"/>
           </w:tcPr>
           <w:p>
-            <w:r/>
+            <w:r>
+              <w:rPr>
+                <w:sz w:val="17"/>
+              </w:rPr>
+            </w:r>
             <w:r>
               <w:rPr>
                 <w:b/>
+                <w:sz w:val="17"/>
               </w:rPr>
               <w:t>14,73%</w:t>
             </w:r>
@@ -1016,8 +1288,15 @@
             <w:tcW w:type="dxa" w:w="2880"/>
           </w:tcPr>
           <w:p>
-            <w:r/>
-            <w:r>
+            <w:r>
+              <w:rPr>
+                <w:sz w:val="17"/>
+              </w:rPr>
+            </w:r>
+            <w:r>
+              <w:rPr>
+                <w:sz w:val="17"/>
+              </w:rPr>
               <w:t>tradingeconomics (21.05.2026)</w:t>
             </w:r>
           </w:p>
@@ -1029,8 +1308,15 @@
             <w:tcW w:type="dxa" w:w="2880"/>
           </w:tcPr>
           <w:p>
-            <w:r/>
-            <w:r>
+            <w:r>
+              <w:rPr>
+                <w:sz w:val="17"/>
+              </w:rPr>
+            </w:r>
+            <w:r>
+              <w:rPr>
+                <w:sz w:val="17"/>
+              </w:rPr>
               <w:t>USD/RUB ЦБ РФ</w:t>
             </w:r>
           </w:p>
@@ -1040,10 +1326,15 @@
             <w:tcW w:type="dxa" w:w="2880"/>
           </w:tcPr>
           <w:p>
-            <w:r/>
+            <w:r>
+              <w:rPr>
+                <w:sz w:val="17"/>
+              </w:rPr>
+            </w:r>
             <w:r>
               <w:rPr>
                 <w:b/>
+                <w:sz w:val="17"/>
               </w:rPr>
               <w:t>71,5460</w:t>
             </w:r>
@@ -1054,8 +1345,15 @@
             <w:tcW w:type="dxa" w:w="2880"/>
           </w:tcPr>
           <w:p>
-            <w:r/>
-            <w:r>
+            <w:r>
+              <w:rPr>
+                <w:sz w:val="17"/>
+              </w:rPr>
+            </w:r>
+            <w:r>
+              <w:rPr>
+                <w:sz w:val="17"/>
+              </w:rPr>
               <w:t>cbr.ru (26.05.2026)</w:t>
             </w:r>
           </w:p>
@@ -1067,8 +1365,15 @@
             <w:tcW w:type="dxa" w:w="2880"/>
           </w:tcPr>
           <w:p>
-            <w:r/>
-            <w:r>
+            <w:r>
+              <w:rPr>
+                <w:sz w:val="17"/>
+              </w:rPr>
+            </w:r>
+            <w:r>
+              <w:rPr>
+                <w:sz w:val="17"/>
+              </w:rPr>
               <w:t>EUR/RUB ЦБ РФ</w:t>
             </w:r>
           </w:p>
@@ -1078,8 +1383,15 @@
             <w:tcW w:type="dxa" w:w="2880"/>
           </w:tcPr>
           <w:p>
-            <w:r/>
-            <w:r>
+            <w:r>
+              <w:rPr>
+                <w:sz w:val="17"/>
+              </w:rPr>
+            </w:r>
+            <w:r>
+              <w:rPr>
+                <w:sz w:val="17"/>
+              </w:rPr>
               <w:t>85,4493</w:t>
             </w:r>
           </w:p>
@@ -1089,8 +1401,15 @@
             <w:tcW w:type="dxa" w:w="2880"/>
           </w:tcPr>
           <w:p>
-            <w:r/>
-            <w:r>
+            <w:r>
+              <w:rPr>
+                <w:sz w:val="17"/>
+              </w:rPr>
+            </w:r>
+            <w:r>
+              <w:rPr>
+                <w:sz w:val="17"/>
+              </w:rPr>
               <w:t>cbr.ru (26.05.2026)</w:t>
             </w:r>
           </w:p>
@@ -1102,8 +1421,15 @@
             <w:tcW w:type="dxa" w:w="2880"/>
           </w:tcPr>
           <w:p>
-            <w:r/>
-            <w:r>
+            <w:r>
+              <w:rPr>
+                <w:sz w:val="17"/>
+              </w:rPr>
+            </w:r>
+            <w:r>
+              <w:rPr>
+                <w:sz w:val="17"/>
+              </w:rPr>
               <w:t>Damodaran ERP Russia</w:t>
             </w:r>
           </w:p>
@@ -1113,8 +1439,15 @@
             <w:tcW w:type="dxa" w:w="2880"/>
           </w:tcPr>
           <w:p>
-            <w:r/>
-            <w:r>
+            <w:r>
+              <w:rPr>
+                <w:sz w:val="17"/>
+              </w:rPr>
+            </w:r>
+            <w:r>
+              <w:rPr>
+                <w:sz w:val="17"/>
+              </w:rPr>
               <w:t>8,13%</w:t>
             </w:r>
           </w:p>
@@ -1124,8 +1457,15 @@
             <w:tcW w:type="dxa" w:w="2880"/>
           </w:tcPr>
           <w:p>
-            <w:r/>
-            <w:r>
+            <w:r>
+              <w:rPr>
+                <w:sz w:val="17"/>
+              </w:rPr>
+            </w:r>
+            <w:r>
+              <w:rPr>
+                <w:sz w:val="17"/>
+              </w:rPr>
               <w:t>ctryprem (05.01.2026)</w:t>
             </w:r>
           </w:p>
@@ -1137,8 +1477,15 @@
             <w:tcW w:type="dxa" w:w="2880"/>
           </w:tcPr>
           <w:p>
-            <w:r/>
-            <w:r>
+            <w:r>
+              <w:rPr>
+                <w:sz w:val="17"/>
+              </w:rPr>
+            </w:r>
+            <w:r>
+              <w:rPr>
+                <w:sz w:val="17"/>
+              </w:rPr>
               <w:t>Damodaran CRP Russia</w:t>
             </w:r>
           </w:p>
@@ -1148,8 +1495,15 @@
             <w:tcW w:type="dxa" w:w="2880"/>
           </w:tcPr>
           <w:p>
-            <w:r/>
-            <w:r>
+            <w:r>
+              <w:rPr>
+                <w:sz w:val="17"/>
+              </w:rPr>
+            </w:r>
+            <w:r>
+              <w:rPr>
+                <w:sz w:val="17"/>
+              </w:rPr>
               <w:t>3,90%</w:t>
             </w:r>
           </w:p>
@@ -1159,15 +1513,26 @@
             <w:tcW w:type="dxa" w:w="2880"/>
           </w:tcPr>
           <w:p>
-            <w:r/>
-            <w:r>
+            <w:r>
+              <w:rPr>
+                <w:sz w:val="17"/>
+              </w:rPr>
+            </w:r>
+            <w:r>
+              <w:rPr>
+                <w:sz w:val="17"/>
+              </w:rPr>
               <w:t>ctryprem (05.01.2026)</w:t>
             </w:r>
           </w:p>
         </w:tc>
       </w:tr>
     </w:tbl>
+    <w:p/>
     <w:p>
+      <w:pPr>
+        <w:jc w:val="both"/>
+      </w:pPr>
       <w:r>
         <w:t>Прогноз ЦБ на 2027 — средняя КС 8–10% → встречный положительный фактор к WACC.</w:t>
       </w:r>
@@ -1176,7 +1541,6 @@
       <w:pPr>
         <w:pStyle w:val="Heading1"/>
       </w:pPr>
-      <w:r/>
       <w:r>
         <w:t>Глобальный рынок RWA · 2026</w:t>
       </w:r>
@@ -1221,8 +1585,9 @@
     </w:p>
     <w:tbl>
       <w:tblPr>
-        <w:tblStyle w:val="LightGrid-Accent1"/>
+        <w:tblStyle w:val="TableGrid"/>
         <w:tblW w:type="auto" w:w="0"/>
+        <w:jc w:val="center"/>
         <w:tblLook w:firstColumn="1" w:firstRow="1" w:lastColumn="0" w:lastRow="0" w:noHBand="0" w:noVBand="1" w:val="04A0"/>
       </w:tblPr>
       <w:tblGrid>
@@ -1241,11 +1606,13 @@
             <w:r>
               <w:rPr>
                 <w:b/>
+                <w:sz w:val="17"/>
               </w:rPr>
             </w:r>
             <w:r>
               <w:rPr>
                 <w:b/>
+                <w:sz w:val="17"/>
               </w:rPr>
               <w:t>Платформа</w:t>
             </w:r>
@@ -1259,11 +1626,13 @@
             <w:r>
               <w:rPr>
                 <w:b/>
+                <w:sz w:val="17"/>
               </w:rPr>
             </w:r>
             <w:r>
               <w:rPr>
                 <w:b/>
+                <w:sz w:val="17"/>
               </w:rPr>
               <w:t>Юрисдикция</w:t>
             </w:r>
@@ -1277,11 +1646,13 @@
             <w:r>
               <w:rPr>
                 <w:b/>
+                <w:sz w:val="17"/>
               </w:rPr>
             </w:r>
             <w:r>
               <w:rPr>
                 <w:b/>
+                <w:sz w:val="17"/>
               </w:rPr>
               <w:t>Стадия</w:t>
             </w:r>
@@ -1295,11 +1666,13 @@
             <w:r>
               <w:rPr>
                 <w:b/>
+                <w:sz w:val="17"/>
               </w:rPr>
             </w:r>
             <w:r>
               <w:rPr>
                 <w:b/>
+                <w:sz w:val="17"/>
               </w:rPr>
               <w:t>EV, $ млн</w:t>
             </w:r>
@@ -1313,11 +1686,13 @@
             <w:r>
               <w:rPr>
                 <w:b/>
+                <w:sz w:val="17"/>
               </w:rPr>
             </w:r>
             <w:r>
               <w:rPr>
                 <w:b/>
+                <w:sz w:val="17"/>
               </w:rPr>
               <w:t>EV/Revenue</w:t>
             </w:r>
@@ -1330,8 +1705,15 @@
             <w:tcW w:type="dxa" w:w="1728"/>
           </w:tcPr>
           <w:p>
-            <w:r/>
-            <w:r>
+            <w:r>
+              <w:rPr>
+                <w:sz w:val="17"/>
+              </w:rPr>
+            </w:r>
+            <w:r>
+              <w:rPr>
+                <w:sz w:val="17"/>
+              </w:rPr>
               <w:t>Securitize</w:t>
             </w:r>
           </w:p>
@@ -1341,8 +1723,15 @@
             <w:tcW w:type="dxa" w:w="1728"/>
           </w:tcPr>
           <w:p>
-            <w:r/>
-            <w:r>
+            <w:r>
+              <w:rPr>
+                <w:sz w:val="17"/>
+              </w:rPr>
+            </w:r>
+            <w:r>
+              <w:rPr>
+                <w:sz w:val="17"/>
+              </w:rPr>
               <w:t>US</w:t>
             </w:r>
           </w:p>
@@ -1352,8 +1741,15 @@
             <w:tcW w:type="dxa" w:w="1728"/>
           </w:tcPr>
           <w:p>
-            <w:r/>
-            <w:r>
+            <w:r>
+              <w:rPr>
+                <w:sz w:val="17"/>
+              </w:rPr>
+            </w:r>
+            <w:r>
+              <w:rPr>
+                <w:sz w:val="17"/>
+              </w:rPr>
               <w:t>Series C</w:t>
             </w:r>
           </w:p>
@@ -1363,8 +1759,15 @@
             <w:tcW w:type="dxa" w:w="1728"/>
           </w:tcPr>
           <w:p>
-            <w:r/>
-            <w:r>
+            <w:r>
+              <w:rPr>
+                <w:sz w:val="17"/>
+              </w:rPr>
+            </w:r>
+            <w:r>
+              <w:rPr>
+                <w:sz w:val="17"/>
+              </w:rPr>
               <w:t>980</w:t>
             </w:r>
           </w:p>
@@ -1374,8 +1777,15 @@
             <w:tcW w:type="dxa" w:w="1728"/>
           </w:tcPr>
           <w:p>
-            <w:r/>
-            <w:r>
+            <w:r>
+              <w:rPr>
+                <w:sz w:val="17"/>
+              </w:rPr>
+            </w:r>
+            <w:r>
+              <w:rPr>
+                <w:sz w:val="17"/>
+              </w:rPr>
               <w:t>16,3×</w:t>
             </w:r>
           </w:p>
@@ -1387,8 +1797,15 @@
             <w:tcW w:type="dxa" w:w="1728"/>
           </w:tcPr>
           <w:p>
-            <w:r/>
-            <w:r>
+            <w:r>
+              <w:rPr>
+                <w:sz w:val="17"/>
+              </w:rPr>
+            </w:r>
+            <w:r>
+              <w:rPr>
+                <w:sz w:val="17"/>
+              </w:rPr>
               <w:t>Polymath / Tokeny</w:t>
             </w:r>
           </w:p>
@@ -1398,8 +1815,15 @@
             <w:tcW w:type="dxa" w:w="1728"/>
           </w:tcPr>
           <w:p>
-            <w:r/>
-            <w:r>
+            <w:r>
+              <w:rPr>
+                <w:sz w:val="17"/>
+              </w:rPr>
+            </w:r>
+            <w:r>
+              <w:rPr>
+                <w:sz w:val="17"/>
+              </w:rPr>
               <w:t>CA · LUX</w:t>
             </w:r>
           </w:p>
@@ -1409,8 +1833,15 @@
             <w:tcW w:type="dxa" w:w="1728"/>
           </w:tcPr>
           <w:p>
-            <w:r/>
-            <w:r>
+            <w:r>
+              <w:rPr>
+                <w:sz w:val="17"/>
+              </w:rPr>
+            </w:r>
+            <w:r>
+              <w:rPr>
+                <w:sz w:val="17"/>
+              </w:rPr>
               <w:t>Late</w:t>
             </w:r>
           </w:p>
@@ -1420,8 +1851,15 @@
             <w:tcW w:type="dxa" w:w="1728"/>
           </w:tcPr>
           <w:p>
-            <w:r/>
-            <w:r>
+            <w:r>
+              <w:rPr>
+                <w:sz w:val="17"/>
+              </w:rPr>
+            </w:r>
+            <w:r>
+              <w:rPr>
+                <w:sz w:val="17"/>
+              </w:rPr>
               <w:t>280</w:t>
             </w:r>
           </w:p>
@@ -1431,8 +1869,15 @@
             <w:tcW w:type="dxa" w:w="1728"/>
           </w:tcPr>
           <w:p>
-            <w:r/>
-            <w:r>
+            <w:r>
+              <w:rPr>
+                <w:sz w:val="17"/>
+              </w:rPr>
+            </w:r>
+            <w:r>
+              <w:rPr>
+                <w:sz w:val="17"/>
+              </w:rPr>
               <w:t>15,6×</w:t>
             </w:r>
           </w:p>
@@ -1444,8 +1889,15 @@
             <w:tcW w:type="dxa" w:w="1728"/>
           </w:tcPr>
           <w:p>
-            <w:r/>
-            <w:r>
+            <w:r>
+              <w:rPr>
+                <w:sz w:val="17"/>
+              </w:rPr>
+            </w:r>
+            <w:r>
+              <w:rPr>
+                <w:sz w:val="17"/>
+              </w:rPr>
               <w:t>HQLAx</w:t>
             </w:r>
           </w:p>
@@ -1455,8 +1907,15 @@
             <w:tcW w:type="dxa" w:w="1728"/>
           </w:tcPr>
           <w:p>
-            <w:r/>
-            <w:r>
+            <w:r>
+              <w:rPr>
+                <w:sz w:val="17"/>
+              </w:rPr>
+            </w:r>
+            <w:r>
+              <w:rPr>
+                <w:sz w:val="17"/>
+              </w:rPr>
               <w:t>CH</w:t>
             </w:r>
           </w:p>
@@ -1466,8 +1925,15 @@
             <w:tcW w:type="dxa" w:w="1728"/>
           </w:tcPr>
           <w:p>
-            <w:r/>
-            <w:r>
+            <w:r>
+              <w:rPr>
+                <w:sz w:val="17"/>
+              </w:rPr>
+            </w:r>
+            <w:r>
+              <w:rPr>
+                <w:sz w:val="17"/>
+              </w:rPr>
               <w:t>Series B</w:t>
             </w:r>
           </w:p>
@@ -1477,8 +1943,15 @@
             <w:tcW w:type="dxa" w:w="1728"/>
           </w:tcPr>
           <w:p>
-            <w:r/>
-            <w:r>
+            <w:r>
+              <w:rPr>
+                <w:sz w:val="17"/>
+              </w:rPr>
+            </w:r>
+            <w:r>
+              <w:rPr>
+                <w:sz w:val="17"/>
+              </w:rPr>
               <w:t>180</w:t>
             </w:r>
           </w:p>
@@ -1488,8 +1961,15 @@
             <w:tcW w:type="dxa" w:w="1728"/>
           </w:tcPr>
           <w:p>
-            <w:r/>
-            <w:r>
+            <w:r>
+              <w:rPr>
+                <w:sz w:val="17"/>
+              </w:rPr>
+            </w:r>
+            <w:r>
+              <w:rPr>
+                <w:sz w:val="17"/>
+              </w:rPr>
               <w:t>12,9×</w:t>
             </w:r>
           </w:p>
@@ -1501,8 +1981,15 @@
             <w:tcW w:type="dxa" w:w="1728"/>
           </w:tcPr>
           <w:p>
-            <w:r/>
-            <w:r>
+            <w:r>
+              <w:rPr>
+                <w:sz w:val="17"/>
+              </w:rPr>
+            </w:r>
+            <w:r>
+              <w:rPr>
+                <w:sz w:val="17"/>
+              </w:rPr>
               <w:t>Atomyze</w:t>
             </w:r>
           </w:p>
@@ -1512,8 +1999,15 @@
             <w:tcW w:type="dxa" w:w="1728"/>
           </w:tcPr>
           <w:p>
-            <w:r/>
-            <w:r>
+            <w:r>
+              <w:rPr>
+                <w:sz w:val="17"/>
+              </w:rPr>
+            </w:r>
+            <w:r>
+              <w:rPr>
+                <w:sz w:val="17"/>
+              </w:rPr>
               <w:t>RU</w:t>
             </w:r>
           </w:p>
@@ -1523,8 +2017,15 @@
             <w:tcW w:type="dxa" w:w="1728"/>
           </w:tcPr>
           <w:p>
-            <w:r/>
-            <w:r>
+            <w:r>
+              <w:rPr>
+                <w:sz w:val="17"/>
+              </w:rPr>
+            </w:r>
+            <w:r>
+              <w:rPr>
+                <w:sz w:val="17"/>
+              </w:rPr>
               <w:t>Series A</w:t>
             </w:r>
           </w:p>
@@ -1534,8 +2035,15 @@
             <w:tcW w:type="dxa" w:w="1728"/>
           </w:tcPr>
           <w:p>
-            <w:r/>
-            <w:r>
+            <w:r>
+              <w:rPr>
+                <w:sz w:val="17"/>
+              </w:rPr>
+            </w:r>
+            <w:r>
+              <w:rPr>
+                <w:sz w:val="17"/>
+              </w:rPr>
               <w:t>~85</w:t>
             </w:r>
           </w:p>
@@ -1545,8 +2053,15 @@
             <w:tcW w:type="dxa" w:w="1728"/>
           </w:tcPr>
           <w:p>
-            <w:r/>
-            <w:r>
+            <w:r>
+              <w:rPr>
+                <w:sz w:val="17"/>
+              </w:rPr>
+            </w:r>
+            <w:r>
+              <w:rPr>
+                <w:sz w:val="17"/>
+              </w:rPr>
               <w:t>14,2×</w:t>
             </w:r>
           </w:p>
@@ -1558,8 +2073,15 @@
             <w:tcW w:type="dxa" w:w="1728"/>
           </w:tcPr>
           <w:p>
-            <w:r/>
-            <w:r>
+            <w:r>
+              <w:rPr>
+                <w:sz w:val="17"/>
+              </w:rPr>
+            </w:r>
+            <w:r>
+              <w:rPr>
+                <w:sz w:val="17"/>
+              </w:rPr>
               <w:t>СберCFA</w:t>
             </w:r>
           </w:p>
@@ -1569,8 +2091,15 @@
             <w:tcW w:type="dxa" w:w="1728"/>
           </w:tcPr>
           <w:p>
-            <w:r/>
-            <w:r>
+            <w:r>
+              <w:rPr>
+                <w:sz w:val="17"/>
+              </w:rPr>
+            </w:r>
+            <w:r>
+              <w:rPr>
+                <w:sz w:val="17"/>
+              </w:rPr>
               <w:t>RU</w:t>
             </w:r>
           </w:p>
@@ -1580,8 +2109,15 @@
             <w:tcW w:type="dxa" w:w="1728"/>
           </w:tcPr>
           <w:p>
-            <w:r/>
-            <w:r>
+            <w:r>
+              <w:rPr>
+                <w:sz w:val="17"/>
+              </w:rPr>
+            </w:r>
+            <w:r>
+              <w:rPr>
+                <w:sz w:val="17"/>
+              </w:rPr>
               <w:t>Mature</w:t>
             </w:r>
           </w:p>
@@ -1591,8 +2127,15 @@
             <w:tcW w:type="dxa" w:w="1728"/>
           </w:tcPr>
           <w:p>
-            <w:r/>
-            <w:r>
+            <w:r>
+              <w:rPr>
+                <w:sz w:val="17"/>
+              </w:rPr>
+            </w:r>
+            <w:r>
+              <w:rPr>
+                <w:sz w:val="17"/>
+              </w:rPr>
               <w:t>~230</w:t>
             </w:r>
           </w:p>
@@ -1602,8 +2145,15 @@
             <w:tcW w:type="dxa" w:w="1728"/>
           </w:tcPr>
           <w:p>
-            <w:r/>
-            <w:r>
+            <w:r>
+              <w:rPr>
+                <w:sz w:val="17"/>
+              </w:rPr>
+            </w:r>
+            <w:r>
+              <w:rPr>
+                <w:sz w:val="17"/>
+              </w:rPr>
               <w:t>10,5×</w:t>
             </w:r>
           </w:p>
@@ -1615,10 +2165,15 @@
             <w:tcW w:type="dxa" w:w="1728"/>
           </w:tcPr>
           <w:p>
-            <w:r/>
+            <w:r>
+              <w:rPr>
+                <w:sz w:val="17"/>
+              </w:rPr>
+            </w:r>
             <w:r>
               <w:rPr>
                 <w:b/>
+                <w:sz w:val="17"/>
               </w:rPr>
               <w:t>Медиана 2026</w:t>
             </w:r>
@@ -1629,7 +2184,11 @@
             <w:tcW w:type="dxa" w:w="1728"/>
           </w:tcPr>
           <w:p>
-            <w:r/>
+            <w:r>
+              <w:rPr>
+                <w:sz w:val="17"/>
+              </w:rPr>
+            </w:r>
           </w:p>
         </w:tc>
         <w:tc>
@@ -1637,7 +2196,11 @@
             <w:tcW w:type="dxa" w:w="1728"/>
           </w:tcPr>
           <w:p>
-            <w:r/>
+            <w:r>
+              <w:rPr>
+                <w:sz w:val="17"/>
+              </w:rPr>
+            </w:r>
           </w:p>
         </w:tc>
         <w:tc>
@@ -1645,7 +2208,11 @@
             <w:tcW w:type="dxa" w:w="1728"/>
           </w:tcPr>
           <w:p>
-            <w:r/>
+            <w:r>
+              <w:rPr>
+                <w:sz w:val="17"/>
+              </w:rPr>
+            </w:r>
           </w:p>
         </w:tc>
         <w:tc>
@@ -1653,10 +2220,15 @@
             <w:tcW w:type="dxa" w:w="1728"/>
           </w:tcPr>
           <w:p>
-            <w:r/>
+            <w:r>
+              <w:rPr>
+                <w:sz w:val="17"/>
+              </w:rPr>
+            </w:r>
             <w:r>
               <w:rPr>
                 <w:b/>
+                <w:sz w:val="17"/>
               </w:rPr>
               <w:t>14,2×</w:t>
             </w:r>
@@ -1664,19 +2236,20 @@
         </w:tc>
       </w:tr>
     </w:tbl>
+    <w:p/>
     <w:p>
       <w:pPr>
         <w:pStyle w:val="Heading1"/>
       </w:pPr>
-      <w:r/>
       <w:r>
-        <w:t>Целевая залоговая ёмкость · ₽ 25,5 трлн</w:t>
+        <w:t>Целевая залоговая ёмкость · ₽ 25 трлн</w:t>
       </w:r>
     </w:p>
     <w:tbl>
       <w:tblPr>
-        <w:tblStyle w:val="LightGrid-Accent1"/>
+        <w:tblStyle w:val="TableGrid"/>
         <w:tblW w:type="auto" w:w="0"/>
+        <w:jc w:val="center"/>
         <w:tblLook w:firstColumn="1" w:firstRow="1" w:lastColumn="0" w:lastRow="0" w:noHBand="0" w:noVBand="1" w:val="04A0"/>
       </w:tblPr>
       <w:tblGrid>
@@ -1693,11 +2266,13 @@
             <w:r>
               <w:rPr>
                 <w:b/>
+                <w:sz w:val="17"/>
               </w:rPr>
             </w:r>
             <w:r>
               <w:rPr>
                 <w:b/>
+                <w:sz w:val="17"/>
               </w:rPr>
               <w:t>Сегмент</w:t>
             </w:r>
@@ -1711,11 +2286,13 @@
             <w:r>
               <w:rPr>
                 <w:b/>
+                <w:sz w:val="17"/>
               </w:rPr>
             </w:r>
             <w:r>
               <w:rPr>
                 <w:b/>
+                <w:sz w:val="17"/>
               </w:rPr>
               <w:t>Объём, трлн ₽</w:t>
             </w:r>
@@ -1729,11 +2306,13 @@
             <w:r>
               <w:rPr>
                 <w:b/>
+                <w:sz w:val="17"/>
               </w:rPr>
             </w:r>
             <w:r>
               <w:rPr>
                 <w:b/>
+                <w:sz w:val="17"/>
               </w:rPr>
               <w:t>Адресуемая, трлн ₽</w:t>
             </w:r>
@@ -1746,8 +2325,15 @@
             <w:tcW w:type="dxa" w:w="2880"/>
           </w:tcPr>
           <w:p>
-            <w:r/>
-            <w:r>
+            <w:r>
+              <w:rPr>
+                <w:sz w:val="17"/>
+              </w:rPr>
+            </w:r>
+            <w:r>
+              <w:rPr>
+                <w:sz w:val="17"/>
+              </w:rPr>
               <w:t>Жилой фонд</w:t>
             </w:r>
           </w:p>
@@ -1757,8 +2343,15 @@
             <w:tcW w:type="dxa" w:w="2880"/>
           </w:tcPr>
           <w:p>
-            <w:r/>
-            <w:r>
+            <w:r>
+              <w:rPr>
+                <w:sz w:val="17"/>
+              </w:rPr>
+            </w:r>
+            <w:r>
+              <w:rPr>
+                <w:sz w:val="17"/>
+              </w:rPr>
               <w:t>400</w:t>
             </w:r>
           </w:p>
@@ -1768,8 +2361,15 @@
             <w:tcW w:type="dxa" w:w="2880"/>
           </w:tcPr>
           <w:p>
-            <w:r/>
-            <w:r>
+            <w:r>
+              <w:rPr>
+                <w:sz w:val="17"/>
+              </w:rPr>
+            </w:r>
+            <w:r>
+              <w:rPr>
+                <w:sz w:val="17"/>
+              </w:rPr>
               <w:t>20,0</w:t>
             </w:r>
           </w:p>
@@ -1781,8 +2381,15 @@
             <w:tcW w:type="dxa" w:w="2880"/>
           </w:tcPr>
           <w:p>
-            <w:r/>
-            <w:r>
+            <w:r>
+              <w:rPr>
+                <w:sz w:val="17"/>
+              </w:rPr>
+            </w:r>
+            <w:r>
+              <w:rPr>
+                <w:sz w:val="17"/>
+              </w:rPr>
               <w:t>Коммерческая</w:t>
             </w:r>
           </w:p>
@@ -1792,8 +2399,15 @@
             <w:tcW w:type="dxa" w:w="2880"/>
           </w:tcPr>
           <w:p>
-            <w:r/>
-            <w:r>
+            <w:r>
+              <w:rPr>
+                <w:sz w:val="17"/>
+              </w:rPr>
+            </w:r>
+            <w:r>
+              <w:rPr>
+                <w:sz w:val="17"/>
+              </w:rPr>
               <w:t>45</w:t>
             </w:r>
           </w:p>
@@ -1803,8 +2417,15 @@
             <w:tcW w:type="dxa" w:w="2880"/>
           </w:tcPr>
           <w:p>
-            <w:r/>
-            <w:r>
+            <w:r>
+              <w:rPr>
+                <w:sz w:val="17"/>
+              </w:rPr>
+            </w:r>
+            <w:r>
+              <w:rPr>
+                <w:sz w:val="17"/>
+              </w:rPr>
               <w:t>2,5</w:t>
             </w:r>
           </w:p>
@@ -1816,8 +2437,15 @@
             <w:tcW w:type="dxa" w:w="2880"/>
           </w:tcPr>
           <w:p>
-            <w:r/>
-            <w:r>
+            <w:r>
+              <w:rPr>
+                <w:sz w:val="17"/>
+              </w:rPr>
+            </w:r>
+            <w:r>
+              <w:rPr>
+                <w:sz w:val="17"/>
+              </w:rPr>
               <w:t>Земельные участки</w:t>
             </w:r>
           </w:p>
@@ -1827,8 +2455,15 @@
             <w:tcW w:type="dxa" w:w="2880"/>
           </w:tcPr>
           <w:p>
-            <w:r/>
-            <w:r>
+            <w:r>
+              <w:rPr>
+                <w:sz w:val="17"/>
+              </w:rPr>
+            </w:r>
+            <w:r>
+              <w:rPr>
+                <w:sz w:val="17"/>
+              </w:rPr>
               <w:t>62</w:t>
             </w:r>
           </w:p>
@@ -1838,8 +2473,15 @@
             <w:tcW w:type="dxa" w:w="2880"/>
           </w:tcPr>
           <w:p>
-            <w:r/>
-            <w:r>
+            <w:r>
+              <w:rPr>
+                <w:sz w:val="17"/>
+              </w:rPr>
+            </w:r>
+            <w:r>
+              <w:rPr>
+                <w:sz w:val="17"/>
+              </w:rPr>
               <w:t>3,0</w:t>
             </w:r>
           </w:p>
@@ -1851,10 +2493,15 @@
             <w:tcW w:type="dxa" w:w="2880"/>
           </w:tcPr>
           <w:p>
-            <w:r/>
+            <w:r>
+              <w:rPr>
+                <w:sz w:val="17"/>
+              </w:rPr>
+            </w:r>
             <w:r>
               <w:rPr>
                 <w:b/>
+                <w:sz w:val="17"/>
               </w:rPr>
               <w:t>ИТОГО</w:t>
             </w:r>
@@ -1865,10 +2512,15 @@
             <w:tcW w:type="dxa" w:w="2880"/>
           </w:tcPr>
           <w:p>
-            <w:r/>
+            <w:r>
+              <w:rPr>
+                <w:sz w:val="17"/>
+              </w:rPr>
+            </w:r>
             <w:r>
               <w:rPr>
                 <w:b/>
+                <w:sz w:val="17"/>
               </w:rPr>
               <w:t>507</w:t>
             </w:r>
@@ -1879,23 +2531,35 @@
             <w:tcW w:type="dxa" w:w="2880"/>
           </w:tcPr>
           <w:p>
-            <w:r/>
+            <w:r>
+              <w:rPr>
+                <w:sz w:val="17"/>
+              </w:rPr>
+            </w:r>
             <w:r>
               <w:rPr>
                 <w:b/>
-              </w:rPr>
-              <w:t>25,5</w:t>
+                <w:sz w:val="17"/>
+              </w:rPr>
+              <w:t>25,4</w:t>
             </w:r>
           </w:p>
         </w:tc>
       </w:tr>
     </w:tbl>
+    <w:p/>
     <w:p>
+      <w:pPr>
+        <w:jc w:val="both"/>
+      </w:pPr>
       <w:r>
         <w:t>Логика: 10% активов вовлечены в систему ЦФА на 10 лет; LTV 50% (Базель).</w:t>
       </w:r>
     </w:p>
     <w:p>
+      <w:pPr>
+        <w:jc w:val="both"/>
+      </w:pPr>
       <w:r>
         <w:t>Целевая доля рынка год 10: Base 18%, Conservative 7%, Optimistic 25%.</w:t>
       </w:r>
@@ -1904,7 +2568,6 @@
       <w:pPr>
         <w:pStyle w:val="Heading1"/>
       </w:pPr>
-      <w:r/>
       <w:r>
         <w:t>Институциональный контур Stage 1</w:t>
       </w:r>
@@ -1997,15 +2660,15 @@
       <w:pPr>
         <w:pStyle w:val="Heading1"/>
       </w:pPr>
-      <w:r/>
       <w:r>
         <w:t>Методология · триангуляция</w:t>
       </w:r>
     </w:p>
     <w:tbl>
       <w:tblPr>
-        <w:tblStyle w:val="LightGrid-Accent1"/>
+        <w:tblStyle w:val="TableGrid"/>
         <w:tblW w:type="auto" w:w="0"/>
+        <w:jc w:val="center"/>
         <w:tblLook w:firstColumn="1" w:firstRow="1" w:lastColumn="0" w:lastRow="0" w:noHBand="0" w:noVBand="1" w:val="04A0"/>
       </w:tblPr>
       <w:tblGrid>
@@ -2022,11 +2685,13 @@
             <w:r>
               <w:rPr>
                 <w:b/>
+                <w:sz w:val="17"/>
               </w:rPr>
             </w:r>
             <w:r>
               <w:rPr>
                 <w:b/>
+                <w:sz w:val="17"/>
               </w:rPr>
               <w:t>Метод</w:t>
             </w:r>
@@ -2040,11 +2705,13 @@
             <w:r>
               <w:rPr>
                 <w:b/>
+                <w:sz w:val="17"/>
               </w:rPr>
             </w:r>
             <w:r>
               <w:rPr>
                 <w:b/>
+                <w:sz w:val="17"/>
               </w:rPr>
               <w:t>Вес</w:t>
             </w:r>
@@ -2058,11 +2725,13 @@
             <w:r>
               <w:rPr>
                 <w:b/>
+                <w:sz w:val="17"/>
               </w:rPr>
             </w:r>
             <w:r>
               <w:rPr>
                 <w:b/>
+                <w:sz w:val="17"/>
               </w:rPr>
               <w:t>Применение</w:t>
             </w:r>
@@ -2075,12 +2744,17 @@
             <w:tcW w:type="dxa" w:w="2880"/>
           </w:tcPr>
           <w:p>
-            <w:r/>
+            <w:r>
+              <w:rPr>
+                <w:sz w:val="17"/>
+              </w:rPr>
+            </w:r>
             <w:r>
               <w:rPr>
                 <w:b/>
-              </w:rPr>
-              <w:t>DCF</w:t>
+                <w:sz w:val="17"/>
+              </w:rPr>
+              <w:t>Доходный (DCF)</w:t>
             </w:r>
           </w:p>
         </w:tc>
@@ -2089,8 +2763,15 @@
             <w:tcW w:type="dxa" w:w="2880"/>
           </w:tcPr>
           <w:p>
-            <w:r/>
-            <w:r>
+            <w:r>
+              <w:rPr>
+                <w:sz w:val="17"/>
+              </w:rPr>
+            </w:r>
+            <w:r>
+              <w:rPr>
+                <w:sz w:val="17"/>
+              </w:rPr>
               <w:t>35%</w:t>
             </w:r>
           </w:p>
@@ -2100,9 +2781,16 @@
             <w:tcW w:type="dxa" w:w="2880"/>
           </w:tcPr>
           <w:p>
-            <w:r/>
-            <w:r>
-              <w:t>multi-stage TV, WACC 29,5% RUB</w:t>
+            <w:r>
+              <w:rPr>
+                <w:sz w:val="17"/>
+              </w:rPr>
+            </w:r>
+            <w:r>
+              <w:rPr>
+                <w:sz w:val="17"/>
+              </w:rPr>
+              <w:t>терминальная стоимость по Гордону, ставка 29,58%</w:t>
             </w:r>
           </w:p>
         </w:tc>
@@ -2113,10 +2801,15 @@
             <w:tcW w:type="dxa" w:w="2880"/>
           </w:tcPr>
           <w:p>
-            <w:r/>
+            <w:r>
+              <w:rPr>
+                <w:sz w:val="17"/>
+              </w:rPr>
+            </w:r>
             <w:r>
               <w:rPr>
                 <w:b/>
+                <w:sz w:val="17"/>
               </w:rPr>
               <w:t>Multiples</w:t>
             </w:r>
@@ -2127,8 +2820,15 @@
             <w:tcW w:type="dxa" w:w="2880"/>
           </w:tcPr>
           <w:p>
-            <w:r/>
-            <w:r>
+            <w:r>
+              <w:rPr>
+                <w:sz w:val="17"/>
+              </w:rPr>
+            </w:r>
+            <w:r>
+              <w:rPr>
+                <w:sz w:val="17"/>
+              </w:rPr>
               <w:t>30%</w:t>
             </w:r>
           </w:p>
@@ -2138,8 +2838,15 @@
             <w:tcW w:type="dxa" w:w="2880"/>
           </w:tcPr>
           <w:p>
-            <w:r/>
-            <w:r>
+            <w:r>
+              <w:rPr>
+                <w:sz w:val="17"/>
+              </w:rPr>
+            </w:r>
+            <w:r>
+              <w:rPr>
+                <w:sz w:val="17"/>
+              </w:rPr>
               <w:t>EV/Revenue 5Y · 14,2× медиана</w:t>
             </w:r>
           </w:p>
@@ -2151,10 +2858,15 @@
             <w:tcW w:type="dxa" w:w="2880"/>
           </w:tcPr>
           <w:p>
-            <w:r/>
+            <w:r>
+              <w:rPr>
+                <w:sz w:val="17"/>
+              </w:rPr>
+            </w:r>
             <w:r>
               <w:rPr>
                 <w:b/>
+                <w:sz w:val="17"/>
               </w:rPr>
               <w:t>Risk-Adjusted Berkus</w:t>
             </w:r>
@@ -2165,8 +2877,15 @@
             <w:tcW w:type="dxa" w:w="2880"/>
           </w:tcPr>
           <w:p>
-            <w:r/>
-            <w:r>
+            <w:r>
+              <w:rPr>
+                <w:sz w:val="17"/>
+              </w:rPr>
+            </w:r>
+            <w:r>
+              <w:rPr>
+                <w:sz w:val="17"/>
+              </w:rPr>
               <w:t>25%</w:t>
             </w:r>
           </w:p>
@@ -2176,8 +2895,15 @@
             <w:tcW w:type="dxa" w:w="2880"/>
           </w:tcPr>
           <w:p>
-            <w:r/>
-            <w:r>
+            <w:r>
+              <w:rPr>
+                <w:sz w:val="17"/>
+              </w:rPr>
+            </w:r>
+            <w:r>
+              <w:rPr>
+                <w:sz w:val="17"/>
+              </w:rPr>
               <w:t>×17 для российского масштаба</w:t>
             </w:r>
           </w:p>
@@ -2189,10 +2915,15 @@
             <w:tcW w:type="dxa" w:w="2880"/>
           </w:tcPr>
           <w:p>
-            <w:r/>
+            <w:r>
+              <w:rPr>
+                <w:sz w:val="17"/>
+              </w:rPr>
+            </w:r>
             <w:r>
               <w:rPr>
                 <w:b/>
+                <w:sz w:val="17"/>
               </w:rPr>
               <w:t>Replacement Cost</w:t>
             </w:r>
@@ -2203,8 +2934,15 @@
             <w:tcW w:type="dxa" w:w="2880"/>
           </w:tcPr>
           <w:p>
-            <w:r/>
-            <w:r>
+            <w:r>
+              <w:rPr>
+                <w:sz w:val="17"/>
+              </w:rPr>
+            </w:r>
+            <w:r>
+              <w:rPr>
+                <w:sz w:val="17"/>
+              </w:rPr>
               <w:t>10%</w:t>
             </w:r>
           </w:p>
@@ -2214,17 +2952,28 @@
             <w:tcW w:type="dxa" w:w="2880"/>
           </w:tcPr>
           <w:p>
-            <w:r/>
-            <w:r>
+            <w:r>
+              <w:rPr>
+                <w:sz w:val="17"/>
+              </w:rPr>
+            </w:r>
+            <w:r>
+              <w:rPr>
+                <w:sz w:val="17"/>
+              </w:rPr>
               <w:t>×1,75 премия за защищённый IP</w:t>
             </w:r>
           </w:p>
         </w:tc>
       </w:tr>
     </w:tbl>
+    <w:p/>
     <w:p>
+      <w:pPr>
+        <w:jc w:val="both"/>
+      </w:pPr>
       <w:r>
-        <w:t xml:space="preserve">Единый stage discount </w:t>
+        <w:t xml:space="preserve">Скидка за стадию </w:t>
       </w:r>
       <w:r>
         <w:rPr>
@@ -2233,10 +2982,13 @@
         <w:t>60%</w:t>
       </w:r>
       <w:r>
-        <w:t xml:space="preserve"> поверх свёртки (без double-counting).</w:t>
+        <w:t xml:space="preserve"> применяется один раз — внутри доходного подхода. Величины сравнительного подхода, Беркуса и затратного подхода стадию уже учитывают.</w:t>
       </w:r>
     </w:p>
     <w:p>
+      <w:pPr>
+        <w:jc w:val="both"/>
+      </w:pPr>
       <w:r>
         <w:t>Стандарты: IVS 2025 · IFRS 13 · ФСО I–VI · AICPA SSVS-1 · IPEV.</w:t>
       </w:r>
@@ -2245,15 +2997,15 @@
       <w:pPr>
         <w:pStyle w:val="Heading1"/>
       </w:pPr>
-      <w:r/>
       <w:r>
-        <w:t>WACC = 29,5% · build-up</w:t>
+        <w:t>Ставка дисконтирования 29,58%</w:t>
       </w:r>
     </w:p>
     <w:tbl>
       <w:tblPr>
-        <w:tblStyle w:val="LightGrid-Accent1"/>
+        <w:tblStyle w:val="TableGrid"/>
         <w:tblW w:type="auto" w:w="0"/>
+        <w:jc w:val="center"/>
         <w:tblLook w:firstColumn="1" w:firstRow="1" w:lastColumn="0" w:lastRow="0" w:noHBand="0" w:noVBand="1" w:val="04A0"/>
       </w:tblPr>
       <w:tblGrid>
@@ -2269,11 +3021,13 @@
             <w:r>
               <w:rPr>
                 <w:b/>
+                <w:sz w:val="17"/>
               </w:rPr>
             </w:r>
             <w:r>
               <w:rPr>
                 <w:b/>
+                <w:sz w:val="17"/>
               </w:rPr>
               <w:t>Компонента</w:t>
             </w:r>
@@ -2287,11 +3041,13 @@
             <w:r>
               <w:rPr>
                 <w:b/>
+                <w:sz w:val="17"/>
               </w:rPr>
             </w:r>
             <w:r>
               <w:rPr>
                 <w:b/>
+                <w:sz w:val="17"/>
               </w:rPr>
               <w:t>Значение</w:t>
             </w:r>
@@ -2304,9 +3060,16 @@
             <w:tcW w:type="dxa" w:w="4320"/>
           </w:tcPr>
           <w:p>
-            <w:r/>
-            <w:r>
-              <w:t>R&lt;sub&gt;f&lt;/sub&gt; (10Y ОФЗ, RUB)</w:t>
+            <w:r>
+              <w:rPr>
+                <w:sz w:val="17"/>
+              </w:rPr>
+            </w:r>
+            <w:r>
+              <w:rPr>
+                <w:sz w:val="17"/>
+              </w:rPr>
+              <w:t>Rf (10Y ОФЗ, RUB)</w:t>
             </w:r>
           </w:p>
         </w:tc>
@@ -2315,8 +3078,15 @@
             <w:tcW w:type="dxa" w:w="4320"/>
           </w:tcPr>
           <w:p>
-            <w:r/>
-            <w:r>
+            <w:r>
+              <w:rPr>
+                <w:sz w:val="17"/>
+              </w:rPr>
+            </w:r>
+            <w:r>
+              <w:rPr>
+                <w:sz w:val="17"/>
+              </w:rPr>
               <w:t>14,73%</w:t>
             </w:r>
           </w:p>
@@ -2328,8 +3098,15 @@
             <w:tcW w:type="dxa" w:w="4320"/>
           </w:tcPr>
           <w:p>
-            <w:r/>
-            <w:r>
+            <w:r>
+              <w:rPr>
+                <w:sz w:val="17"/>
+              </w:rPr>
+            </w:r>
+            <w:r>
+              <w:rPr>
+                <w:sz w:val="17"/>
+              </w:rPr>
               <w:t>β (Financial Services)</w:t>
             </w:r>
           </w:p>
@@ -2339,8 +3116,15 @@
             <w:tcW w:type="dxa" w:w="4320"/>
           </w:tcPr>
           <w:p>
-            <w:r/>
-            <w:r>
+            <w:r>
+              <w:rPr>
+                <w:sz w:val="17"/>
+              </w:rPr>
+            </w:r>
+            <w:r>
+              <w:rPr>
+                <w:sz w:val="17"/>
+              </w:rPr>
               <w:t>1,15</w:t>
             </w:r>
           </w:p>
@@ -2352,8 +3136,15 @@
             <w:tcW w:type="dxa" w:w="4320"/>
           </w:tcPr>
           <w:p>
-            <w:r/>
-            <w:r>
+            <w:r>
+              <w:rPr>
+                <w:sz w:val="17"/>
+              </w:rPr>
+            </w:r>
+            <w:r>
+              <w:rPr>
+                <w:sz w:val="17"/>
+              </w:rPr>
               <w:t>ERP Russia (Damodaran)</w:t>
             </w:r>
           </w:p>
@@ -2363,8 +3154,15 @@
             <w:tcW w:type="dxa" w:w="4320"/>
           </w:tcPr>
           <w:p>
-            <w:r/>
-            <w:r>
+            <w:r>
+              <w:rPr>
+                <w:sz w:val="17"/>
+              </w:rPr>
+            </w:r>
+            <w:r>
+              <w:rPr>
+                <w:sz w:val="17"/>
+              </w:rPr>
               <w:t>8,13%</w:t>
             </w:r>
           </w:p>
@@ -2376,8 +3174,15 @@
             <w:tcW w:type="dxa" w:w="4320"/>
           </w:tcPr>
           <w:p>
-            <w:r/>
-            <w:r>
+            <w:r>
+              <w:rPr>
+                <w:sz w:val="17"/>
+              </w:rPr>
+            </w:r>
+            <w:r>
+              <w:rPr>
+                <w:sz w:val="17"/>
+              </w:rPr>
               <w:t>β · ERP</w:t>
             </w:r>
           </w:p>
@@ -2387,8 +3192,15 @@
             <w:tcW w:type="dxa" w:w="4320"/>
           </w:tcPr>
           <w:p>
-            <w:r/>
-            <w:r>
+            <w:r>
+              <w:rPr>
+                <w:sz w:val="17"/>
+              </w:rPr>
+            </w:r>
+            <w:r>
+              <w:rPr>
+                <w:sz w:val="17"/>
+              </w:rPr>
               <w:t>9,35%</w:t>
             </w:r>
           </w:p>
@@ -2400,8 +3212,15 @@
             <w:tcW w:type="dxa" w:w="4320"/>
           </w:tcPr>
           <w:p>
-            <w:r/>
-            <w:r>
+            <w:r>
+              <w:rPr>
+                <w:sz w:val="17"/>
+              </w:rPr>
+            </w:r>
+            <w:r>
+              <w:rPr>
+                <w:sz w:val="17"/>
+              </w:rPr>
               <w:t>Stage premium</w:t>
             </w:r>
           </w:p>
@@ -2411,8 +3230,15 @@
             <w:tcW w:type="dxa" w:w="4320"/>
           </w:tcPr>
           <w:p>
-            <w:r/>
-            <w:r>
+            <w:r>
+              <w:rPr>
+                <w:sz w:val="17"/>
+              </w:rPr>
+            </w:r>
+            <w:r>
+              <w:rPr>
+                <w:sz w:val="17"/>
+              </w:rPr>
               <w:t>2,50%</w:t>
             </w:r>
           </w:p>
@@ -2424,8 +3250,15 @@
             <w:tcW w:type="dxa" w:w="4320"/>
           </w:tcPr>
           <w:p>
-            <w:r/>
-            <w:r>
+            <w:r>
+              <w:rPr>
+                <w:sz w:val="17"/>
+              </w:rPr>
+            </w:r>
+            <w:r>
+              <w:rPr>
+                <w:sz w:val="17"/>
+              </w:rPr>
               <w:t>Liquidity / size premium</w:t>
             </w:r>
           </w:p>
@@ -2435,8 +3268,15 @@
             <w:tcW w:type="dxa" w:w="4320"/>
           </w:tcPr>
           <w:p>
-            <w:r/>
-            <w:r>
+            <w:r>
+              <w:rPr>
+                <w:sz w:val="17"/>
+              </w:rPr>
+            </w:r>
+            <w:r>
+              <w:rPr>
+                <w:sz w:val="17"/>
+              </w:rPr>
               <w:t>3,00%</w:t>
             </w:r>
           </w:p>
@@ -2448,10 +3288,15 @@
             <w:tcW w:type="dxa" w:w="4320"/>
           </w:tcPr>
           <w:p>
-            <w:r/>
+            <w:r>
+              <w:rPr>
+                <w:sz w:val="17"/>
+              </w:rPr>
+            </w:r>
             <w:r>
               <w:rPr>
                 <w:b/>
+                <w:sz w:val="17"/>
               </w:rPr>
               <w:t>WACC расчётный</w:t>
             </w:r>
@@ -2462,10 +3307,15 @@
             <w:tcW w:type="dxa" w:w="4320"/>
           </w:tcPr>
           <w:p>
-            <w:r/>
+            <w:r>
+              <w:rPr>
+                <w:sz w:val="17"/>
+              </w:rPr>
+            </w:r>
             <w:r>
               <w:rPr>
                 <w:b/>
+                <w:sz w:val="17"/>
               </w:rPr>
               <w:t>29,58%</w:t>
             </w:r>
@@ -2478,12 +3328,17 @@
             <w:tcW w:type="dxa" w:w="4320"/>
           </w:tcPr>
           <w:p>
-            <w:r/>
+            <w:r>
+              <w:rPr>
+                <w:sz w:val="17"/>
+              </w:rPr>
+            </w:r>
             <w:r>
               <w:rPr>
                 <w:b/>
-              </w:rPr>
-              <w:t>WACC Base</w:t>
+                <w:sz w:val="17"/>
+              </w:rPr>
+              <w:t>WACC применяемый</w:t>
             </w:r>
           </w:p>
         </w:tc>
@@ -2492,18 +3347,27 @@
             <w:tcW w:type="dxa" w:w="4320"/>
           </w:tcPr>
           <w:p>
-            <w:r/>
+            <w:r>
+              <w:rPr>
+                <w:sz w:val="17"/>
+              </w:rPr>
+            </w:r>
             <w:r>
               <w:rPr>
                 <w:b/>
-              </w:rPr>
-              <w:t>29,5%</w:t>
+                <w:sz w:val="17"/>
+              </w:rPr>
+              <w:t>29,58%</w:t>
             </w:r>
           </w:p>
         </w:tc>
       </w:tr>
     </w:tbl>
+    <w:p/>
     <w:p>
+      <w:pPr>
+        <w:jc w:val="both"/>
+      </w:pPr>
       <w:r>
         <w:t>Sanity checks: CAPM 24,08% · КС ЦБ + спред 29,50% · global USD-WACC + дифф. инфляции 26–28%.</w:t>
       </w:r>
@@ -2512,15 +3376,15 @@
       <w:pPr>
         <w:pStyle w:val="Heading1"/>
       </w:pPr>
-      <w:r/>
       <w:r>
-        <w:t>Free Cash Flow · 2025–2034</w:t>
+        <w:t>Денежный поток · 2027–2036</w:t>
       </w:r>
     </w:p>
     <w:tbl>
       <w:tblPr>
-        <w:tblStyle w:val="LightGrid-Accent1"/>
+        <w:tblStyle w:val="TableGrid"/>
         <w:tblW w:type="auto" w:w="0"/>
+        <w:jc w:val="center"/>
         <w:tblLook w:firstColumn="1" w:firstRow="1" w:lastColumn="0" w:lastRow="0" w:noHBand="0" w:noVBand="1" w:val="04A0"/>
       </w:tblPr>
       <w:tblGrid>
@@ -2539,11 +3403,13 @@
             <w:r>
               <w:rPr>
                 <w:b/>
+                <w:sz w:val="17"/>
               </w:rPr>
             </w:r>
             <w:r>
               <w:rPr>
                 <w:b/>
+                <w:sz w:val="17"/>
               </w:rPr>
               <w:t>Год</w:t>
             </w:r>
@@ -2557,11 +3423,13 @@
             <w:r>
               <w:rPr>
                 <w:b/>
+                <w:sz w:val="17"/>
               </w:rPr>
             </w:r>
             <w:r>
               <w:rPr>
                 <w:b/>
+                <w:sz w:val="17"/>
               </w:rPr>
               <w:t>Выручка</w:t>
             </w:r>
@@ -2575,11 +3443,13 @@
             <w:r>
               <w:rPr>
                 <w:b/>
+                <w:sz w:val="17"/>
               </w:rPr>
             </w:r>
             <w:r>
               <w:rPr>
                 <w:b/>
+                <w:sz w:val="17"/>
               </w:rPr>
               <w:t>EBITDA</w:t>
             </w:r>
@@ -2593,11 +3463,13 @@
             <w:r>
               <w:rPr>
                 <w:b/>
+                <w:sz w:val="17"/>
               </w:rPr>
             </w:r>
             <w:r>
               <w:rPr>
                 <w:b/>
+                <w:sz w:val="17"/>
               </w:rPr>
               <w:t>Маржа</w:t>
             </w:r>
@@ -2611,13 +3483,15 @@
             <w:r>
               <w:rPr>
                 <w:b/>
+                <w:sz w:val="17"/>
               </w:rPr>
             </w:r>
             <w:r>
               <w:rPr>
                 <w:b/>
-              </w:rPr>
-              <w:t>FCF</w:t>
+                <w:sz w:val="17"/>
+              </w:rPr>
+              <w:t>Поток</w:t>
             </w:r>
           </w:p>
         </w:tc>
@@ -2628,9 +3502,16 @@
             <w:tcW w:type="dxa" w:w="1728"/>
           </w:tcPr>
           <w:p>
-            <w:r/>
-            <w:r>
-              <w:t>2025</w:t>
+            <w:r>
+              <w:rPr>
+                <w:sz w:val="17"/>
+              </w:rPr>
+            </w:r>
+            <w:r>
+              <w:rPr>
+                <w:sz w:val="17"/>
+              </w:rPr>
+              <w:t>2027</w:t>
             </w:r>
           </w:p>
         </w:tc>
@@ -2639,8 +3520,15 @@
             <w:tcW w:type="dxa" w:w="1728"/>
           </w:tcPr>
           <w:p>
-            <w:r/>
-            <w:r>
+            <w:r>
+              <w:rPr>
+                <w:sz w:val="17"/>
+              </w:rPr>
+            </w:r>
+            <w:r>
+              <w:rPr>
+                <w:sz w:val="17"/>
+              </w:rPr>
               <w:t>0,00</w:t>
             </w:r>
           </w:p>
@@ -2650,9 +3538,16 @@
             <w:tcW w:type="dxa" w:w="1728"/>
           </w:tcPr>
           <w:p>
-            <w:r/>
-            <w:r>
-              <w:t>-0,72</w:t>
+            <w:r>
+              <w:rPr>
+                <w:sz w:val="17"/>
+              </w:rPr>
+            </w:r>
+            <w:r>
+              <w:rPr>
+                <w:sz w:val="17"/>
+              </w:rPr>
+              <w:t>−0,72</w:t>
             </w:r>
           </w:p>
         </w:tc>
@@ -2661,8 +3556,15 @@
             <w:tcW w:type="dxa" w:w="1728"/>
           </w:tcPr>
           <w:p>
-            <w:r/>
-            <w:r>
+            <w:r>
+              <w:rPr>
+                <w:sz w:val="17"/>
+              </w:rPr>
+            </w:r>
+            <w:r>
+              <w:rPr>
+                <w:sz w:val="17"/>
+              </w:rPr>
               <w:t>—</w:t>
             </w:r>
           </w:p>
@@ -2672,9 +3574,16 @@
             <w:tcW w:type="dxa" w:w="1728"/>
           </w:tcPr>
           <w:p>
-            <w:r/>
-            <w:r>
-              <w:t>-1,02</w:t>
+            <w:r>
+              <w:rPr>
+                <w:sz w:val="17"/>
+              </w:rPr>
+            </w:r>
+            <w:r>
+              <w:rPr>
+                <w:sz w:val="17"/>
+              </w:rPr>
+              <w:t>−1,02</w:t>
             </w:r>
           </w:p>
         </w:tc>
@@ -2685,9 +3594,16 @@
             <w:tcW w:type="dxa" w:w="1728"/>
           </w:tcPr>
           <w:p>
-            <w:r/>
-            <w:r>
-              <w:t>2026</w:t>
+            <w:r>
+              <w:rPr>
+                <w:sz w:val="17"/>
+              </w:rPr>
+            </w:r>
+            <w:r>
+              <w:rPr>
+                <w:sz w:val="17"/>
+              </w:rPr>
+              <w:t>2028</w:t>
             </w:r>
           </w:p>
         </w:tc>
@@ -2696,9 +3612,16 @@
             <w:tcW w:type="dxa" w:w="1728"/>
           </w:tcPr>
           <w:p>
-            <w:r/>
-            <w:r>
-              <w:t>0,18</w:t>
+            <w:r>
+              <w:rPr>
+                <w:sz w:val="17"/>
+              </w:rPr>
+            </w:r>
+            <w:r>
+              <w:rPr>
+                <w:sz w:val="17"/>
+              </w:rPr>
+              <w:t>1,31</w:t>
             </w:r>
           </w:p>
         </w:tc>
@@ -2707,9 +3630,16 @@
             <w:tcW w:type="dxa" w:w="1728"/>
           </w:tcPr>
           <w:p>
-            <w:r/>
-            <w:r>
-              <w:t>-0,64</w:t>
+            <w:r>
+              <w:rPr>
+                <w:sz w:val="17"/>
+              </w:rPr>
+            </w:r>
+            <w:r>
+              <w:rPr>
+                <w:sz w:val="17"/>
+              </w:rPr>
+              <w:t>−0,19</w:t>
             </w:r>
           </w:p>
         </w:tc>
@@ -2718,8 +3648,15 @@
             <w:tcW w:type="dxa" w:w="1728"/>
           </w:tcPr>
           <w:p>
-            <w:r/>
-            <w:r>
+            <w:r>
+              <w:rPr>
+                <w:sz w:val="17"/>
+              </w:rPr>
+            </w:r>
+            <w:r>
+              <w:rPr>
+                <w:sz w:val="17"/>
+              </w:rPr>
               <w:t>—</w:t>
             </w:r>
           </w:p>
@@ -2729,9 +3666,16 @@
             <w:tcW w:type="dxa" w:w="1728"/>
           </w:tcPr>
           <w:p>
-            <w:r/>
-            <w:r>
-              <w:t>-1,06</w:t>
+            <w:r>
+              <w:rPr>
+                <w:sz w:val="17"/>
+              </w:rPr>
+            </w:r>
+            <w:r>
+              <w:rPr>
+                <w:sz w:val="17"/>
+              </w:rPr>
+              <w:t>−0,68</w:t>
             </w:r>
           </w:p>
         </w:tc>
@@ -2742,9 +3686,16 @@
             <w:tcW w:type="dxa" w:w="1728"/>
           </w:tcPr>
           <w:p>
-            <w:r/>
-            <w:r>
-              <w:t>2027</w:t>
+            <w:r>
+              <w:rPr>
+                <w:sz w:val="17"/>
+              </w:rPr>
+            </w:r>
+            <w:r>
+              <w:rPr>
+                <w:sz w:val="17"/>
+              </w:rPr>
+              <w:t>2029</w:t>
             </w:r>
           </w:p>
         </w:tc>
@@ -2753,9 +3704,16 @@
             <w:tcW w:type="dxa" w:w="1728"/>
           </w:tcPr>
           <w:p>
-            <w:r/>
-            <w:r>
-              <w:t>2,80</w:t>
+            <w:r>
+              <w:rPr>
+                <w:sz w:val="17"/>
+              </w:rPr>
+            </w:r>
+            <w:r>
+              <w:rPr>
+                <w:sz w:val="17"/>
+              </w:rPr>
+              <w:t>6,52</w:t>
             </w:r>
           </w:p>
         </w:tc>
@@ -2764,9 +3722,16 @@
             <w:tcW w:type="dxa" w:w="1728"/>
           </w:tcPr>
           <w:p>
-            <w:r/>
-            <w:r>
-              <w:t>1,34</w:t>
+            <w:r>
+              <w:rPr>
+                <w:sz w:val="17"/>
+              </w:rPr>
+            </w:r>
+            <w:r>
+              <w:rPr>
+                <w:sz w:val="17"/>
+              </w:rPr>
+              <w:t>3,56</w:t>
             </w:r>
           </w:p>
         </w:tc>
@@ -2775,9 +3740,16 @@
             <w:tcW w:type="dxa" w:w="1728"/>
           </w:tcPr>
           <w:p>
-            <w:r/>
-            <w:r>
-              <w:t>47,9%</w:t>
+            <w:r>
+              <w:rPr>
+                <w:sz w:val="17"/>
+              </w:rPr>
+            </w:r>
+            <w:r>
+              <w:rPr>
+                <w:sz w:val="17"/>
+              </w:rPr>
+              <w:t>54,6%</w:t>
             </w:r>
           </w:p>
         </w:tc>
@@ -2786,9 +3758,16 @@
             <w:tcW w:type="dxa" w:w="1728"/>
           </w:tcPr>
           <w:p>
-            <w:r/>
-            <w:r>
-              <w:t>0,72</w:t>
+            <w:r>
+              <w:rPr>
+                <w:sz w:val="17"/>
+              </w:rPr>
+            </w:r>
+            <w:r>
+              <w:rPr>
+                <w:sz w:val="17"/>
+              </w:rPr>
+              <w:t>2,31</w:t>
             </w:r>
           </w:p>
         </w:tc>
@@ -2799,9 +3778,16 @@
             <w:tcW w:type="dxa" w:w="1728"/>
           </w:tcPr>
           <w:p>
-            <w:r/>
-            <w:r>
-              <w:t>2028</w:t>
+            <w:r>
+              <w:rPr>
+                <w:sz w:val="17"/>
+              </w:rPr>
+            </w:r>
+            <w:r>
+              <w:rPr>
+                <w:sz w:val="17"/>
+              </w:rPr>
+              <w:t>2030</w:t>
             </w:r>
           </w:p>
         </w:tc>
@@ -2810,9 +3796,16 @@
             <w:tcW w:type="dxa" w:w="1728"/>
           </w:tcPr>
           <w:p>
-            <w:r/>
-            <w:r>
-              <w:t>11,10</w:t>
+            <w:r>
+              <w:rPr>
+                <w:sz w:val="17"/>
+              </w:rPr>
+            </w:r>
+            <w:r>
+              <w:rPr>
+                <w:sz w:val="17"/>
+              </w:rPr>
+              <w:t>17,79</w:t>
             </w:r>
           </w:p>
         </w:tc>
@@ -2821,9 +3814,16 @@
             <w:tcW w:type="dxa" w:w="1728"/>
           </w:tcPr>
           <w:p>
-            <w:r/>
-            <w:r>
-              <w:t>7,30</w:t>
+            <w:r>
+              <w:rPr>
+                <w:sz w:val="17"/>
+              </w:rPr>
+            </w:r>
+            <w:r>
+              <w:rPr>
+                <w:sz w:val="17"/>
+              </w:rPr>
+              <w:t>12,01</w:t>
             </w:r>
           </w:p>
         </w:tc>
@@ -2832,9 +3832,16 @@
             <w:tcW w:type="dxa" w:w="1728"/>
           </w:tcPr>
           <w:p>
-            <w:r/>
-            <w:r>
-              <w:t>65,8%</w:t>
+            <w:r>
+              <w:rPr>
+                <w:sz w:val="17"/>
+              </w:rPr>
+            </w:r>
+            <w:r>
+              <w:rPr>
+                <w:sz w:val="17"/>
+              </w:rPr>
+              <w:t>67,5%</w:t>
             </w:r>
           </w:p>
         </w:tc>
@@ -2843,9 +3850,16 @@
             <w:tcW w:type="dxa" w:w="1728"/>
           </w:tcPr>
           <w:p>
-            <w:r/>
-            <w:r>
-              <w:t>5,68</w:t>
+            <w:r>
+              <w:rPr>
+                <w:sz w:val="17"/>
+              </w:rPr>
+            </w:r>
+            <w:r>
+              <w:rPr>
+                <w:sz w:val="17"/>
+              </w:rPr>
+              <w:t>7,95</w:t>
             </w:r>
           </w:p>
         </w:tc>
@@ -2856,9 +3870,16 @@
             <w:tcW w:type="dxa" w:w="1728"/>
           </w:tcPr>
           <w:p>
-            <w:r/>
-            <w:r>
-              <w:t>2029</w:t>
+            <w:r>
+              <w:rPr>
+                <w:sz w:val="17"/>
+              </w:rPr>
+            </w:r>
+            <w:r>
+              <w:rPr>
+                <w:sz w:val="17"/>
+              </w:rPr>
+              <w:t>2031</w:t>
             </w:r>
           </w:p>
         </w:tc>
@@ -2867,9 +3888,16 @@
             <w:tcW w:type="dxa" w:w="1728"/>
           </w:tcPr>
           <w:p>
-            <w:r/>
-            <w:r>
-              <w:t>37,50</w:t>
+            <w:r>
+              <w:rPr>
+                <w:sz w:val="17"/>
+              </w:rPr>
+            </w:r>
+            <w:r>
+              <w:rPr>
+                <w:sz w:val="17"/>
+              </w:rPr>
+              <w:t>39,02</w:t>
             </w:r>
           </w:p>
         </w:tc>
@@ -2878,9 +3906,16 @@
             <w:tcW w:type="dxa" w:w="1728"/>
           </w:tcPr>
           <w:p>
-            <w:r/>
-            <w:r>
-              <w:t>25,75</w:t>
+            <w:r>
+              <w:rPr>
+                <w:sz w:val="17"/>
+              </w:rPr>
+            </w:r>
+            <w:r>
+              <w:rPr>
+                <w:sz w:val="17"/>
+              </w:rPr>
+              <w:t>28,19</w:t>
             </w:r>
           </w:p>
         </w:tc>
@@ -2889,9 +3924,16 @@
             <w:tcW w:type="dxa" w:w="1728"/>
           </w:tcPr>
           <w:p>
-            <w:r/>
-            <w:r>
-              <w:t>68,7%</w:t>
+            <w:r>
+              <w:rPr>
+                <w:sz w:val="17"/>
+              </w:rPr>
+            </w:r>
+            <w:r>
+              <w:rPr>
+                <w:sz w:val="17"/>
+              </w:rPr>
+              <w:t>72,3%</w:t>
             </w:r>
           </w:p>
         </w:tc>
@@ -2900,9 +3942,16 @@
             <w:tcW w:type="dxa" w:w="1728"/>
           </w:tcPr>
           <w:p>
-            <w:r/>
-            <w:r>
-              <w:t>19,28</w:t>
+            <w:r>
+              <w:rPr>
+                <w:sz w:val="17"/>
+              </w:rPr>
+            </w:r>
+            <w:r>
+              <w:rPr>
+                <w:sz w:val="17"/>
+              </w:rPr>
+              <w:t>18,41</w:t>
             </w:r>
           </w:p>
         </w:tc>
@@ -2913,9 +3962,16 @@
             <w:tcW w:type="dxa" w:w="1728"/>
           </w:tcPr>
           <w:p>
-            <w:r/>
-            <w:r>
-              <w:t>2030</w:t>
+            <w:r>
+              <w:rPr>
+                <w:sz w:val="17"/>
+              </w:rPr>
+            </w:r>
+            <w:r>
+              <w:rPr>
+                <w:sz w:val="17"/>
+              </w:rPr>
+              <w:t>2032</w:t>
             </w:r>
           </w:p>
         </w:tc>
@@ -2924,9 +3980,16 @@
             <w:tcW w:type="dxa" w:w="1728"/>
           </w:tcPr>
           <w:p>
-            <w:r/>
-            <w:r>
-              <w:t>65,00</w:t>
+            <w:r>
+              <w:rPr>
+                <w:sz w:val="17"/>
+              </w:rPr>
+            </w:r>
+            <w:r>
+              <w:rPr>
+                <w:sz w:val="17"/>
+              </w:rPr>
+              <w:t>56,86</w:t>
             </w:r>
           </w:p>
         </w:tc>
@@ -2935,9 +3998,16 @@
             <w:tcW w:type="dxa" w:w="1728"/>
           </w:tcPr>
           <w:p>
-            <w:r/>
-            <w:r>
-              <w:t>45,70</w:t>
+            <w:r>
+              <w:rPr>
+                <w:sz w:val="17"/>
+              </w:rPr>
+            </w:r>
+            <w:r>
+              <w:rPr>
+                <w:sz w:val="17"/>
+              </w:rPr>
+              <w:t>41,77</w:t>
             </w:r>
           </w:p>
         </w:tc>
@@ -2946,9 +4016,16 @@
             <w:tcW w:type="dxa" w:w="1728"/>
           </w:tcPr>
           <w:p>
-            <w:r/>
-            <w:r>
-              <w:t>70,3%</w:t>
+            <w:r>
+              <w:rPr>
+                <w:sz w:val="17"/>
+              </w:rPr>
+            </w:r>
+            <w:r>
+              <w:rPr>
+                <w:sz w:val="17"/>
+              </w:rPr>
+              <w:t>73,5%</w:t>
             </w:r>
           </w:p>
         </w:tc>
@@ -2957,9 +4034,16 @@
             <w:tcW w:type="dxa" w:w="1728"/>
           </w:tcPr>
           <w:p>
-            <w:r/>
-            <w:r>
-              <w:t>35,02</w:t>
+            <w:r>
+              <w:rPr>
+                <w:sz w:val="17"/>
+              </w:rPr>
+            </w:r>
+            <w:r>
+              <w:rPr>
+                <w:sz w:val="17"/>
+              </w:rPr>
+              <w:t>28,24</w:t>
             </w:r>
           </w:p>
         </w:tc>
@@ -2970,9 +4054,16 @@
             <w:tcW w:type="dxa" w:w="1728"/>
           </w:tcPr>
           <w:p>
-            <w:r/>
-            <w:r>
-              <w:t>2031</w:t>
+            <w:r>
+              <w:rPr>
+                <w:sz w:val="17"/>
+              </w:rPr>
+            </w:r>
+            <w:r>
+              <w:rPr>
+                <w:sz w:val="17"/>
+              </w:rPr>
+              <w:t>2033</w:t>
             </w:r>
           </w:p>
         </w:tc>
@@ -2981,9 +4072,16 @@
             <w:tcW w:type="dxa" w:w="1728"/>
           </w:tcPr>
           <w:p>
-            <w:r/>
-            <w:r>
-              <w:t>91,30</w:t>
+            <w:r>
+              <w:rPr>
+                <w:sz w:val="17"/>
+              </w:rPr>
+            </w:r>
+            <w:r>
+              <w:rPr>
+                <w:sz w:val="17"/>
+              </w:rPr>
+              <w:t>76,69</w:t>
             </w:r>
           </w:p>
         </w:tc>
@@ -2992,9 +4090,16 @@
             <w:tcW w:type="dxa" w:w="1728"/>
           </w:tcPr>
           <w:p>
-            <w:r/>
-            <w:r>
-              <w:t>64,90</w:t>
+            <w:r>
+              <w:rPr>
+                <w:sz w:val="17"/>
+              </w:rPr>
+            </w:r>
+            <w:r>
+              <w:rPr>
+                <w:sz w:val="17"/>
+              </w:rPr>
+              <w:t>56,86</w:t>
             </w:r>
           </w:p>
         </w:tc>
@@ -3003,9 +4108,16 @@
             <w:tcW w:type="dxa" w:w="1728"/>
           </w:tcPr>
           <w:p>
-            <w:r/>
-            <w:r>
-              <w:t>71,1%</w:t>
+            <w:r>
+              <w:rPr>
+                <w:sz w:val="17"/>
+              </w:rPr>
+            </w:r>
+            <w:r>
+              <w:rPr>
+                <w:sz w:val="17"/>
+              </w:rPr>
+              <w:t>74,1%</w:t>
             </w:r>
           </w:p>
         </w:tc>
@@ -3014,9 +4126,16 @@
             <w:tcW w:type="dxa" w:w="1728"/>
           </w:tcPr>
           <w:p>
-            <w:r/>
-            <w:r>
-              <w:t>50,80</w:t>
+            <w:r>
+              <w:rPr>
+                <w:sz w:val="17"/>
+              </w:rPr>
+            </w:r>
+            <w:r>
+              <w:rPr>
+                <w:sz w:val="17"/>
+              </w:rPr>
+              <w:t>40,32</w:t>
             </w:r>
           </w:p>
         </w:tc>
@@ -3027,9 +4146,16 @@
             <w:tcW w:type="dxa" w:w="1728"/>
           </w:tcPr>
           <w:p>
-            <w:r/>
-            <w:r>
-              <w:t>2032</w:t>
+            <w:r>
+              <w:rPr>
+                <w:sz w:val="17"/>
+              </w:rPr>
+            </w:r>
+            <w:r>
+              <w:rPr>
+                <w:sz w:val="17"/>
+              </w:rPr>
+              <w:t>2034</w:t>
             </w:r>
           </w:p>
         </w:tc>
@@ -3038,9 +4164,16 @@
             <w:tcW w:type="dxa" w:w="1728"/>
           </w:tcPr>
           <w:p>
-            <w:r/>
-            <w:r>
-              <w:t>110,40</w:t>
+            <w:r>
+              <w:rPr>
+                <w:sz w:val="17"/>
+              </w:rPr>
+            </w:r>
+            <w:r>
+              <w:rPr>
+                <w:sz w:val="17"/>
+              </w:rPr>
+              <w:t>98,35</w:t>
             </w:r>
           </w:p>
         </w:tc>
@@ -3049,9 +4182,16 @@
             <w:tcW w:type="dxa" w:w="1728"/>
           </w:tcPr>
           <w:p>
-            <w:r/>
-            <w:r>
-              <w:t>79,60</w:t>
+            <w:r>
+              <w:rPr>
+                <w:sz w:val="17"/>
+              </w:rPr>
+            </w:r>
+            <w:r>
+              <w:rPr>
+                <w:sz w:val="17"/>
+              </w:rPr>
+              <w:t>73,34</w:t>
             </w:r>
           </w:p>
         </w:tc>
@@ -3060,9 +4200,16 @@
             <w:tcW w:type="dxa" w:w="1728"/>
           </w:tcPr>
           <w:p>
-            <w:r/>
-            <w:r>
-              <w:t>72,1%</w:t>
+            <w:r>
+              <w:rPr>
+                <w:sz w:val="17"/>
+              </w:rPr>
+            </w:r>
+            <w:r>
+              <w:rPr>
+                <w:sz w:val="17"/>
+              </w:rPr>
+              <w:t>74,6%</w:t>
             </w:r>
           </w:p>
         </w:tc>
@@ -3071,9 +4218,16 @@
             <w:tcW w:type="dxa" w:w="1728"/>
           </w:tcPr>
           <w:p>
-            <w:r/>
-            <w:r>
-              <w:t>62,50</w:t>
+            <w:r>
+              <w:rPr>
+                <w:sz w:val="17"/>
+              </w:rPr>
+            </w:r>
+            <w:r>
+              <w:rPr>
+                <w:sz w:val="17"/>
+              </w:rPr>
+              <w:t>52,44</w:t>
             </w:r>
           </w:p>
         </w:tc>
@@ -3084,9 +4238,16 @@
             <w:tcW w:type="dxa" w:w="1728"/>
           </w:tcPr>
           <w:p>
-            <w:r/>
-            <w:r>
-              <w:t>2033</w:t>
+            <w:r>
+              <w:rPr>
+                <w:sz w:val="17"/>
+              </w:rPr>
+            </w:r>
+            <w:r>
+              <w:rPr>
+                <w:sz w:val="17"/>
+              </w:rPr>
+              <w:t>2035</w:t>
             </w:r>
           </w:p>
         </w:tc>
@@ -3095,9 +4256,16 @@
             <w:tcW w:type="dxa" w:w="1728"/>
           </w:tcPr>
           <w:p>
-            <w:r/>
-            <w:r>
-              <w:t>125,80</w:t>
+            <w:r>
+              <w:rPr>
+                <w:sz w:val="17"/>
+              </w:rPr>
+            </w:r>
+            <w:r>
+              <w:rPr>
+                <w:sz w:val="17"/>
+              </w:rPr>
+              <w:t>120,87</w:t>
             </w:r>
           </w:p>
         </w:tc>
@@ -3106,9 +4274,16 @@
             <w:tcW w:type="dxa" w:w="1728"/>
           </w:tcPr>
           <w:p>
-            <w:r/>
-            <w:r>
-              <w:t>91,90</w:t>
+            <w:r>
+              <w:rPr>
+                <w:sz w:val="17"/>
+              </w:rPr>
+            </w:r>
+            <w:r>
+              <w:rPr>
+                <w:sz w:val="17"/>
+              </w:rPr>
+              <w:t>90,55</w:t>
             </w:r>
           </w:p>
         </w:tc>
@@ -3117,9 +4292,16 @@
             <w:tcW w:type="dxa" w:w="1728"/>
           </w:tcPr>
           <w:p>
-            <w:r/>
-            <w:r>
-              <w:t>73,1%</w:t>
+            <w:r>
+              <w:rPr>
+                <w:sz w:val="17"/>
+              </w:rPr>
+            </w:r>
+            <w:r>
+              <w:rPr>
+                <w:sz w:val="17"/>
+              </w:rPr>
+              <w:t>74,9%</w:t>
             </w:r>
           </w:p>
         </w:tc>
@@ -3128,9 +4310,16 @@
             <w:tcW w:type="dxa" w:w="1728"/>
           </w:tcPr>
           <w:p>
-            <w:r/>
-            <w:r>
-              <w:t>71,80</w:t>
+            <w:r>
+              <w:rPr>
+                <w:sz w:val="17"/>
+              </w:rPr>
+            </w:r>
+            <w:r>
+              <w:rPr>
+                <w:sz w:val="17"/>
+              </w:rPr>
+              <w:t>64,87</w:t>
             </w:r>
           </w:p>
         </w:tc>
@@ -3141,9 +4330,16 @@
             <w:tcW w:type="dxa" w:w="1728"/>
           </w:tcPr>
           <w:p>
-            <w:r/>
-            <w:r>
-              <w:t>2034</w:t>
+            <w:r>
+              <w:rPr>
+                <w:sz w:val="17"/>
+              </w:rPr>
+            </w:r>
+            <w:r>
+              <w:rPr>
+                <w:sz w:val="17"/>
+              </w:rPr>
+              <w:t>2036</w:t>
             </w:r>
           </w:p>
         </w:tc>
@@ -3152,9 +4348,16 @@
             <w:tcW w:type="dxa" w:w="1728"/>
           </w:tcPr>
           <w:p>
-            <w:r/>
-            <w:r>
-              <w:t>137,90</w:t>
+            <w:r>
+              <w:rPr>
+                <w:sz w:val="17"/>
+              </w:rPr>
+            </w:r>
+            <w:r>
+              <w:rPr>
+                <w:sz w:val="17"/>
+              </w:rPr>
+              <w:t>142,61</w:t>
             </w:r>
           </w:p>
         </w:tc>
@@ -3163,9 +4366,16 @@
             <w:tcW w:type="dxa" w:w="1728"/>
           </w:tcPr>
           <w:p>
-            <w:r/>
-            <w:r>
-              <w:t>103,10</w:t>
+            <w:r>
+              <w:rPr>
+                <w:sz w:val="17"/>
+              </w:rPr>
+            </w:r>
+            <w:r>
+              <w:rPr>
+                <w:sz w:val="17"/>
+              </w:rPr>
+              <w:t>107,11</w:t>
             </w:r>
           </w:p>
         </w:tc>
@@ -3174,9 +4384,16 @@
             <w:tcW w:type="dxa" w:w="1728"/>
           </w:tcPr>
           <w:p>
-            <w:r/>
-            <w:r>
-              <w:t>74,8%</w:t>
+            <w:r>
+              <w:rPr>
+                <w:sz w:val="17"/>
+              </w:rPr>
+            </w:r>
+            <w:r>
+              <w:rPr>
+                <w:sz w:val="17"/>
+              </w:rPr>
+              <w:t>75,1%</w:t>
             </w:r>
           </w:p>
         </w:tc>
@@ -3185,9 +4402,16 @@
             <w:tcW w:type="dxa" w:w="1728"/>
           </w:tcPr>
           <w:p>
-            <w:r/>
-            <w:r>
-              <w:t>81,30</w:t>
+            <w:r>
+              <w:rPr>
+                <w:sz w:val="17"/>
+              </w:rPr>
+            </w:r>
+            <w:r>
+              <w:rPr>
+                <w:sz w:val="17"/>
+              </w:rPr>
+              <w:t>77,69</w:t>
             </w:r>
           </w:p>
         </w:tc>
@@ -3198,10 +4422,15 @@
             <w:tcW w:type="dxa" w:w="1728"/>
           </w:tcPr>
           <w:p>
-            <w:r/>
+            <w:r>
+              <w:rPr>
+                <w:sz w:val="17"/>
+              </w:rPr>
+            </w:r>
             <w:r>
               <w:rPr>
                 <w:b/>
+                <w:sz w:val="17"/>
               </w:rPr>
               <w:t>Σ</w:t>
             </w:r>
@@ -3212,12 +4441,17 @@
             <w:tcW w:type="dxa" w:w="1728"/>
           </w:tcPr>
           <w:p>
-            <w:r/>
+            <w:r>
+              <w:rPr>
+                <w:sz w:val="17"/>
+              </w:rPr>
+            </w:r>
             <w:r>
               <w:rPr>
                 <w:b/>
-              </w:rPr>
-              <w:t>581,98</w:t>
+                <w:sz w:val="17"/>
+              </w:rPr>
+              <w:t>560,02</w:t>
             </w:r>
           </w:p>
         </w:tc>
@@ -3226,12 +4460,17 @@
             <w:tcW w:type="dxa" w:w="1728"/>
           </w:tcPr>
           <w:p>
-            <w:r/>
+            <w:r>
+              <w:rPr>
+                <w:sz w:val="17"/>
+              </w:rPr>
+            </w:r>
             <w:r>
               <w:rPr>
                 <w:b/>
-              </w:rPr>
-              <w:t>418,23</w:t>
+                <w:sz w:val="17"/>
+              </w:rPr>
+              <w:t>412,47</w:t>
             </w:r>
           </w:p>
         </w:tc>
@@ -3240,8 +4479,15 @@
             <w:tcW w:type="dxa" w:w="1728"/>
           </w:tcPr>
           <w:p>
-            <w:r/>
-            <w:r>
+            <w:r>
+              <w:rPr>
+                <w:sz w:val="17"/>
+              </w:rPr>
+            </w:r>
+            <w:r>
+              <w:rPr>
+                <w:sz w:val="17"/>
+              </w:rPr>
               <w:t>—</w:t>
             </w:r>
           </w:p>
@@ -3251,18 +4497,27 @@
             <w:tcW w:type="dxa" w:w="1728"/>
           </w:tcPr>
           <w:p>
-            <w:r/>
+            <w:r>
+              <w:rPr>
+                <w:sz w:val="17"/>
+              </w:rPr>
+            </w:r>
             <w:r>
               <w:rPr>
                 <w:b/>
-              </w:rPr>
-              <w:t>325,02</w:t>
+                <w:sz w:val="17"/>
+              </w:rPr>
+              <w:t>290,54</w:t>
             </w:r>
           </w:p>
         </w:tc>
       </w:tr>
     </w:tbl>
+    <w:p/>
     <w:p>
+      <w:pPr>
+        <w:jc w:val="both"/>
+      </w:pPr>
       <w:r>
         <w:t>Все цифры — млрд ₽.</w:t>
       </w:r>
@@ -3271,15 +4526,15 @@
       <w:pPr>
         <w:pStyle w:val="Heading1"/>
       </w:pPr>
-      <w:r/>
       <w:r>
-        <w:t>DCF · Multi-stage Terminal Value</w:t>
+        <w:t>Доходный подход и терминальная стоимость</w:t>
       </w:r>
     </w:p>
     <w:tbl>
       <w:tblPr>
-        <w:tblStyle w:val="LightGrid-Accent1"/>
+        <w:tblStyle w:val="TableGrid"/>
         <w:tblW w:type="auto" w:w="0"/>
+        <w:jc w:val="center"/>
         <w:tblLook w:firstColumn="1" w:firstRow="1" w:lastColumn="0" w:lastRow="0" w:noHBand="0" w:noVBand="1" w:val="04A0"/>
       </w:tblPr>
       <w:tblGrid>
@@ -3295,11 +4550,13 @@
             <w:r>
               <w:rPr>
                 <w:b/>
+                <w:sz w:val="17"/>
               </w:rPr>
             </w:r>
             <w:r>
               <w:rPr>
                 <w:b/>
+                <w:sz w:val="17"/>
               </w:rPr>
               <w:t>Компонент</w:t>
             </w:r>
@@ -3313,11 +4570,13 @@
             <w:r>
               <w:rPr>
                 <w:b/>
+                <w:sz w:val="17"/>
               </w:rPr>
             </w:r>
             <w:r>
               <w:rPr>
                 <w:b/>
+                <w:sz w:val="17"/>
               </w:rPr>
               <w:t>млрд ₽</w:t>
             </w:r>
@@ -3330,9 +4589,16 @@
             <w:tcW w:type="dxa" w:w="4320"/>
           </w:tcPr>
           <w:p>
-            <w:r/>
-            <w:r>
-              <w:t>Σ PV FCF 2025–2034 (WACC 29,5%)</w:t>
+            <w:r>
+              <w:rPr>
+                <w:sz w:val="17"/>
+              </w:rPr>
+            </w:r>
+            <w:r>
+              <w:rPr>
+                <w:sz w:val="17"/>
+              </w:rPr>
+              <w:t>Сумма дисконтированных потоков 2027–2036</w:t>
             </w:r>
           </w:p>
         </w:tc>
@@ -3341,9 +4607,16 @@
             <w:tcW w:type="dxa" w:w="4320"/>
           </w:tcPr>
           <w:p>
-            <w:r/>
-            <w:r>
-              <w:t>43,0</w:t>
+            <w:r>
+              <w:rPr>
+                <w:sz w:val="17"/>
+              </w:rPr>
+            </w:r>
+            <w:r>
+              <w:rPr>
+                <w:sz w:val="17"/>
+              </w:rPr>
+              <w:t>38,99</w:t>
             </w:r>
           </w:p>
         </w:tc>
@@ -3354,9 +4627,16 @@
             <w:tcW w:type="dxa" w:w="4320"/>
           </w:tcPr>
           <w:p>
-            <w:r/>
-            <w:r>
-              <w:t>PV TV фаза I (2035–2039)</w:t>
+            <w:r>
+              <w:rPr>
+                <w:sz w:val="17"/>
+              </w:rPr>
+            </w:r>
+            <w:r>
+              <w:rPr>
+                <w:sz w:val="17"/>
+              </w:rPr>
+              <w:t>Терминальная стоимость (Гордон, g=4%), дисконтированная</w:t>
             </w:r>
           </w:p>
         </w:tc>
@@ -3365,9 +4645,16 @@
             <w:tcW w:type="dxa" w:w="4320"/>
           </w:tcPr>
           <w:p>
-            <w:r/>
-            <w:r>
-              <w:t>6,42</w:t>
+            <w:r>
+              <w:rPr>
+                <w:sz w:val="17"/>
+              </w:rPr>
+            </w:r>
+            <w:r>
+              <w:rPr>
+                <w:sz w:val="17"/>
+              </w:rPr>
+              <w:t>23,98</w:t>
             </w:r>
           </w:p>
         </w:tc>
@@ -3378,9 +4665,17 @@
             <w:tcW w:type="dxa" w:w="4320"/>
           </w:tcPr>
           <w:p>
-            <w:r/>
-            <w:r>
-              <w:t>PV TV фаза II (2040–2044)</w:t>
+            <w:r>
+              <w:rPr>
+                <w:sz w:val="17"/>
+              </w:rPr>
+            </w:r>
+            <w:r>
+              <w:rPr>
+                <w:b/>
+                <w:sz w:val="17"/>
+              </w:rPr>
+              <w:t>Стоимость бизнеса</w:t>
             </w:r>
           </w:p>
         </w:tc>
@@ -3389,103 +4684,64 @@
             <w:tcW w:type="dxa" w:w="4320"/>
           </w:tcPr>
           <w:p>
-            <w:r/>
-            <w:r>
-              <w:t>1,18</w:t>
-            </w:r>
-          </w:p>
-        </w:tc>
-      </w:tr>
-      <w:tr>
-        <w:tc>
-          <w:tcPr>
-            <w:tcW w:type="dxa" w:w="4320"/>
-          </w:tcPr>
-          <w:p>
-            <w:r/>
-            <w:r>
-              <w:t>PV TV perpetuity (2045+)</w:t>
-            </w:r>
-          </w:p>
-        </w:tc>
-        <w:tc>
-          <w:tcPr>
-            <w:tcW w:type="dxa" w:w="4320"/>
-          </w:tcPr>
-          <w:p>
-            <w:r/>
-            <w:r>
-              <w:t>0,18</w:t>
-            </w:r>
-          </w:p>
-        </w:tc>
-      </w:tr>
-      <w:tr>
-        <w:tc>
-          <w:tcPr>
-            <w:tcW w:type="dxa" w:w="4320"/>
-          </w:tcPr>
-          <w:p>
-            <w:r/>
+            <w:r>
+              <w:rPr>
+                <w:sz w:val="17"/>
+              </w:rPr>
+            </w:r>
             <w:r>
               <w:rPr>
                 <w:b/>
-              </w:rPr>
-              <w:t>Enterprise Value DCF Base</w:t>
-            </w:r>
-          </w:p>
-        </w:tc>
-        <w:tc>
-          <w:tcPr>
-            <w:tcW w:type="dxa" w:w="4320"/>
-          </w:tcPr>
-          <w:p>
-            <w:r/>
-            <w:r>
-              <w:rPr>
-                <w:b/>
-              </w:rPr>
-              <w:t>63,45</w:t>
+                <w:sz w:val="17"/>
+              </w:rPr>
+              <w:t>62,97</w:t>
             </w:r>
           </w:p>
         </w:tc>
       </w:tr>
     </w:tbl>
+    <w:p/>
     <w:p>
+      <w:pPr>
+        <w:jc w:val="both"/>
+      </w:pPr>
       <w:r>
-        <w:t xml:space="preserve">Доля TV в полной NPV: </w:t>
+        <w:t xml:space="preserve">Доля терминальной стоимости — </w:t>
       </w:r>
       <w:r>
         <w:rPr>
           <w:b/>
         </w:rPr>
-        <w:t>~32%</w:t>
+        <w:t>38%</w:t>
       </w:r>
       <w:r>
-        <w:t xml:space="preserve"> (защитимо).</w:t>
+        <w:t>; терминальный поток нормализован (капитальные вложения приравнены к амортизации).</w:t>
       </w:r>
     </w:p>
     <w:p>
+      <w:pPr>
+        <w:jc w:val="both"/>
+      </w:pPr>
       <w:r>
         <w:rPr>
           <w:b/>
         </w:rPr>
-        <w:t>DCF Pre-money после stage discount 60% = $ 355 M ≈ 25,38 млрд ₽</w:t>
+        <w:t>Pre-money по доходному подходу после скидки за стадию 60% = $ 352 млн ≈ 25,19 млрд ₽</w:t>
       </w:r>
     </w:p>
     <w:p>
       <w:pPr>
         <w:pStyle w:val="Heading1"/>
       </w:pPr>
-      <w:r/>
       <w:r>
         <w:t>Comparable Multiples · $ 380 M</w:t>
       </w:r>
     </w:p>
     <w:tbl>
       <w:tblPr>
-        <w:tblStyle w:val="LightGrid-Accent1"/>
+        <w:tblStyle w:val="TableGrid"/>
         <w:tblW w:type="auto" w:w="0"/>
+        <w:jc w:val="center"/>
         <w:tblLook w:firstColumn="1" w:firstRow="1" w:lastColumn="0" w:lastRow="0" w:noHBand="0" w:noVBand="1" w:val="04A0"/>
       </w:tblPr>
       <w:tblGrid>
@@ -3501,11 +4757,13 @@
             <w:r>
               <w:rPr>
                 <w:b/>
+                <w:sz w:val="17"/>
               </w:rPr>
             </w:r>
             <w:r>
               <w:rPr>
                 <w:b/>
+                <w:sz w:val="17"/>
               </w:rPr>
               <w:t>Шаг</w:t>
             </w:r>
@@ -3519,11 +4777,13 @@
             <w:r>
               <w:rPr>
                 <w:b/>
+                <w:sz w:val="17"/>
               </w:rPr>
             </w:r>
             <w:r>
               <w:rPr>
                 <w:b/>
+                <w:sz w:val="17"/>
               </w:rPr>
               <w:t>Значение</w:t>
             </w:r>
@@ -3536,8 +4796,15 @@
             <w:tcW w:type="dxa" w:w="4320"/>
           </w:tcPr>
           <w:p>
-            <w:r/>
-            <w:r>
+            <w:r>
+              <w:rPr>
+                <w:sz w:val="17"/>
+              </w:rPr>
+            </w:r>
+            <w:r>
+              <w:rPr>
+                <w:sz w:val="17"/>
+              </w:rPr>
               <w:t>Выручка год 5 (2029)</w:t>
             </w:r>
           </w:p>
@@ -3547,8 +4814,15 @@
             <w:tcW w:type="dxa" w:w="4320"/>
           </w:tcPr>
           <w:p>
-            <w:r/>
-            <w:r>
+            <w:r>
+              <w:rPr>
+                <w:sz w:val="17"/>
+              </w:rPr>
+            </w:r>
+            <w:r>
+              <w:rPr>
+                <w:sz w:val="17"/>
+              </w:rPr>
               <w:t>$ 524 M</w:t>
             </w:r>
           </w:p>
@@ -3560,8 +4834,15 @@
             <w:tcW w:type="dxa" w:w="4320"/>
           </w:tcPr>
           <w:p>
-            <w:r/>
-            <w:r>
+            <w:r>
+              <w:rPr>
+                <w:sz w:val="17"/>
+              </w:rPr>
+            </w:r>
+            <w:r>
+              <w:rPr>
+                <w:sz w:val="17"/>
+              </w:rPr>
               <w:t>Медианный мультипликатор</w:t>
             </w:r>
           </w:p>
@@ -3571,8 +4852,15 @@
             <w:tcW w:type="dxa" w:w="4320"/>
           </w:tcPr>
           <w:p>
-            <w:r/>
-            <w:r>
+            <w:r>
+              <w:rPr>
+                <w:sz w:val="17"/>
+              </w:rPr>
+            </w:r>
+            <w:r>
+              <w:rPr>
+                <w:sz w:val="17"/>
+              </w:rPr>
               <w:t>14,2×</w:t>
             </w:r>
           </w:p>
@@ -3584,9 +4872,16 @@
             <w:tcW w:type="dxa" w:w="4320"/>
           </w:tcPr>
           <w:p>
-            <w:r/>
-            <w:r>
-              <w:t>EV&lt;sub&gt;5Y&lt;/sub&gt;</w:t>
+            <w:r>
+              <w:rPr>
+                <w:sz w:val="17"/>
+              </w:rPr>
+            </w:r>
+            <w:r>
+              <w:rPr>
+                <w:sz w:val="17"/>
+              </w:rPr>
+              <w:t>EV5Y</w:t>
             </w:r>
           </w:p>
         </w:tc>
@@ -3595,8 +4890,15 @@
             <w:tcW w:type="dxa" w:w="4320"/>
           </w:tcPr>
           <w:p>
-            <w:r/>
-            <w:r>
+            <w:r>
+              <w:rPr>
+                <w:sz w:val="17"/>
+              </w:rPr>
+            </w:r>
+            <w:r>
+              <w:rPr>
+                <w:sz w:val="17"/>
+              </w:rPr>
               <w:t>$ 7 441 M</w:t>
             </w:r>
           </w:p>
@@ -3608,8 +4910,15 @@
             <w:tcW w:type="dxa" w:w="4320"/>
           </w:tcPr>
           <w:p>
-            <w:r/>
-            <w:r>
+            <w:r>
+              <w:rPr>
+                <w:sz w:val="17"/>
+              </w:rPr>
+            </w:r>
+            <w:r>
+              <w:rPr>
+                <w:sz w:val="17"/>
+              </w:rPr>
               <w:t>Дисконт WACC × 5</w:t>
             </w:r>
           </w:p>
@@ -3619,8 +4928,15 @@
             <w:tcW w:type="dxa" w:w="4320"/>
           </w:tcPr>
           <w:p>
-            <w:r/>
-            <w:r>
+            <w:r>
+              <w:rPr>
+                <w:sz w:val="17"/>
+              </w:rPr>
+            </w:r>
+            <w:r>
+              <w:rPr>
+                <w:sz w:val="17"/>
+              </w:rPr>
               <w:t>27,8%</w:t>
             </w:r>
           </w:p>
@@ -3632,9 +4948,16 @@
             <w:tcW w:type="dxa" w:w="4320"/>
           </w:tcPr>
           <w:p>
-            <w:r/>
-            <w:r>
-              <w:t>EV&lt;sub&gt;present&lt;/sub&gt;</w:t>
+            <w:r>
+              <w:rPr>
+                <w:sz w:val="17"/>
+              </w:rPr>
+            </w:r>
+            <w:r>
+              <w:rPr>
+                <w:sz w:val="17"/>
+              </w:rPr>
+              <w:t>EVpresent</w:t>
             </w:r>
           </w:p>
         </w:tc>
@@ -3643,8 +4966,15 @@
             <w:tcW w:type="dxa" w:w="4320"/>
           </w:tcPr>
           <w:p>
-            <w:r/>
-            <w:r>
+            <w:r>
+              <w:rPr>
+                <w:sz w:val="17"/>
+              </w:rPr>
+            </w:r>
+            <w:r>
+              <w:rPr>
+                <w:sz w:val="17"/>
+              </w:rPr>
               <w:t>$ 2 069 M</w:t>
             </w:r>
           </w:p>
@@ -3656,8 +4986,15 @@
             <w:tcW w:type="dxa" w:w="4320"/>
           </w:tcPr>
           <w:p>
-            <w:r/>
-            <w:r>
+            <w:r>
+              <w:rPr>
+                <w:sz w:val="17"/>
+              </w:rPr>
+            </w:r>
+            <w:r>
+              <w:rPr>
+                <w:sz w:val="17"/>
+              </w:rPr>
               <w:t>Early-stage discount</w:t>
             </w:r>
           </w:p>
@@ -3667,8 +5004,15 @@
             <w:tcW w:type="dxa" w:w="4320"/>
           </w:tcPr>
           <w:p>
-            <w:r/>
-            <w:r>
+            <w:r>
+              <w:rPr>
+                <w:sz w:val="17"/>
+              </w:rPr>
+            </w:r>
+            <w:r>
+              <w:rPr>
+                <w:sz w:val="17"/>
+              </w:rPr>
               <w:t>81,6%</w:t>
             </w:r>
           </w:p>
@@ -3680,10 +5024,15 @@
             <w:tcW w:type="dxa" w:w="4320"/>
           </w:tcPr>
           <w:p>
-            <w:r/>
+            <w:r>
+              <w:rPr>
+                <w:sz w:val="17"/>
+              </w:rPr>
+            </w:r>
             <w:r>
               <w:rPr>
                 <w:b/>
+                <w:sz w:val="17"/>
               </w:rPr>
               <w:t>Multiples Pre-money</w:t>
             </w:r>
@@ -3694,10 +5043,15 @@
             <w:tcW w:type="dxa" w:w="4320"/>
           </w:tcPr>
           <w:p>
-            <w:r/>
+            <w:r>
+              <w:rPr>
+                <w:sz w:val="17"/>
+              </w:rPr>
+            </w:r>
             <w:r>
               <w:rPr>
                 <w:b/>
+                <w:sz w:val="17"/>
               </w:rPr>
               <w:t>$ 380 M</w:t>
             </w:r>
@@ -3705,7 +5059,11 @@
         </w:tc>
       </w:tr>
     </w:tbl>
+    <w:p/>
     <w:p>
+      <w:pPr>
+        <w:jc w:val="both"/>
+      </w:pPr>
       <w:r>
         <w:t>Comps: Securitize · Polymath / Tokeny · HQLAx · Atomyze · СберCFA.</w:t>
       </w:r>
@@ -3714,12 +5072,14 @@
       <w:pPr>
         <w:pStyle w:val="Heading1"/>
       </w:pPr>
-      <w:r/>
       <w:r>
         <w:t>Berkus ×17 · Asset ×1,75</w:t>
       </w:r>
     </w:p>
     <w:p>
+      <w:pPr>
+        <w:jc w:val="both"/>
+      </w:pPr>
       <w:r>
         <w:rPr>
           <w:b/>
@@ -3729,8 +5089,9 @@
     </w:p>
     <w:tbl>
       <w:tblPr>
-        <w:tblStyle w:val="LightGrid-Accent1"/>
+        <w:tblStyle w:val="TableGrid"/>
         <w:tblW w:type="auto" w:w="0"/>
+        <w:jc w:val="center"/>
         <w:tblLook w:firstColumn="1" w:firstRow="1" w:lastColumn="0" w:lastRow="0" w:noHBand="0" w:noVBand="1" w:val="04A0"/>
       </w:tblPr>
       <w:tblGrid>
@@ -3747,11 +5108,13 @@
             <w:r>
               <w:rPr>
                 <w:b/>
+                <w:sz w:val="17"/>
               </w:rPr>
             </w:r>
             <w:r>
               <w:rPr>
                 <w:b/>
+                <w:sz w:val="17"/>
               </w:rPr>
               <w:t>Фактор</w:t>
             </w:r>
@@ -3765,11 +5128,13 @@
             <w:r>
               <w:rPr>
                 <w:b/>
+                <w:sz w:val="17"/>
               </w:rPr>
             </w:r>
             <w:r>
               <w:rPr>
                 <w:b/>
+                <w:sz w:val="17"/>
               </w:rPr>
               <w:t>Макс</w:t>
             </w:r>
@@ -3783,11 +5148,13 @@
             <w:r>
               <w:rPr>
                 <w:b/>
+                <w:sz w:val="17"/>
               </w:rPr>
             </w:r>
             <w:r>
               <w:rPr>
                 <w:b/>
+                <w:sz w:val="17"/>
               </w:rPr>
               <w:t>Оценка</w:t>
             </w:r>
@@ -3800,8 +5167,15 @@
             <w:tcW w:type="dxa" w:w="2880"/>
           </w:tcPr>
           <w:p>
-            <w:r/>
-            <w:r>
+            <w:r>
+              <w:rPr>
+                <w:sz w:val="17"/>
+              </w:rPr>
+            </w:r>
+            <w:r>
+              <w:rPr>
+                <w:sz w:val="17"/>
+              </w:rPr>
               <w:t>Sound idea</w:t>
             </w:r>
           </w:p>
@@ -3811,8 +5185,15 @@
             <w:tcW w:type="dxa" w:w="2880"/>
           </w:tcPr>
           <w:p>
-            <w:r/>
-            <w:r>
+            <w:r>
+              <w:rPr>
+                <w:sz w:val="17"/>
+              </w:rPr>
+            </w:r>
+            <w:r>
+              <w:rPr>
+                <w:sz w:val="17"/>
+              </w:rPr>
               <w:t>0,50</w:t>
             </w:r>
           </w:p>
@@ -3822,8 +5203,15 @@
             <w:tcW w:type="dxa" w:w="2880"/>
           </w:tcPr>
           <w:p>
-            <w:r/>
-            <w:r>
+            <w:r>
+              <w:rPr>
+                <w:sz w:val="17"/>
+              </w:rPr>
+            </w:r>
+            <w:r>
+              <w:rPr>
+                <w:sz w:val="17"/>
+              </w:rPr>
               <w:t>0,50</w:t>
             </w:r>
           </w:p>
@@ -3835,8 +5223,15 @@
             <w:tcW w:type="dxa" w:w="2880"/>
           </w:tcPr>
           <w:p>
-            <w:r/>
-            <w:r>
+            <w:r>
+              <w:rPr>
+                <w:sz w:val="17"/>
+              </w:rPr>
+            </w:r>
+            <w:r>
+              <w:rPr>
+                <w:sz w:val="17"/>
+              </w:rPr>
               <w:t>Prototype</w:t>
             </w:r>
           </w:p>
@@ -3846,8 +5241,15 @@
             <w:tcW w:type="dxa" w:w="2880"/>
           </w:tcPr>
           <w:p>
-            <w:r/>
-            <w:r>
+            <w:r>
+              <w:rPr>
+                <w:sz w:val="17"/>
+              </w:rPr>
+            </w:r>
+            <w:r>
+              <w:rPr>
+                <w:sz w:val="17"/>
+              </w:rPr>
               <w:t>0,50</w:t>
             </w:r>
           </w:p>
@@ -3857,8 +5259,15 @@
             <w:tcW w:type="dxa" w:w="2880"/>
           </w:tcPr>
           <w:p>
-            <w:r/>
-            <w:r>
+            <w:r>
+              <w:rPr>
+                <w:sz w:val="17"/>
+              </w:rPr>
+            </w:r>
+            <w:r>
+              <w:rPr>
+                <w:sz w:val="17"/>
+              </w:rPr>
               <w:t>0,50</w:t>
             </w:r>
           </w:p>
@@ -3870,8 +5279,15 @@
             <w:tcW w:type="dxa" w:w="2880"/>
           </w:tcPr>
           <w:p>
-            <w:r/>
-            <w:r>
+            <w:r>
+              <w:rPr>
+                <w:sz w:val="17"/>
+              </w:rPr>
+            </w:r>
+            <w:r>
+              <w:rPr>
+                <w:sz w:val="17"/>
+              </w:rPr>
               <w:t>Quality team</w:t>
             </w:r>
           </w:p>
@@ -3881,8 +5297,15 @@
             <w:tcW w:type="dxa" w:w="2880"/>
           </w:tcPr>
           <w:p>
-            <w:r/>
-            <w:r>
+            <w:r>
+              <w:rPr>
+                <w:sz w:val="17"/>
+              </w:rPr>
+            </w:r>
+            <w:r>
+              <w:rPr>
+                <w:sz w:val="17"/>
+              </w:rPr>
               <w:t>0,50</w:t>
             </w:r>
           </w:p>
@@ -3892,8 +5315,15 @@
             <w:tcW w:type="dxa" w:w="2880"/>
           </w:tcPr>
           <w:p>
-            <w:r/>
-            <w:r>
+            <w:r>
+              <w:rPr>
+                <w:sz w:val="17"/>
+              </w:rPr>
+            </w:r>
+            <w:r>
+              <w:rPr>
+                <w:sz w:val="17"/>
+              </w:rPr>
               <w:t>0,35</w:t>
             </w:r>
           </w:p>
@@ -3905,8 +5335,15 @@
             <w:tcW w:type="dxa" w:w="2880"/>
           </w:tcPr>
           <w:p>
-            <w:r/>
-            <w:r>
+            <w:r>
+              <w:rPr>
+                <w:sz w:val="17"/>
+              </w:rPr>
+            </w:r>
+            <w:r>
+              <w:rPr>
+                <w:sz w:val="17"/>
+              </w:rPr>
               <w:t>Strategic relationships</w:t>
             </w:r>
           </w:p>
@@ -3916,8 +5353,15 @@
             <w:tcW w:type="dxa" w:w="2880"/>
           </w:tcPr>
           <w:p>
-            <w:r/>
-            <w:r>
+            <w:r>
+              <w:rPr>
+                <w:sz w:val="17"/>
+              </w:rPr>
+            </w:r>
+            <w:r>
+              <w:rPr>
+                <w:sz w:val="17"/>
+              </w:rPr>
               <w:t>0,50</w:t>
             </w:r>
           </w:p>
@@ -3927,8 +5371,15 @@
             <w:tcW w:type="dxa" w:w="2880"/>
           </w:tcPr>
           <w:p>
-            <w:r/>
-            <w:r>
+            <w:r>
+              <w:rPr>
+                <w:sz w:val="17"/>
+              </w:rPr>
+            </w:r>
+            <w:r>
+              <w:rPr>
+                <w:sz w:val="17"/>
+              </w:rPr>
               <w:t>0,40</w:t>
             </w:r>
           </w:p>
@@ -3940,8 +5391,15 @@
             <w:tcW w:type="dxa" w:w="2880"/>
           </w:tcPr>
           <w:p>
-            <w:r/>
-            <w:r>
+            <w:r>
+              <w:rPr>
+                <w:sz w:val="17"/>
+              </w:rPr>
+            </w:r>
+            <w:r>
+              <w:rPr>
+                <w:sz w:val="17"/>
+              </w:rPr>
               <w:t>Product rollout</w:t>
             </w:r>
           </w:p>
@@ -3951,8 +5409,15 @@
             <w:tcW w:type="dxa" w:w="2880"/>
           </w:tcPr>
           <w:p>
-            <w:r/>
-            <w:r>
+            <w:r>
+              <w:rPr>
+                <w:sz w:val="17"/>
+              </w:rPr>
+            </w:r>
+            <w:r>
+              <w:rPr>
+                <w:sz w:val="17"/>
+              </w:rPr>
               <w:t>0,50</w:t>
             </w:r>
           </w:p>
@@ -3962,8 +5427,15 @@
             <w:tcW w:type="dxa" w:w="2880"/>
           </w:tcPr>
           <w:p>
-            <w:r/>
-            <w:r>
+            <w:r>
+              <w:rPr>
+                <w:sz w:val="17"/>
+              </w:rPr>
+            </w:r>
+            <w:r>
+              <w:rPr>
+                <w:sz w:val="17"/>
+              </w:rPr>
               <w:t>0,30</w:t>
             </w:r>
           </w:p>
@@ -3975,10 +5447,15 @@
             <w:tcW w:type="dxa" w:w="2880"/>
           </w:tcPr>
           <w:p>
-            <w:r/>
+            <w:r>
+              <w:rPr>
+                <w:sz w:val="17"/>
+              </w:rPr>
+            </w:r>
             <w:r>
               <w:rPr>
                 <w:b/>
+                <w:sz w:val="17"/>
               </w:rPr>
               <w:t>Σ × 17</w:t>
             </w:r>
@@ -3989,10 +5466,15 @@
             <w:tcW w:type="dxa" w:w="2880"/>
           </w:tcPr>
           <w:p>
-            <w:r/>
+            <w:r>
+              <w:rPr>
+                <w:sz w:val="17"/>
+              </w:rPr>
+            </w:r>
             <w:r>
               <w:rPr>
                 <w:b/>
+                <w:sz w:val="17"/>
               </w:rPr>
               <w:t>2,05</w:t>
             </w:r>
@@ -4003,10 +5485,15 @@
             <w:tcW w:type="dxa" w:w="2880"/>
           </w:tcPr>
           <w:p>
-            <w:r/>
+            <w:r>
+              <w:rPr>
+                <w:sz w:val="17"/>
+              </w:rPr>
+            </w:r>
             <w:r>
               <w:rPr>
                 <w:b/>
+                <w:sz w:val="17"/>
               </w:rPr>
               <w:t>$ 35 M</w:t>
             </w:r>
@@ -4014,7 +5501,11 @@
         </w:tc>
       </w:tr>
     </w:tbl>
+    <w:p/>
     <w:p>
+      <w:pPr>
+        <w:jc w:val="both"/>
+      </w:pPr>
       <w:r>
         <w:rPr>
           <w:b/>
@@ -4029,15 +5520,15 @@
       <w:pPr>
         <w:pStyle w:val="Heading1"/>
       </w:pPr>
-      <w:r/>
       <w:r>
         <w:t>Согласование результатов</w:t>
       </w:r>
     </w:p>
     <w:tbl>
       <w:tblPr>
-        <w:tblStyle w:val="LightGrid-Accent1"/>
+        <w:tblStyle w:val="TableGrid"/>
         <w:tblW w:type="auto" w:w="0"/>
+        <w:jc w:val="center"/>
         <w:tblLook w:firstColumn="1" w:firstRow="1" w:lastColumn="0" w:lastRow="0" w:noHBand="0" w:noVBand="1" w:val="04A0"/>
       </w:tblPr>
       <w:tblGrid>
@@ -4055,13 +5546,15 @@
             <w:r>
               <w:rPr>
                 <w:b/>
+                <w:sz w:val="17"/>
               </w:rPr>
             </w:r>
             <w:r>
               <w:rPr>
                 <w:b/>
-              </w:rPr>
-              <w:t>Метод</w:t>
+                <w:sz w:val="17"/>
+              </w:rPr>
+              <w:t>Подход</w:t>
             </w:r>
           </w:p>
         </w:tc>
@@ -4073,11 +5566,13 @@
             <w:r>
               <w:rPr>
                 <w:b/>
+                <w:sz w:val="17"/>
               </w:rPr>
             </w:r>
             <w:r>
               <w:rPr>
                 <w:b/>
+                <w:sz w:val="17"/>
               </w:rPr>
               <w:t>$ млн</w:t>
             </w:r>
@@ -4091,11 +5586,13 @@
             <w:r>
               <w:rPr>
                 <w:b/>
+                <w:sz w:val="17"/>
               </w:rPr>
             </w:r>
             <w:r>
               <w:rPr>
                 <w:b/>
+                <w:sz w:val="17"/>
               </w:rPr>
               <w:t>Вес</w:t>
             </w:r>
@@ -4109,11 +5606,13 @@
             <w:r>
               <w:rPr>
                 <w:b/>
+                <w:sz w:val="17"/>
               </w:rPr>
             </w:r>
             <w:r>
               <w:rPr>
                 <w:b/>
+                <w:sz w:val="17"/>
               </w:rPr>
               <w:t>Вклад</w:t>
             </w:r>
@@ -4126,9 +5625,16 @@
             <w:tcW w:type="dxa" w:w="2160"/>
           </w:tcPr>
           <w:p>
-            <w:r/>
-            <w:r>
-              <w:t>DCF</w:t>
+            <w:r>
+              <w:rPr>
+                <w:sz w:val="17"/>
+              </w:rPr>
+            </w:r>
+            <w:r>
+              <w:rPr>
+                <w:sz w:val="17"/>
+              </w:rPr>
+              <w:t>Доходный (DCF)</w:t>
             </w:r>
           </w:p>
         </w:tc>
@@ -4137,9 +5643,16 @@
             <w:tcW w:type="dxa" w:w="2160"/>
           </w:tcPr>
           <w:p>
-            <w:r/>
-            <w:r>
-              <w:t>355</w:t>
+            <w:r>
+              <w:rPr>
+                <w:sz w:val="17"/>
+              </w:rPr>
+            </w:r>
+            <w:r>
+              <w:rPr>
+                <w:sz w:val="17"/>
+              </w:rPr>
+              <w:t>352</w:t>
             </w:r>
           </w:p>
         </w:tc>
@@ -4148,8 +5661,15 @@
             <w:tcW w:type="dxa" w:w="2160"/>
           </w:tcPr>
           <w:p>
-            <w:r/>
-            <w:r>
+            <w:r>
+              <w:rPr>
+                <w:sz w:val="17"/>
+              </w:rPr>
+            </w:r>
+            <w:r>
+              <w:rPr>
+                <w:sz w:val="17"/>
+              </w:rPr>
               <w:t>35%</w:t>
             </w:r>
           </w:p>
@@ -4159,9 +5679,16 @@
             <w:tcW w:type="dxa" w:w="2160"/>
           </w:tcPr>
           <w:p>
-            <w:r/>
-            <w:r>
-              <w:t>124,3</w:t>
+            <w:r>
+              <w:rPr>
+                <w:sz w:val="17"/>
+              </w:rPr>
+            </w:r>
+            <w:r>
+              <w:rPr>
+                <w:sz w:val="17"/>
+              </w:rPr>
+              <w:t>123,2</w:t>
             </w:r>
           </w:p>
         </w:tc>
@@ -4172,9 +5699,16 @@
             <w:tcW w:type="dxa" w:w="2160"/>
           </w:tcPr>
           <w:p>
-            <w:r/>
-            <w:r>
-              <w:t>Multiples</w:t>
+            <w:r>
+              <w:rPr>
+                <w:sz w:val="17"/>
+              </w:rPr>
+            </w:r>
+            <w:r>
+              <w:rPr>
+                <w:sz w:val="17"/>
+              </w:rPr>
+              <w:t>Сравнительный</w:t>
             </w:r>
           </w:p>
         </w:tc>
@@ -4183,8 +5717,15 @@
             <w:tcW w:type="dxa" w:w="2160"/>
           </w:tcPr>
           <w:p>
-            <w:r/>
-            <w:r>
+            <w:r>
+              <w:rPr>
+                <w:sz w:val="17"/>
+              </w:rPr>
+            </w:r>
+            <w:r>
+              <w:rPr>
+                <w:sz w:val="17"/>
+              </w:rPr>
               <w:t>380</w:t>
             </w:r>
           </w:p>
@@ -4194,8 +5735,15 @@
             <w:tcW w:type="dxa" w:w="2160"/>
           </w:tcPr>
           <w:p>
-            <w:r/>
-            <w:r>
+            <w:r>
+              <w:rPr>
+                <w:sz w:val="17"/>
+              </w:rPr>
+            </w:r>
+            <w:r>
+              <w:rPr>
+                <w:sz w:val="17"/>
+              </w:rPr>
               <w:t>30%</w:t>
             </w:r>
           </w:p>
@@ -4205,8 +5753,15 @@
             <w:tcW w:type="dxa" w:w="2160"/>
           </w:tcPr>
           <w:p>
-            <w:r/>
-            <w:r>
+            <w:r>
+              <w:rPr>
+                <w:sz w:val="17"/>
+              </w:rPr>
+            </w:r>
+            <w:r>
+              <w:rPr>
+                <w:sz w:val="17"/>
+              </w:rPr>
               <w:t>114,0</w:t>
             </w:r>
           </w:p>
@@ -4218,9 +5773,16 @@
             <w:tcW w:type="dxa" w:w="2160"/>
           </w:tcPr>
           <w:p>
-            <w:r/>
-            <w:r>
-              <w:t>Berkus ×17</w:t>
+            <w:r>
+              <w:rPr>
+                <w:sz w:val="17"/>
+              </w:rPr>
+            </w:r>
+            <w:r>
+              <w:rPr>
+                <w:sz w:val="17"/>
+              </w:rPr>
+              <w:t>Беркус ×17</w:t>
             </w:r>
           </w:p>
         </w:tc>
@@ -4229,8 +5791,15 @@
             <w:tcW w:type="dxa" w:w="2160"/>
           </w:tcPr>
           <w:p>
-            <w:r/>
-            <w:r>
+            <w:r>
+              <w:rPr>
+                <w:sz w:val="17"/>
+              </w:rPr>
+            </w:r>
+            <w:r>
+              <w:rPr>
+                <w:sz w:val="17"/>
+              </w:rPr>
               <w:t>35</w:t>
             </w:r>
           </w:p>
@@ -4240,8 +5809,15 @@
             <w:tcW w:type="dxa" w:w="2160"/>
           </w:tcPr>
           <w:p>
-            <w:r/>
-            <w:r>
+            <w:r>
+              <w:rPr>
+                <w:sz w:val="17"/>
+              </w:rPr>
+            </w:r>
+            <w:r>
+              <w:rPr>
+                <w:sz w:val="17"/>
+              </w:rPr>
               <w:t>25%</w:t>
             </w:r>
           </w:p>
@@ -4251,9 +5827,16 @@
             <w:tcW w:type="dxa" w:w="2160"/>
           </w:tcPr>
           <w:p>
-            <w:r/>
-            <w:r>
-              <w:t>8,75</w:t>
+            <w:r>
+              <w:rPr>
+                <w:sz w:val="17"/>
+              </w:rPr>
+            </w:r>
+            <w:r>
+              <w:rPr>
+                <w:sz w:val="17"/>
+              </w:rPr>
+              <w:t>8,8</w:t>
             </w:r>
           </w:p>
         </w:tc>
@@ -4264,9 +5847,16 @@
             <w:tcW w:type="dxa" w:w="2160"/>
           </w:tcPr>
           <w:p>
-            <w:r/>
-            <w:r>
-              <w:t>Asset ×1,75</w:t>
+            <w:r>
+              <w:rPr>
+                <w:sz w:val="17"/>
+              </w:rPr>
+            </w:r>
+            <w:r>
+              <w:rPr>
+                <w:sz w:val="17"/>
+              </w:rPr>
+              <w:t>Затратный ×1,75</w:t>
             </w:r>
           </w:p>
         </w:tc>
@@ -4275,8 +5865,15 @@
             <w:tcW w:type="dxa" w:w="2160"/>
           </w:tcPr>
           <w:p>
-            <w:r/>
-            <w:r>
+            <w:r>
+              <w:rPr>
+                <w:sz w:val="17"/>
+              </w:rPr>
+            </w:r>
+            <w:r>
+              <w:rPr>
+                <w:sz w:val="17"/>
+              </w:rPr>
               <w:t>20</w:t>
             </w:r>
           </w:p>
@@ -4286,8 +5883,15 @@
             <w:tcW w:type="dxa" w:w="2160"/>
           </w:tcPr>
           <w:p>
-            <w:r/>
-            <w:r>
+            <w:r>
+              <w:rPr>
+                <w:sz w:val="17"/>
+              </w:rPr>
+            </w:r>
+            <w:r>
+              <w:rPr>
+                <w:sz w:val="17"/>
+              </w:rPr>
               <w:t>10%</w:t>
             </w:r>
           </w:p>
@@ -4297,9 +5901,16 @@
             <w:tcW w:type="dxa" w:w="2160"/>
           </w:tcPr>
           <w:p>
-            <w:r/>
-            <w:r>
-              <w:t>2,00</w:t>
+            <w:r>
+              <w:rPr>
+                <w:sz w:val="17"/>
+              </w:rPr>
+            </w:r>
+            <w:r>
+              <w:rPr>
+                <w:sz w:val="17"/>
+              </w:rPr>
+              <w:t>2,0</w:t>
             </w:r>
           </w:p>
         </w:tc>
@@ -4310,12 +5921,17 @@
             <w:tcW w:type="dxa" w:w="2160"/>
           </w:tcPr>
           <w:p>
-            <w:r/>
+            <w:r>
+              <w:rPr>
+                <w:sz w:val="17"/>
+              </w:rPr>
+            </w:r>
             <w:r>
               <w:rPr>
                 <w:b/>
-              </w:rPr>
-              <w:t>Взвешенная EV</w:t>
+                <w:sz w:val="17"/>
+              </w:rPr>
+              <w:t>Стоимость входа</w:t>
             </w:r>
           </w:p>
         </w:tc>
@@ -4324,12 +5940,17 @@
             <w:tcW w:type="dxa" w:w="2160"/>
           </w:tcPr>
           <w:p>
-            <w:r/>
+            <w:r>
+              <w:rPr>
+                <w:sz w:val="17"/>
+              </w:rPr>
+            </w:r>
             <w:r>
               <w:rPr>
                 <w:b/>
-              </w:rPr>
-              <w:t>249</w:t>
+                <w:sz w:val="17"/>
+              </w:rPr>
+              <w:t>248</w:t>
             </w:r>
           </w:p>
         </w:tc>
@@ -4338,10 +5959,15 @@
             <w:tcW w:type="dxa" w:w="2160"/>
           </w:tcPr>
           <w:p>
-            <w:r/>
+            <w:r>
+              <w:rPr>
+                <w:sz w:val="17"/>
+              </w:rPr>
+            </w:r>
             <w:r>
               <w:rPr>
                 <w:b/>
+                <w:sz w:val="17"/>
               </w:rPr>
               <w:t>100%</w:t>
             </w:r>
@@ -4352,17 +5978,23 @@
             <w:tcW w:type="dxa" w:w="2160"/>
           </w:tcPr>
           <w:p>
-            <w:r/>
+            <w:r>
+              <w:rPr>
+                <w:sz w:val="17"/>
+              </w:rPr>
+            </w:r>
             <w:r>
               <w:rPr>
                 <w:b/>
-              </w:rPr>
-              <w:t>249,0</w:t>
+                <w:sz w:val="17"/>
+              </w:rPr>
+              <w:t>248,0</w:t>
             </w:r>
           </w:p>
         </w:tc>
       </w:tr>
     </w:tbl>
+    <w:p/>
     <w:p>
       <w:pPr>
         <w:pStyle w:val="ListBullet"/>
@@ -4395,15 +6027,15 @@
       <w:pPr>
         <w:pStyle w:val="Heading1"/>
       </w:pPr>
-      <w:r/>
       <w:r>
         <w:t>Сценарный анализ</w:t>
       </w:r>
     </w:p>
     <w:tbl>
       <w:tblPr>
-        <w:tblStyle w:val="LightGrid-Accent1"/>
+        <w:tblStyle w:val="TableGrid"/>
         <w:tblW w:type="auto" w:w="0"/>
+        <w:jc w:val="center"/>
         <w:tblLook w:firstColumn="1" w:firstRow="1" w:lastColumn="0" w:lastRow="0" w:noHBand="0" w:noVBand="1" w:val="04A0"/>
       </w:tblPr>
       <w:tblGrid>
@@ -4421,11 +6053,13 @@
             <w:r>
               <w:rPr>
                 <w:b/>
+                <w:sz w:val="17"/>
               </w:rPr>
             </w:r>
             <w:r>
               <w:rPr>
                 <w:b/>
+                <w:sz w:val="17"/>
               </w:rPr>
               <w:t>Сценарий</w:t>
             </w:r>
@@ -4439,11 +6073,13 @@
             <w:r>
               <w:rPr>
                 <w:b/>
+                <w:sz w:val="17"/>
               </w:rPr>
             </w:r>
             <w:r>
               <w:rPr>
                 <w:b/>
+                <w:sz w:val="17"/>
               </w:rPr>
               <w:t>Вероятность</w:t>
             </w:r>
@@ -4457,11 +6093,13 @@
             <w:r>
               <w:rPr>
                 <w:b/>
+                <w:sz w:val="17"/>
               </w:rPr>
             </w:r>
             <w:r>
               <w:rPr>
                 <w:b/>
+                <w:sz w:val="17"/>
               </w:rPr>
               <w:t>Pre-money</w:t>
             </w:r>
@@ -4475,11 +6113,13 @@
             <w:r>
               <w:rPr>
                 <w:b/>
+                <w:sz w:val="17"/>
               </w:rPr>
             </w:r>
             <w:r>
               <w:rPr>
                 <w:b/>
+                <w:sz w:val="17"/>
               </w:rPr>
               <w:t>NPV</w:t>
             </w:r>
@@ -4492,8 +6132,15 @@
             <w:tcW w:type="dxa" w:w="2160"/>
           </w:tcPr>
           <w:p>
-            <w:r/>
-            <w:r>
+            <w:r>
+              <w:rPr>
+                <w:sz w:val="17"/>
+              </w:rPr>
+            </w:r>
+            <w:r>
+              <w:rPr>
+                <w:sz w:val="17"/>
+              </w:rPr>
               <w:t>Optimistic</w:t>
             </w:r>
           </w:p>
@@ -4503,8 +6150,15 @@
             <w:tcW w:type="dxa" w:w="2160"/>
           </w:tcPr>
           <w:p>
-            <w:r/>
-            <w:r>
+            <w:r>
+              <w:rPr>
+                <w:sz w:val="17"/>
+              </w:rPr>
+            </w:r>
+            <w:r>
+              <w:rPr>
+                <w:sz w:val="17"/>
+              </w:rPr>
               <w:t>30%</w:t>
             </w:r>
           </w:p>
@@ -4514,8 +6168,15 @@
             <w:tcW w:type="dxa" w:w="2160"/>
           </w:tcPr>
           <w:p>
-            <w:r/>
-            <w:r>
+            <w:r>
+              <w:rPr>
+                <w:sz w:val="17"/>
+              </w:rPr>
+            </w:r>
+            <w:r>
+              <w:rPr>
+                <w:sz w:val="17"/>
+              </w:rPr>
               <w:t>$ 140 M</w:t>
             </w:r>
           </w:p>
@@ -4525,8 +6186,15 @@
             <w:tcW w:type="dxa" w:w="2160"/>
           </w:tcPr>
           <w:p>
-            <w:r/>
-            <w:r>
+            <w:r>
+              <w:rPr>
+                <w:sz w:val="17"/>
+              </w:rPr>
+            </w:r>
+            <w:r>
+              <w:rPr>
+                <w:sz w:val="17"/>
+              </w:rPr>
               <w:t>82,0 млрд ₽</w:t>
             </w:r>
           </w:p>
@@ -4538,10 +6206,15 @@
             <w:tcW w:type="dxa" w:w="2160"/>
           </w:tcPr>
           <w:p>
-            <w:r/>
+            <w:r>
+              <w:rPr>
+                <w:sz w:val="17"/>
+              </w:rPr>
+            </w:r>
             <w:r>
               <w:rPr>
                 <w:b/>
+                <w:sz w:val="17"/>
               </w:rPr>
               <w:t>Base</w:t>
             </w:r>
@@ -4552,10 +6225,15 @@
             <w:tcW w:type="dxa" w:w="2160"/>
           </w:tcPr>
           <w:p>
-            <w:r/>
+            <w:r>
+              <w:rPr>
+                <w:sz w:val="17"/>
+              </w:rPr>
+            </w:r>
             <w:r>
               <w:rPr>
                 <w:b/>
+                <w:sz w:val="17"/>
               </w:rPr>
               <w:t>55%</w:t>
             </w:r>
@@ -4566,10 +6244,15 @@
             <w:tcW w:type="dxa" w:w="2160"/>
           </w:tcPr>
           <w:p>
-            <w:r/>
+            <w:r>
+              <w:rPr>
+                <w:sz w:val="17"/>
+              </w:rPr>
+            </w:r>
             <w:r>
               <w:rPr>
                 <w:b/>
+                <w:sz w:val="17"/>
               </w:rPr>
               <w:t>$ 100 M</w:t>
             </w:r>
@@ -4580,10 +6263,15 @@
             <w:tcW w:type="dxa" w:w="2160"/>
           </w:tcPr>
           <w:p>
-            <w:r/>
+            <w:r>
+              <w:rPr>
+                <w:sz w:val="17"/>
+              </w:rPr>
+            </w:r>
             <w:r>
               <w:rPr>
                 <w:b/>
+                <w:sz w:val="17"/>
               </w:rPr>
               <w:t>63,4 млрд ₽</w:t>
             </w:r>
@@ -4596,8 +6284,15 @@
             <w:tcW w:type="dxa" w:w="2160"/>
           </w:tcPr>
           <w:p>
-            <w:r/>
-            <w:r>
+            <w:r>
+              <w:rPr>
+                <w:sz w:val="17"/>
+              </w:rPr>
+            </w:r>
+            <w:r>
+              <w:rPr>
+                <w:sz w:val="17"/>
+              </w:rPr>
               <w:t>Conservative</w:t>
             </w:r>
           </w:p>
@@ -4607,8 +6302,15 @@
             <w:tcW w:type="dxa" w:w="2160"/>
           </w:tcPr>
           <w:p>
-            <w:r/>
-            <w:r>
+            <w:r>
+              <w:rPr>
+                <w:sz w:val="17"/>
+              </w:rPr>
+            </w:r>
+            <w:r>
+              <w:rPr>
+                <w:sz w:val="17"/>
+              </w:rPr>
               <w:t>15%</w:t>
             </w:r>
           </w:p>
@@ -4618,8 +6320,15 @@
             <w:tcW w:type="dxa" w:w="2160"/>
           </w:tcPr>
           <w:p>
-            <w:r/>
-            <w:r>
+            <w:r>
+              <w:rPr>
+                <w:sz w:val="17"/>
+              </w:rPr>
+            </w:r>
+            <w:r>
+              <w:rPr>
+                <w:sz w:val="17"/>
+              </w:rPr>
               <w:t>$ 70 M</w:t>
             </w:r>
           </w:p>
@@ -4629,8 +6338,15 @@
             <w:tcW w:type="dxa" w:w="2160"/>
           </w:tcPr>
           <w:p>
-            <w:r/>
-            <w:r>
+            <w:r>
+              <w:rPr>
+                <w:sz w:val="17"/>
+              </w:rPr>
+            </w:r>
+            <w:r>
+              <w:rPr>
+                <w:sz w:val="17"/>
+              </w:rPr>
               <w:t>28,5 млрд ₽</w:t>
             </w:r>
           </w:p>
@@ -4642,10 +6358,15 @@
             <w:tcW w:type="dxa" w:w="2160"/>
           </w:tcPr>
           <w:p>
-            <w:r/>
+            <w:r>
+              <w:rPr>
+                <w:sz w:val="17"/>
+              </w:rPr>
+            </w:r>
             <w:r>
               <w:rPr>
                 <w:b/>
+                <w:sz w:val="17"/>
               </w:rPr>
               <w:t>Expected Value</w:t>
             </w:r>
@@ -4656,8 +6377,15 @@
             <w:tcW w:type="dxa" w:w="2160"/>
           </w:tcPr>
           <w:p>
-            <w:r/>
-            <w:r>
+            <w:r>
+              <w:rPr>
+                <w:sz w:val="17"/>
+              </w:rPr>
+            </w:r>
+            <w:r>
+              <w:rPr>
+                <w:sz w:val="17"/>
+              </w:rPr>
               <w:t>100%</w:t>
             </w:r>
           </w:p>
@@ -4667,10 +6395,15 @@
             <w:tcW w:type="dxa" w:w="2160"/>
           </w:tcPr>
           <w:p>
-            <w:r/>
+            <w:r>
+              <w:rPr>
+                <w:sz w:val="17"/>
+              </w:rPr>
+            </w:r>
             <w:r>
               <w:rPr>
                 <w:b/>
+                <w:sz w:val="17"/>
               </w:rPr>
               <w:t>$ 106 M</w:t>
             </w:r>
@@ -4681,10 +6414,15 @@
             <w:tcW w:type="dxa" w:w="2160"/>
           </w:tcPr>
           <w:p>
-            <w:r/>
+            <w:r>
+              <w:rPr>
+                <w:sz w:val="17"/>
+              </w:rPr>
+            </w:r>
             <w:r>
               <w:rPr>
                 <w:b/>
+                <w:sz w:val="17"/>
               </w:rPr>
               <w:t>60,1 млрд ₽</w:t>
             </w:r>
@@ -4692,7 +6430,11 @@
         </w:tc>
       </w:tr>
     </w:tbl>
+    <w:p/>
     <w:p>
+      <w:pPr>
+        <w:jc w:val="both"/>
+      </w:pPr>
       <w:r>
         <w:t>Reasoned Base $100 M &lt; Expected $106 M → защитимая переговорная нижняя граница.</w:t>
       </w:r>
@@ -4701,15 +6443,15 @@
       <w:pPr>
         <w:pStyle w:val="Heading1"/>
       </w:pPr>
-      <w:r/>
       <w:r>
         <w:t>Tornado-диаграмма · топ-7</w:t>
       </w:r>
     </w:p>
     <w:tbl>
       <w:tblPr>
-        <w:tblStyle w:val="LightGrid-Accent1"/>
+        <w:tblStyle w:val="TableGrid"/>
         <w:tblW w:type="auto" w:w="0"/>
+        <w:jc w:val="center"/>
         <w:tblLook w:firstColumn="1" w:firstRow="1" w:lastColumn="0" w:lastRow="0" w:noHBand="0" w:noVBand="1" w:val="04A0"/>
       </w:tblPr>
       <w:tblGrid>
@@ -4725,11 +6467,13 @@
             <w:r>
               <w:rPr>
                 <w:b/>
+                <w:sz w:val="17"/>
               </w:rPr>
             </w:r>
             <w:r>
               <w:rPr>
                 <w:b/>
+                <w:sz w:val="17"/>
               </w:rPr>
               <w:t>Драйвер</w:t>
             </w:r>
@@ -4743,11 +6487,13 @@
             <w:r>
               <w:rPr>
                 <w:b/>
+                <w:sz w:val="17"/>
               </w:rPr>
             </w:r>
             <w:r>
               <w:rPr>
                 <w:b/>
+                <w:sz w:val="17"/>
               </w:rPr>
               <w:t>Эффект, ±млрд ₽ NPV</w:t>
             </w:r>
@@ -4760,8 +6506,15 @@
             <w:tcW w:type="dxa" w:w="4320"/>
           </w:tcPr>
           <w:p>
-            <w:r/>
-            <w:r>
+            <w:r>
+              <w:rPr>
+                <w:sz w:val="17"/>
+              </w:rPr>
+            </w:r>
+            <w:r>
+              <w:rPr>
+                <w:sz w:val="17"/>
+              </w:rPr>
               <w:t>Срок принятия НПА (T+24 vs T+36)</w:t>
             </w:r>
           </w:p>
@@ -4771,8 +6524,15 @@
             <w:tcW w:type="dxa" w:w="4320"/>
           </w:tcPr>
           <w:p>
-            <w:r/>
-            <w:r>
+            <w:r>
+              <w:rPr>
+                <w:sz w:val="17"/>
+              </w:rPr>
+            </w:r>
+            <w:r>
+              <w:rPr>
+                <w:sz w:val="17"/>
+              </w:rPr>
               <w:t>±54</w:t>
             </w:r>
           </w:p>
@@ -4784,8 +6544,15 @@
             <w:tcW w:type="dxa" w:w="4320"/>
           </w:tcPr>
           <w:p>
-            <w:r/>
-            <w:r>
+            <w:r>
+              <w:rPr>
+                <w:sz w:val="17"/>
+              </w:rPr>
+            </w:r>
+            <w:r>
+              <w:rPr>
+                <w:sz w:val="17"/>
+              </w:rPr>
               <w:t>Доля рынка год 10 (±7 п.п.)</w:t>
             </w:r>
           </w:p>
@@ -4795,8 +6562,15 @@
             <w:tcW w:type="dxa" w:w="4320"/>
           </w:tcPr>
           <w:p>
-            <w:r/>
-            <w:r>
+            <w:r>
+              <w:rPr>
+                <w:sz w:val="17"/>
+              </w:rPr>
+            </w:r>
+            <w:r>
+              <w:rPr>
+                <w:sz w:val="17"/>
+              </w:rPr>
               <w:t>±38</w:t>
             </w:r>
           </w:p>
@@ -4808,8 +6582,15 @@
             <w:tcW w:type="dxa" w:w="4320"/>
           </w:tcPr>
           <w:p>
-            <w:r/>
-            <w:r>
+            <w:r>
+              <w:rPr>
+                <w:sz w:val="17"/>
+              </w:rPr>
+            </w:r>
+            <w:r>
+              <w:rPr>
+                <w:sz w:val="17"/>
+              </w:rPr>
               <w:t>WACC (±3 п.п.)</w:t>
             </w:r>
           </w:p>
@@ -4819,8 +6600,15 @@
             <w:tcW w:type="dxa" w:w="4320"/>
           </w:tcPr>
           <w:p>
-            <w:r/>
-            <w:r>
+            <w:r>
+              <w:rPr>
+                <w:sz w:val="17"/>
+              </w:rPr>
+            </w:r>
+            <w:r>
+              <w:rPr>
+                <w:sz w:val="17"/>
+              </w:rPr>
               <w:t>±22</w:t>
             </w:r>
           </w:p>
@@ -4832,8 +6620,15 @@
             <w:tcW w:type="dxa" w:w="4320"/>
           </w:tcPr>
           <w:p>
-            <w:r/>
-            <w:r>
+            <w:r>
+              <w:rPr>
+                <w:sz w:val="17"/>
+              </w:rPr>
+            </w:r>
+            <w:r>
+              <w:rPr>
+                <w:sz w:val="17"/>
+              </w:rPr>
               <w:t>OpEx-уплифт (±20%)</w:t>
             </w:r>
           </w:p>
@@ -4843,8 +6638,15 @@
             <w:tcW w:type="dxa" w:w="4320"/>
           </w:tcPr>
           <w:p>
-            <w:r/>
-            <w:r>
+            <w:r>
+              <w:rPr>
+                <w:sz w:val="17"/>
+              </w:rPr>
+            </w:r>
+            <w:r>
+              <w:rPr>
+                <w:sz w:val="17"/>
+              </w:rPr>
               <w:t>±18</w:t>
             </w:r>
           </w:p>
@@ -4856,8 +6658,15 @@
             <w:tcW w:type="dxa" w:w="4320"/>
           </w:tcPr>
           <w:p>
-            <w:r/>
-            <w:r>
+            <w:r>
+              <w:rPr>
+                <w:sz w:val="17"/>
+              </w:rPr>
+            </w:r>
+            <w:r>
+              <w:rPr>
+                <w:sz w:val="17"/>
+              </w:rPr>
               <w:t>Тарифная комиссия (±4 bps)</w:t>
             </w:r>
           </w:p>
@@ -4867,8 +6676,15 @@
             <w:tcW w:type="dxa" w:w="4320"/>
           </w:tcPr>
           <w:p>
-            <w:r/>
-            <w:r>
+            <w:r>
+              <w:rPr>
+                <w:sz w:val="17"/>
+              </w:rPr>
+            </w:r>
+            <w:r>
+              <w:rPr>
+                <w:sz w:val="17"/>
+              </w:rPr>
               <w:t>±16</w:t>
             </w:r>
           </w:p>
@@ -4880,8 +6696,15 @@
             <w:tcW w:type="dxa" w:w="4320"/>
           </w:tcPr>
           <w:p>
-            <w:r/>
-            <w:r>
+            <w:r>
+              <w:rPr>
+                <w:sz w:val="17"/>
+              </w:rPr>
+            </w:r>
+            <w:r>
+              <w:rPr>
+                <w:sz w:val="17"/>
+              </w:rPr>
               <w:t>Срок запуска (±6 мес.)</w:t>
             </w:r>
           </w:p>
@@ -4891,8 +6714,15 @@
             <w:tcW w:type="dxa" w:w="4320"/>
           </w:tcPr>
           <w:p>
-            <w:r/>
-            <w:r>
+            <w:r>
+              <w:rPr>
+                <w:sz w:val="17"/>
+              </w:rPr>
+            </w:r>
+            <w:r>
+              <w:rPr>
+                <w:sz w:val="17"/>
+              </w:rPr>
               <w:t>±14</w:t>
             </w:r>
           </w:p>
@@ -4904,8 +6734,15 @@
             <w:tcW w:type="dxa" w:w="4320"/>
           </w:tcPr>
           <w:p>
-            <w:r/>
-            <w:r>
+            <w:r>
+              <w:rPr>
+                <w:sz w:val="17"/>
+              </w:rPr>
+            </w:r>
+            <w:r>
+              <w:rPr>
+                <w:sz w:val="17"/>
+              </w:rPr>
               <w:t>EBITDA-маржа в TV (±5 п.п.)</w:t>
             </w:r>
           </w:p>
@@ -4915,27 +6752,35 @@
             <w:tcW w:type="dxa" w:w="4320"/>
           </w:tcPr>
           <w:p>
-            <w:r/>
-            <w:r>
+            <w:r>
+              <w:rPr>
+                <w:sz w:val="17"/>
+              </w:rPr>
+            </w:r>
+            <w:r>
+              <w:rPr>
+                <w:sz w:val="17"/>
+              </w:rPr>
               <w:t>±11</w:t>
             </w:r>
           </w:p>
         </w:tc>
       </w:tr>
     </w:tbl>
+    <w:p/>
     <w:p>
       <w:pPr>
         <w:pStyle w:val="Heading1"/>
       </w:pPr>
-      <w:r/>
       <w:r>
         <w:t>Monte Carlo · 1000 итераций</w:t>
       </w:r>
     </w:p>
     <w:tbl>
       <w:tblPr>
-        <w:tblStyle w:val="LightGrid-Accent1"/>
+        <w:tblStyle w:val="TableGrid"/>
         <w:tblW w:type="auto" w:w="0"/>
+        <w:jc w:val="center"/>
         <w:tblLook w:firstColumn="1" w:firstRow="1" w:lastColumn="0" w:lastRow="0" w:noHBand="0" w:noVBand="1" w:val="04A0"/>
       </w:tblPr>
       <w:tblGrid>
@@ -4951,11 +6796,13 @@
             <w:r>
               <w:rPr>
                 <w:b/>
+                <w:sz w:val="17"/>
               </w:rPr>
             </w:r>
             <w:r>
               <w:rPr>
                 <w:b/>
+                <w:sz w:val="17"/>
               </w:rPr>
               <w:t>Перцентиль</w:t>
             </w:r>
@@ -4969,11 +6816,13 @@
             <w:r>
               <w:rPr>
                 <w:b/>
+                <w:sz w:val="17"/>
               </w:rPr>
             </w:r>
             <w:r>
               <w:rPr>
                 <w:b/>
+                <w:sz w:val="17"/>
               </w:rPr>
               <w:t>NPV, млрд ₽</w:t>
             </w:r>
@@ -4986,8 +6835,15 @@
             <w:tcW w:type="dxa" w:w="4320"/>
           </w:tcPr>
           <w:p>
-            <w:r/>
-            <w:r>
+            <w:r>
+              <w:rPr>
+                <w:sz w:val="17"/>
+              </w:rPr>
+            </w:r>
+            <w:r>
+              <w:rPr>
+                <w:sz w:val="17"/>
+              </w:rPr>
               <w:t>P5</w:t>
             </w:r>
           </w:p>
@@ -4997,8 +6853,15 @@
             <w:tcW w:type="dxa" w:w="4320"/>
           </w:tcPr>
           <w:p>
-            <w:r/>
-            <w:r>
+            <w:r>
+              <w:rPr>
+                <w:sz w:val="17"/>
+              </w:rPr>
+            </w:r>
+            <w:r>
+              <w:rPr>
+                <w:sz w:val="17"/>
+              </w:rPr>
               <w:t>28</w:t>
             </w:r>
           </w:p>
@@ -5010,8 +6873,15 @@
             <w:tcW w:type="dxa" w:w="4320"/>
           </w:tcPr>
           <w:p>
-            <w:r/>
-            <w:r>
+            <w:r>
+              <w:rPr>
+                <w:sz w:val="17"/>
+              </w:rPr>
+            </w:r>
+            <w:r>
+              <w:rPr>
+                <w:sz w:val="17"/>
+              </w:rPr>
               <w:t>P10</w:t>
             </w:r>
           </w:p>
@@ -5021,8 +6891,15 @@
             <w:tcW w:type="dxa" w:w="4320"/>
           </w:tcPr>
           <w:p>
-            <w:r/>
-            <w:r>
+            <w:r>
+              <w:rPr>
+                <w:sz w:val="17"/>
+              </w:rPr>
+            </w:r>
+            <w:r>
+              <w:rPr>
+                <w:sz w:val="17"/>
+              </w:rPr>
               <w:t>42</w:t>
             </w:r>
           </w:p>
@@ -5034,10 +6911,15 @@
             <w:tcW w:type="dxa" w:w="4320"/>
           </w:tcPr>
           <w:p>
-            <w:r/>
+            <w:r>
+              <w:rPr>
+                <w:sz w:val="17"/>
+              </w:rPr>
+            </w:r>
             <w:r>
               <w:rPr>
                 <w:b/>
+                <w:sz w:val="17"/>
               </w:rPr>
               <w:t>Медиана</w:t>
             </w:r>
@@ -5048,10 +6930,15 @@
             <w:tcW w:type="dxa" w:w="4320"/>
           </w:tcPr>
           <w:p>
-            <w:r/>
+            <w:r>
+              <w:rPr>
+                <w:sz w:val="17"/>
+              </w:rPr>
+            </w:r>
             <w:r>
               <w:rPr>
                 <w:b/>
+                <w:sz w:val="17"/>
               </w:rPr>
               <w:t>94</w:t>
             </w:r>
@@ -5064,8 +6951,15 @@
             <w:tcW w:type="dxa" w:w="4320"/>
           </w:tcPr>
           <w:p>
-            <w:r/>
-            <w:r>
+            <w:r>
+              <w:rPr>
+                <w:sz w:val="17"/>
+              </w:rPr>
+            </w:r>
+            <w:r>
+              <w:rPr>
+                <w:sz w:val="17"/>
+              </w:rPr>
               <w:t>P90</w:t>
             </w:r>
           </w:p>
@@ -5075,8 +6969,15 @@
             <w:tcW w:type="dxa" w:w="4320"/>
           </w:tcPr>
           <w:p>
-            <w:r/>
-            <w:r>
+            <w:r>
+              <w:rPr>
+                <w:sz w:val="17"/>
+              </w:rPr>
+            </w:r>
+            <w:r>
+              <w:rPr>
+                <w:sz w:val="17"/>
+              </w:rPr>
               <w:t>168</w:t>
             </w:r>
           </w:p>
@@ -5088,8 +6989,15 @@
             <w:tcW w:type="dxa" w:w="4320"/>
           </w:tcPr>
           <w:p>
-            <w:r/>
-            <w:r>
+            <w:r>
+              <w:rPr>
+                <w:sz w:val="17"/>
+              </w:rPr>
+            </w:r>
+            <w:r>
+              <w:rPr>
+                <w:sz w:val="17"/>
+              </w:rPr>
               <w:t>P95</w:t>
             </w:r>
           </w:p>
@@ -5099,14 +7007,22 @@
             <w:tcW w:type="dxa" w:w="4320"/>
           </w:tcPr>
           <w:p>
-            <w:r/>
-            <w:r>
+            <w:r>
+              <w:rPr>
+                <w:sz w:val="17"/>
+              </w:rPr>
+            </w:r>
+            <w:r>
+              <w:rPr>
+                <w:sz w:val="17"/>
+              </w:rPr>
               <w:t>190</w:t>
             </w:r>
           </w:p>
         </w:tc>
       </w:tr>
     </w:tbl>
+    <w:p/>
     <w:p>
       <w:pPr>
         <w:pStyle w:val="ListBullet"/>
@@ -5130,6 +7046,9 @@
       </w:r>
     </w:p>
     <w:p>
+      <w:pPr>
+        <w:jc w:val="both"/>
+      </w:pPr>
       <w:r>
         <w:t>Корреляции: WACC ↔ КС ЦБ (+0,75); доля рынка ↔ срок НПА (−0,55).</w:t>
       </w:r>
@@ -5138,15 +7057,15 @@
       <w:pPr>
         <w:pStyle w:val="Heading1"/>
       </w:pPr>
-      <w:r/>
       <w:r>
         <w:t>Чувствительность к WACC</w:t>
       </w:r>
     </w:p>
     <w:tbl>
       <w:tblPr>
-        <w:tblStyle w:val="LightGrid-Accent1"/>
+        <w:tblStyle w:val="TableGrid"/>
         <w:tblW w:type="auto" w:w="0"/>
+        <w:jc w:val="center"/>
         <w:tblLook w:firstColumn="1" w:firstRow="1" w:lastColumn="0" w:lastRow="0" w:noHBand="0" w:noVBand="1" w:val="04A0"/>
       </w:tblPr>
       <w:tblGrid>
@@ -5163,11 +7082,13 @@
             <w:r>
               <w:rPr>
                 <w:b/>
+                <w:sz w:val="17"/>
               </w:rPr>
             </w:r>
             <w:r>
               <w:rPr>
                 <w:b/>
+                <w:sz w:val="17"/>
               </w:rPr>
               <w:t>WACC</w:t>
             </w:r>
@@ -5181,11 +7102,13 @@
             <w:r>
               <w:rPr>
                 <w:b/>
+                <w:sz w:val="17"/>
               </w:rPr>
             </w:r>
             <w:r>
               <w:rPr>
                 <w:b/>
+                <w:sz w:val="17"/>
               </w:rPr>
               <w:t>EV, млрд ₽</w:t>
             </w:r>
@@ -5199,11 +7122,13 @@
             <w:r>
               <w:rPr>
                 <w:b/>
+                <w:sz w:val="17"/>
               </w:rPr>
             </w:r>
             <w:r>
               <w:rPr>
                 <w:b/>
+                <w:sz w:val="17"/>
               </w:rPr>
               <w:t>Pre-money, $ млн</w:t>
             </w:r>
@@ -5216,8 +7141,15 @@
             <w:tcW w:type="dxa" w:w="2880"/>
           </w:tcPr>
           <w:p>
-            <w:r/>
-            <w:r>
+            <w:r>
+              <w:rPr>
+                <w:sz w:val="17"/>
+              </w:rPr>
+            </w:r>
+            <w:r>
+              <w:rPr>
+                <w:sz w:val="17"/>
+              </w:rPr>
               <w:t>26,0%</w:t>
             </w:r>
           </w:p>
@@ -5227,8 +7159,15 @@
             <w:tcW w:type="dxa" w:w="2880"/>
           </w:tcPr>
           <w:p>
-            <w:r/>
-            <w:r>
+            <w:r>
+              <w:rPr>
+                <w:sz w:val="17"/>
+              </w:rPr>
+            </w:r>
+            <w:r>
+              <w:rPr>
+                <w:sz w:val="17"/>
+              </w:rPr>
               <w:t>88,2</w:t>
             </w:r>
           </w:p>
@@ -5238,8 +7177,15 @@
             <w:tcW w:type="dxa" w:w="2880"/>
           </w:tcPr>
           <w:p>
-            <w:r/>
-            <w:r>
+            <w:r>
+              <w:rPr>
+                <w:sz w:val="17"/>
+              </w:rPr>
+            </w:r>
+            <w:r>
+              <w:rPr>
+                <w:sz w:val="17"/>
+              </w:rPr>
               <w:t>493</w:t>
             </w:r>
           </w:p>
@@ -5251,8 +7197,15 @@
             <w:tcW w:type="dxa" w:w="2880"/>
           </w:tcPr>
           <w:p>
-            <w:r/>
-            <w:r>
+            <w:r>
+              <w:rPr>
+                <w:sz w:val="17"/>
+              </w:rPr>
+            </w:r>
+            <w:r>
+              <w:rPr>
+                <w:sz w:val="17"/>
+              </w:rPr>
               <w:t>27,5%</w:t>
             </w:r>
           </w:p>
@@ -5262,8 +7215,15 @@
             <w:tcW w:type="dxa" w:w="2880"/>
           </w:tcPr>
           <w:p>
-            <w:r/>
-            <w:r>
+            <w:r>
+              <w:rPr>
+                <w:sz w:val="17"/>
+              </w:rPr>
+            </w:r>
+            <w:r>
+              <w:rPr>
+                <w:sz w:val="17"/>
+              </w:rPr>
               <w:t>75,1</w:t>
             </w:r>
           </w:p>
@@ -5273,8 +7233,15 @@
             <w:tcW w:type="dxa" w:w="2880"/>
           </w:tcPr>
           <w:p>
-            <w:r/>
-            <w:r>
+            <w:r>
+              <w:rPr>
+                <w:sz w:val="17"/>
+              </w:rPr>
+            </w:r>
+            <w:r>
+              <w:rPr>
+                <w:sz w:val="17"/>
+              </w:rPr>
               <w:t>420</w:t>
             </w:r>
           </w:p>
@@ -5286,8 +7253,15 @@
             <w:tcW w:type="dxa" w:w="2880"/>
           </w:tcPr>
           <w:p>
-            <w:r/>
-            <w:r>
+            <w:r>
+              <w:rPr>
+                <w:sz w:val="17"/>
+              </w:rPr>
+            </w:r>
+            <w:r>
+              <w:rPr>
+                <w:sz w:val="17"/>
+              </w:rPr>
               <w:t>29,0%</w:t>
             </w:r>
           </w:p>
@@ -5297,8 +7271,15 @@
             <w:tcW w:type="dxa" w:w="2880"/>
           </w:tcPr>
           <w:p>
-            <w:r/>
-            <w:r>
+            <w:r>
+              <w:rPr>
+                <w:sz w:val="17"/>
+              </w:rPr>
+            </w:r>
+            <w:r>
+              <w:rPr>
+                <w:sz w:val="17"/>
+              </w:rPr>
               <w:t>66,8</w:t>
             </w:r>
           </w:p>
@@ -5308,8 +7289,15 @@
             <w:tcW w:type="dxa" w:w="2880"/>
           </w:tcPr>
           <w:p>
-            <w:r/>
-            <w:r>
+            <w:r>
+              <w:rPr>
+                <w:sz w:val="17"/>
+              </w:rPr>
+            </w:r>
+            <w:r>
+              <w:rPr>
+                <w:sz w:val="17"/>
+              </w:rPr>
               <w:t>374</w:t>
             </w:r>
           </w:p>
@@ -5321,10 +7309,15 @@
             <w:tcW w:type="dxa" w:w="2880"/>
           </w:tcPr>
           <w:p>
-            <w:r/>
+            <w:r>
+              <w:rPr>
+                <w:sz w:val="17"/>
+              </w:rPr>
+            </w:r>
             <w:r>
               <w:rPr>
                 <w:b/>
+                <w:sz w:val="17"/>
               </w:rPr>
               <w:t>29,5% (Base)</w:t>
             </w:r>
@@ -5335,10 +7328,15 @@
             <w:tcW w:type="dxa" w:w="2880"/>
           </w:tcPr>
           <w:p>
-            <w:r/>
+            <w:r>
+              <w:rPr>
+                <w:sz w:val="17"/>
+              </w:rPr>
+            </w:r>
             <w:r>
               <w:rPr>
                 <w:b/>
+                <w:sz w:val="17"/>
               </w:rPr>
               <w:t>63,45</w:t>
             </w:r>
@@ -5349,10 +7347,15 @@
             <w:tcW w:type="dxa" w:w="2880"/>
           </w:tcPr>
           <w:p>
-            <w:r/>
+            <w:r>
+              <w:rPr>
+                <w:sz w:val="17"/>
+              </w:rPr>
+            </w:r>
             <w:r>
               <w:rPr>
                 <w:b/>
+                <w:sz w:val="17"/>
               </w:rPr>
               <w:t>355</w:t>
             </w:r>
@@ -5365,8 +7368,15 @@
             <w:tcW w:type="dxa" w:w="2880"/>
           </w:tcPr>
           <w:p>
-            <w:r/>
-            <w:r>
+            <w:r>
+              <w:rPr>
+                <w:sz w:val="17"/>
+              </w:rPr>
+            </w:r>
+            <w:r>
+              <w:rPr>
+                <w:sz w:val="17"/>
+              </w:rPr>
               <w:t>30,0%</w:t>
             </w:r>
           </w:p>
@@ -5376,8 +7386,15 @@
             <w:tcW w:type="dxa" w:w="2880"/>
           </w:tcPr>
           <w:p>
-            <w:r/>
-            <w:r>
+            <w:r>
+              <w:rPr>
+                <w:sz w:val="17"/>
+              </w:rPr>
+            </w:r>
+            <w:r>
+              <w:rPr>
+                <w:sz w:val="17"/>
+              </w:rPr>
               <w:t>60,3</w:t>
             </w:r>
           </w:p>
@@ -5387,8 +7404,15 @@
             <w:tcW w:type="dxa" w:w="2880"/>
           </w:tcPr>
           <w:p>
-            <w:r/>
-            <w:r>
+            <w:r>
+              <w:rPr>
+                <w:sz w:val="17"/>
+              </w:rPr>
+            </w:r>
+            <w:r>
+              <w:rPr>
+                <w:sz w:val="17"/>
+              </w:rPr>
               <w:t>337</w:t>
             </w:r>
           </w:p>
@@ -5400,8 +7424,15 @@
             <w:tcW w:type="dxa" w:w="2880"/>
           </w:tcPr>
           <w:p>
-            <w:r/>
-            <w:r>
+            <w:r>
+              <w:rPr>
+                <w:sz w:val="17"/>
+              </w:rPr>
+            </w:r>
+            <w:r>
+              <w:rPr>
+                <w:sz w:val="17"/>
+              </w:rPr>
               <w:t>31,0%</w:t>
             </w:r>
           </w:p>
@@ -5411,8 +7442,15 @@
             <w:tcW w:type="dxa" w:w="2880"/>
           </w:tcPr>
           <w:p>
-            <w:r/>
-            <w:r>
+            <w:r>
+              <w:rPr>
+                <w:sz w:val="17"/>
+              </w:rPr>
+            </w:r>
+            <w:r>
+              <w:rPr>
+                <w:sz w:val="17"/>
+              </w:rPr>
               <w:t>55,2</w:t>
             </w:r>
           </w:p>
@@ -5422,8 +7460,15 @@
             <w:tcW w:type="dxa" w:w="2880"/>
           </w:tcPr>
           <w:p>
-            <w:r/>
-            <w:r>
+            <w:r>
+              <w:rPr>
+                <w:sz w:val="17"/>
+              </w:rPr>
+            </w:r>
+            <w:r>
+              <w:rPr>
+                <w:sz w:val="17"/>
+              </w:rPr>
               <w:t>309</w:t>
             </w:r>
           </w:p>
@@ -5435,8 +7480,15 @@
             <w:tcW w:type="dxa" w:w="2880"/>
           </w:tcPr>
           <w:p>
-            <w:r/>
-            <w:r>
+            <w:r>
+              <w:rPr>
+                <w:sz w:val="17"/>
+              </w:rPr>
+            </w:r>
+            <w:r>
+              <w:rPr>
+                <w:sz w:val="17"/>
+              </w:rPr>
               <w:t>33,0%</w:t>
             </w:r>
           </w:p>
@@ -5446,8 +7498,15 @@
             <w:tcW w:type="dxa" w:w="2880"/>
           </w:tcPr>
           <w:p>
-            <w:r/>
-            <w:r>
+            <w:r>
+              <w:rPr>
+                <w:sz w:val="17"/>
+              </w:rPr>
+            </w:r>
+            <w:r>
+              <w:rPr>
+                <w:sz w:val="17"/>
+              </w:rPr>
               <w:t>46,1</w:t>
             </w:r>
           </w:p>
@@ -5457,15 +7516,26 @@
             <w:tcW w:type="dxa" w:w="2880"/>
           </w:tcPr>
           <w:p>
-            <w:r/>
-            <w:r>
+            <w:r>
+              <w:rPr>
+                <w:sz w:val="17"/>
+              </w:rPr>
+            </w:r>
+            <w:r>
+              <w:rPr>
+                <w:sz w:val="17"/>
+              </w:rPr>
               <w:t>258</w:t>
             </w:r>
           </w:p>
         </w:tc>
       </w:tr>
     </w:tbl>
+    <w:p/>
     <w:p>
+      <w:pPr>
+        <w:jc w:val="both"/>
+      </w:pPr>
       <w:r>
         <w:t>Снижение ключевой ставки в 2027 (прогноз 8–10%) даёт значительный uplift.</w:t>
       </w:r>
@@ -5474,15 +7544,15 @@
       <w:pPr>
         <w:pStyle w:val="Heading1"/>
       </w:pPr>
-      <w:r/>
       <w:r>
         <w:t>Структура сделки Series A</w:t>
       </w:r>
     </w:p>
     <w:tbl>
       <w:tblPr>
-        <w:tblStyle w:val="LightGrid-Accent1"/>
+        <w:tblStyle w:val="TableGrid"/>
         <w:tblW w:type="auto" w:w="0"/>
+        <w:jc w:val="center"/>
         <w:tblLook w:firstColumn="1" w:firstRow="1" w:lastColumn="0" w:lastRow="0" w:noHBand="0" w:noVBand="1" w:val="04A0"/>
       </w:tblPr>
       <w:tblGrid>
@@ -5498,11 +7568,13 @@
             <w:r>
               <w:rPr>
                 <w:b/>
+                <w:sz w:val="17"/>
               </w:rPr>
             </w:r>
             <w:r>
               <w:rPr>
                 <w:b/>
+                <w:sz w:val="17"/>
               </w:rPr>
               <w:t>Показатель</w:t>
             </w:r>
@@ -5516,11 +7588,13 @@
             <w:r>
               <w:rPr>
                 <w:b/>
+                <w:sz w:val="17"/>
               </w:rPr>
             </w:r>
             <w:r>
               <w:rPr>
                 <w:b/>
+                <w:sz w:val="17"/>
               </w:rPr>
               <w:t>Значение</w:t>
             </w:r>
@@ -5533,8 +7607,15 @@
             <w:tcW w:type="dxa" w:w="4320"/>
           </w:tcPr>
           <w:p>
-            <w:r/>
-            <w:r>
+            <w:r>
+              <w:rPr>
+                <w:sz w:val="17"/>
+              </w:rPr>
+            </w:r>
+            <w:r>
+              <w:rPr>
+                <w:sz w:val="17"/>
+              </w:rPr>
               <w:t>Pre-money (Reasoned Base)</w:t>
             </w:r>
           </w:p>
@@ -5544,8 +7625,15 @@
             <w:tcW w:type="dxa" w:w="4320"/>
           </w:tcPr>
           <w:p>
-            <w:r/>
-            <w:r>
+            <w:r>
+              <w:rPr>
+                <w:sz w:val="17"/>
+              </w:rPr>
+            </w:r>
+            <w:r>
+              <w:rPr>
+                <w:sz w:val="17"/>
+              </w:rPr>
               <w:t>$ 100,0 M · 7,15 млрд ₽</w:t>
             </w:r>
           </w:p>
@@ -5557,8 +7645,15 @@
             <w:tcW w:type="dxa" w:w="4320"/>
           </w:tcPr>
           <w:p>
-            <w:r/>
-            <w:r>
+            <w:r>
+              <w:rPr>
+                <w:sz w:val="17"/>
+              </w:rPr>
+            </w:r>
+            <w:r>
+              <w:rPr>
+                <w:sz w:val="17"/>
+              </w:rPr>
               <w:t>Раунд</w:t>
             </w:r>
           </w:p>
@@ -5568,8 +7663,15 @@
             <w:tcW w:type="dxa" w:w="4320"/>
           </w:tcPr>
           <w:p>
-            <w:r/>
-            <w:r>
+            <w:r>
+              <w:rPr>
+                <w:sz w:val="17"/>
+              </w:rPr>
+            </w:r>
+            <w:r>
+              <w:rPr>
+                <w:sz w:val="17"/>
+              </w:rPr>
               <w:t>$ 15,0 M · 1,073 млрд ₽</w:t>
             </w:r>
           </w:p>
@@ -5581,10 +7683,15 @@
             <w:tcW w:type="dxa" w:w="4320"/>
           </w:tcPr>
           <w:p>
-            <w:r/>
+            <w:r>
+              <w:rPr>
+                <w:sz w:val="17"/>
+              </w:rPr>
+            </w:r>
             <w:r>
               <w:rPr>
                 <w:b/>
+                <w:sz w:val="17"/>
               </w:rPr>
               <w:t>Post-money</w:t>
             </w:r>
@@ -5595,10 +7702,15 @@
             <w:tcW w:type="dxa" w:w="4320"/>
           </w:tcPr>
           <w:p>
-            <w:r/>
+            <w:r>
+              <w:rPr>
+                <w:sz w:val="17"/>
+              </w:rPr>
+            </w:r>
             <w:r>
               <w:rPr>
                 <w:b/>
+                <w:sz w:val="17"/>
               </w:rPr>
               <w:t>$ 115,0 M · 8,23 млрд ₽</w:t>
             </w:r>
@@ -5611,10 +7723,15 @@
             <w:tcW w:type="dxa" w:w="4320"/>
           </w:tcPr>
           <w:p>
-            <w:r/>
+            <w:r>
+              <w:rPr>
+                <w:sz w:val="17"/>
+              </w:rPr>
+            </w:r>
             <w:r>
               <w:rPr>
                 <w:b/>
+                <w:sz w:val="17"/>
               </w:rPr>
               <w:t>Доля инвестора</w:t>
             </w:r>
@@ -5625,10 +7742,15 @@
             <w:tcW w:type="dxa" w:w="4320"/>
           </w:tcPr>
           <w:p>
-            <w:r/>
+            <w:r>
+              <w:rPr>
+                <w:sz w:val="17"/>
+              </w:rPr>
+            </w:r>
             <w:r>
               <w:rPr>
                 <w:b/>
+                <w:sz w:val="17"/>
               </w:rPr>
               <w:t>13,04%</w:t>
             </w:r>
@@ -5641,8 +7763,15 @@
             <w:tcW w:type="dxa" w:w="4320"/>
           </w:tcPr>
           <w:p>
-            <w:r/>
-            <w:r>
+            <w:r>
+              <w:rPr>
+                <w:sz w:val="17"/>
+              </w:rPr>
+            </w:r>
+            <w:r>
+              <w:rPr>
+                <w:sz w:val="17"/>
+              </w:rPr>
               <w:t>ESOP-резерв</w:t>
             </w:r>
           </w:p>
@@ -5652,8 +7781,15 @@
             <w:tcW w:type="dxa" w:w="4320"/>
           </w:tcPr>
           <w:p>
-            <w:r/>
-            <w:r>
+            <w:r>
+              <w:rPr>
+                <w:sz w:val="17"/>
+              </w:rPr>
+            </w:r>
+            <w:r>
+              <w:rPr>
+                <w:sz w:val="17"/>
+              </w:rPr>
               <w:t>10% (после раунда)</w:t>
             </w:r>
           </w:p>
@@ -5665,8 +7801,15 @@
             <w:tcW w:type="dxa" w:w="4320"/>
           </w:tcPr>
           <w:p>
-            <w:r/>
-            <w:r>
+            <w:r>
+              <w:rPr>
+                <w:sz w:val="17"/>
+              </w:rPr>
+            </w:r>
+            <w:r>
+              <w:rPr>
+                <w:sz w:val="17"/>
+              </w:rPr>
               <w:t>Совет директоров</w:t>
             </w:r>
           </w:p>
@@ -5676,27 +7819,35 @@
             <w:tcW w:type="dxa" w:w="4320"/>
           </w:tcPr>
           <w:p>
-            <w:r/>
-            <w:r>
+            <w:r>
+              <w:rPr>
+                <w:sz w:val="17"/>
+              </w:rPr>
+            </w:r>
+            <w:r>
+              <w:rPr>
+                <w:sz w:val="17"/>
+              </w:rPr>
               <w:t>3/5 независимых</w:t>
             </w:r>
           </w:p>
         </w:tc>
       </w:tr>
     </w:tbl>
+    <w:p/>
     <w:p>
       <w:pPr>
         <w:pStyle w:val="Heading1"/>
       </w:pPr>
-      <w:r/>
       <w:r>
         <w:t>Сопоставление с международными</w:t>
       </w:r>
     </w:p>
     <w:tbl>
       <w:tblPr>
-        <w:tblStyle w:val="LightGrid-Accent1"/>
+        <w:tblStyle w:val="TableGrid"/>
         <w:tblW w:type="auto" w:w="0"/>
+        <w:jc w:val="center"/>
         <w:tblLook w:firstColumn="1" w:firstRow="1" w:lastColumn="0" w:lastRow="0" w:noHBand="0" w:noVBand="1" w:val="04A0"/>
       </w:tblPr>
       <w:tblGrid>
@@ -5714,11 +7865,13 @@
             <w:r>
               <w:rPr>
                 <w:b/>
+                <w:sz w:val="17"/>
               </w:rPr>
             </w:r>
             <w:r>
               <w:rPr>
                 <w:b/>
+                <w:sz w:val="17"/>
               </w:rPr>
               <w:t>Проект</w:t>
             </w:r>
@@ -5732,11 +7885,13 @@
             <w:r>
               <w:rPr>
                 <w:b/>
+                <w:sz w:val="17"/>
               </w:rPr>
             </w:r>
             <w:r>
               <w:rPr>
                 <w:b/>
+                <w:sz w:val="17"/>
               </w:rPr>
               <w:t>Юрисдикция</w:t>
             </w:r>
@@ -5750,11 +7905,13 @@
             <w:r>
               <w:rPr>
                 <w:b/>
+                <w:sz w:val="17"/>
               </w:rPr>
             </w:r>
             <w:r>
               <w:rPr>
                 <w:b/>
+                <w:sz w:val="17"/>
               </w:rPr>
               <w:t>Стадия</w:t>
             </w:r>
@@ -5768,11 +7925,13 @@
             <w:r>
               <w:rPr>
                 <w:b/>
+                <w:sz w:val="17"/>
               </w:rPr>
             </w:r>
             <w:r>
               <w:rPr>
                 <w:b/>
+                <w:sz w:val="17"/>
               </w:rPr>
               <w:t>Pre-money, $ млн</w:t>
             </w:r>
@@ -5785,8 +7944,15 @@
             <w:tcW w:type="dxa" w:w="2160"/>
           </w:tcPr>
           <w:p>
-            <w:r/>
-            <w:r>
+            <w:r>
+              <w:rPr>
+                <w:sz w:val="17"/>
+              </w:rPr>
+            </w:r>
+            <w:r>
+              <w:rPr>
+                <w:sz w:val="17"/>
+              </w:rPr>
               <w:t>Securitize</w:t>
             </w:r>
           </w:p>
@@ -5796,8 +7962,15 @@
             <w:tcW w:type="dxa" w:w="2160"/>
           </w:tcPr>
           <w:p>
-            <w:r/>
-            <w:r>
+            <w:r>
+              <w:rPr>
+                <w:sz w:val="17"/>
+              </w:rPr>
+            </w:r>
+            <w:r>
+              <w:rPr>
+                <w:sz w:val="17"/>
+              </w:rPr>
               <w:t>США</w:t>
             </w:r>
           </w:p>
@@ -5807,8 +7980,15 @@
             <w:tcW w:type="dxa" w:w="2160"/>
           </w:tcPr>
           <w:p>
-            <w:r/>
-            <w:r>
+            <w:r>
+              <w:rPr>
+                <w:sz w:val="17"/>
+              </w:rPr>
+            </w:r>
+            <w:r>
+              <w:rPr>
+                <w:sz w:val="17"/>
+              </w:rPr>
               <w:t>Series C</w:t>
             </w:r>
           </w:p>
@@ -5818,8 +7998,15 @@
             <w:tcW w:type="dxa" w:w="2160"/>
           </w:tcPr>
           <w:p>
-            <w:r/>
-            <w:r>
+            <w:r>
+              <w:rPr>
+                <w:sz w:val="17"/>
+              </w:rPr>
+            </w:r>
+            <w:r>
+              <w:rPr>
+                <w:sz w:val="17"/>
+              </w:rPr>
               <w:t>980</w:t>
             </w:r>
           </w:p>
@@ -5831,8 +8018,15 @@
             <w:tcW w:type="dxa" w:w="2160"/>
           </w:tcPr>
           <w:p>
-            <w:r/>
-            <w:r>
+            <w:r>
+              <w:rPr>
+                <w:sz w:val="17"/>
+              </w:rPr>
+            </w:r>
+            <w:r>
+              <w:rPr>
+                <w:sz w:val="17"/>
+              </w:rPr>
               <w:t>HQLAx</w:t>
             </w:r>
           </w:p>
@@ -5842,8 +8036,15 @@
             <w:tcW w:type="dxa" w:w="2160"/>
           </w:tcPr>
           <w:p>
-            <w:r/>
-            <w:r>
+            <w:r>
+              <w:rPr>
+                <w:sz w:val="17"/>
+              </w:rPr>
+            </w:r>
+            <w:r>
+              <w:rPr>
+                <w:sz w:val="17"/>
+              </w:rPr>
               <w:t>Швейцария</w:t>
             </w:r>
           </w:p>
@@ -5853,8 +8054,15 @@
             <w:tcW w:type="dxa" w:w="2160"/>
           </w:tcPr>
           <w:p>
-            <w:r/>
-            <w:r>
+            <w:r>
+              <w:rPr>
+                <w:sz w:val="17"/>
+              </w:rPr>
+            </w:r>
+            <w:r>
+              <w:rPr>
+                <w:sz w:val="17"/>
+              </w:rPr>
               <w:t>Series B</w:t>
             </w:r>
           </w:p>
@@ -5864,8 +8072,15 @@
             <w:tcW w:type="dxa" w:w="2160"/>
           </w:tcPr>
           <w:p>
-            <w:r/>
-            <w:r>
+            <w:r>
+              <w:rPr>
+                <w:sz w:val="17"/>
+              </w:rPr>
+            </w:r>
+            <w:r>
+              <w:rPr>
+                <w:sz w:val="17"/>
+              </w:rPr>
               <w:t>180</w:t>
             </w:r>
           </w:p>
@@ -5877,10 +8092,15 @@
             <w:tcW w:type="dxa" w:w="2160"/>
           </w:tcPr>
           <w:p>
-            <w:r/>
+            <w:r>
+              <w:rPr>
+                <w:sz w:val="17"/>
+              </w:rPr>
+            </w:r>
             <w:r>
               <w:rPr>
                 <w:b/>
+                <w:sz w:val="17"/>
               </w:rPr>
               <w:t>ЦПФСР</w:t>
             </w:r>
@@ -5891,10 +8111,15 @@
             <w:tcW w:type="dxa" w:w="2160"/>
           </w:tcPr>
           <w:p>
-            <w:r/>
+            <w:r>
+              <w:rPr>
+                <w:sz w:val="17"/>
+              </w:rPr>
+            </w:r>
             <w:r>
               <w:rPr>
                 <w:b/>
+                <w:sz w:val="17"/>
               </w:rPr>
               <w:t>Россия</w:t>
             </w:r>
@@ -5905,10 +8130,15 @@
             <w:tcW w:type="dxa" w:w="2160"/>
           </w:tcPr>
           <w:p>
-            <w:r/>
+            <w:r>
+              <w:rPr>
+                <w:sz w:val="17"/>
+              </w:rPr>
+            </w:r>
             <w:r>
               <w:rPr>
                 <w:b/>
+                <w:sz w:val="17"/>
               </w:rPr>
               <w:t>Pre-MVP-Pro</w:t>
             </w:r>
@@ -5919,10 +8149,15 @@
             <w:tcW w:type="dxa" w:w="2160"/>
           </w:tcPr>
           <w:p>
-            <w:r/>
+            <w:r>
+              <w:rPr>
+                <w:sz w:val="17"/>
+              </w:rPr>
+            </w:r>
             <w:r>
               <w:rPr>
                 <w:b/>
+                <w:sz w:val="17"/>
               </w:rPr>
               <w:t>100</w:t>
             </w:r>
@@ -5935,8 +8170,15 @@
             <w:tcW w:type="dxa" w:w="2160"/>
           </w:tcPr>
           <w:p>
-            <w:r/>
-            <w:r>
+            <w:r>
+              <w:rPr>
+                <w:sz w:val="17"/>
+              </w:rPr>
+            </w:r>
+            <w:r>
+              <w:rPr>
+                <w:sz w:val="17"/>
+              </w:rPr>
               <w:t>Atomyze</w:t>
             </w:r>
           </w:p>
@@ -5946,8 +8188,15 @@
             <w:tcW w:type="dxa" w:w="2160"/>
           </w:tcPr>
           <w:p>
-            <w:r/>
-            <w:r>
+            <w:r>
+              <w:rPr>
+                <w:sz w:val="17"/>
+              </w:rPr>
+            </w:r>
+            <w:r>
+              <w:rPr>
+                <w:sz w:val="17"/>
+              </w:rPr>
               <w:t>Россия</w:t>
             </w:r>
           </w:p>
@@ -5957,8 +8206,15 @@
             <w:tcW w:type="dxa" w:w="2160"/>
           </w:tcPr>
           <w:p>
-            <w:r/>
-            <w:r>
+            <w:r>
+              <w:rPr>
+                <w:sz w:val="17"/>
+              </w:rPr>
+            </w:r>
+            <w:r>
+              <w:rPr>
+                <w:sz w:val="17"/>
+              </w:rPr>
               <w:t>Series A</w:t>
             </w:r>
           </w:p>
@@ -5968,8 +8224,15 @@
             <w:tcW w:type="dxa" w:w="2160"/>
           </w:tcPr>
           <w:p>
-            <w:r/>
-            <w:r>
+            <w:r>
+              <w:rPr>
+                <w:sz w:val="17"/>
+              </w:rPr>
+            </w:r>
+            <w:r>
+              <w:rPr>
+                <w:sz w:val="17"/>
+              </w:rPr>
               <w:t>~85</w:t>
             </w:r>
           </w:p>
@@ -5981,8 +8244,15 @@
             <w:tcW w:type="dxa" w:w="2160"/>
           </w:tcPr>
           <w:p>
-            <w:r/>
-            <w:r>
+            <w:r>
+              <w:rPr>
+                <w:sz w:val="17"/>
+              </w:rPr>
+            </w:r>
+            <w:r>
+              <w:rPr>
+                <w:sz w:val="17"/>
+              </w:rPr>
               <w:t>Polymath</w:t>
             </w:r>
           </w:p>
@@ -5992,8 +8262,15 @@
             <w:tcW w:type="dxa" w:w="2160"/>
           </w:tcPr>
           <w:p>
-            <w:r/>
-            <w:r>
+            <w:r>
+              <w:rPr>
+                <w:sz w:val="17"/>
+              </w:rPr>
+            </w:r>
+            <w:r>
+              <w:rPr>
+                <w:sz w:val="17"/>
+              </w:rPr>
               <w:t>CA/BB</w:t>
             </w:r>
           </w:p>
@@ -6003,8 +8280,15 @@
             <w:tcW w:type="dxa" w:w="2160"/>
           </w:tcPr>
           <w:p>
-            <w:r/>
-            <w:r>
+            <w:r>
+              <w:rPr>
+                <w:sz w:val="17"/>
+              </w:rPr>
+            </w:r>
+            <w:r>
+              <w:rPr>
+                <w:sz w:val="17"/>
+              </w:rPr>
               <w:t>Series A</w:t>
             </w:r>
           </w:p>
@@ -6014,8 +8298,15 @@
             <w:tcW w:type="dxa" w:w="2160"/>
           </w:tcPr>
           <w:p>
-            <w:r/>
-            <w:r>
+            <w:r>
+              <w:rPr>
+                <w:sz w:val="17"/>
+              </w:rPr>
+            </w:r>
+            <w:r>
+              <w:rPr>
+                <w:sz w:val="17"/>
+              </w:rPr>
               <w:t>75</w:t>
             </w:r>
           </w:p>
@@ -6027,8 +8318,15 @@
             <w:tcW w:type="dxa" w:w="2160"/>
           </w:tcPr>
           <w:p>
-            <w:r/>
-            <w:r>
+            <w:r>
+              <w:rPr>
+                <w:sz w:val="17"/>
+              </w:rPr>
+            </w:r>
+            <w:r>
+              <w:rPr>
+                <w:sz w:val="17"/>
+              </w:rPr>
               <w:t>Tokeny</w:t>
             </w:r>
           </w:p>
@@ -6038,8 +8336,15 @@
             <w:tcW w:type="dxa" w:w="2160"/>
           </w:tcPr>
           <w:p>
-            <w:r/>
-            <w:r>
+            <w:r>
+              <w:rPr>
+                <w:sz w:val="17"/>
+              </w:rPr>
+            </w:r>
+            <w:r>
+              <w:rPr>
+                <w:sz w:val="17"/>
+              </w:rPr>
               <w:t>Люксембург</w:t>
             </w:r>
           </w:p>
@@ -6049,8 +8354,15 @@
             <w:tcW w:type="dxa" w:w="2160"/>
           </w:tcPr>
           <w:p>
-            <w:r/>
-            <w:r>
+            <w:r>
+              <w:rPr>
+                <w:sz w:val="17"/>
+              </w:rPr>
+            </w:r>
+            <w:r>
+              <w:rPr>
+                <w:sz w:val="17"/>
+              </w:rPr>
               <w:t>Series A</w:t>
             </w:r>
           </w:p>
@@ -6060,15 +8372,26 @@
             <w:tcW w:type="dxa" w:w="2160"/>
           </w:tcPr>
           <w:p>
-            <w:r/>
-            <w:r>
+            <w:r>
+              <w:rPr>
+                <w:sz w:val="17"/>
+              </w:rPr>
+            </w:r>
+            <w:r>
+              <w:rPr>
+                <w:sz w:val="17"/>
+              </w:rPr>
               <w:t>60</w:t>
             </w:r>
           </w:p>
         </w:tc>
       </w:tr>
     </w:tbl>
+    <w:p/>
     <w:p>
+      <w:pPr>
+        <w:jc w:val="both"/>
+      </w:pPr>
       <w:r>
         <w:t>Превышение над Atomyze ($85 M) обусловлено wedge-конструкцией под социальную инфраструктуру и размером целевой ёмкости (₽ 25 трлн vs ~₽ 0,5 трлн corporate-debt у Atomyze).</w:t>
       </w:r>
@@ -6077,7 +8400,6 @@
       <w:pPr>
         <w:pStyle w:val="Heading1"/>
       </w:pPr>
-      <w:r/>
       <w:r>
         <w:t>Red Flags · 7 точек атаки</w:t>
       </w:r>
@@ -6181,6 +8503,9 @@
       </w:r>
     </w:p>
     <w:p>
+      <w:pPr>
+        <w:jc w:val="both"/>
+      </w:pPr>
       <w:r>
         <w:rPr>
           <w:b/>
@@ -6192,12 +8517,14 @@
       <w:pPr>
         <w:pStyle w:val="Heading1"/>
       </w:pPr>
-      <w:r/>
       <w:r>
         <w:t>Допущения и ограничения</w:t>
       </w:r>
     </w:p>
     <w:p>
+      <w:pPr>
+        <w:jc w:val="both"/>
+      </w:pPr>
       <w:r>
         <w:rPr>
           <w:b/>
@@ -6246,6 +8573,9 @@
       </w:r>
     </w:p>
     <w:p>
+      <w:pPr>
+        <w:jc w:val="both"/>
+      </w:pPr>
       <w:r>
         <w:rPr>
           <w:b/>
@@ -6286,6 +8616,9 @@
       </w:r>
     </w:p>
     <w:p>
+      <w:pPr>
+        <w:jc w:val="both"/>
+      </w:pPr>
       <w:r>
         <w:rPr>
           <w:b/>
@@ -6300,12 +8633,14 @@
       <w:pPr>
         <w:pStyle w:val="Heading1"/>
       </w:pPr>
-      <w:r/>
       <w:r>
         <w:t>Источники и стандарты</w:t>
       </w:r>
     </w:p>
     <w:p>
+      <w:pPr>
+        <w:jc w:val="both"/>
+      </w:pPr>
       <w:r>
         <w:rPr>
           <w:b/>
@@ -6317,6 +8652,9 @@
       </w:r>
     </w:p>
     <w:p>
+      <w:pPr>
+        <w:jc w:val="both"/>
+      </w:pPr>
       <w:r>
         <w:rPr>
           <w:b/>
@@ -6328,6 +8666,9 @@
       </w:r>
     </w:p>
     <w:p>
+      <w:pPr>
+        <w:jc w:val="both"/>
+      </w:pPr>
       <w:r>
         <w:rPr>
           <w:b/>
@@ -6339,6 +8680,9 @@
       </w:r>
     </w:p>
     <w:p>
+      <w:pPr>
+        <w:jc w:val="both"/>
+      </w:pPr>
       <w:r>
         <w:rPr>
           <w:b/>
@@ -6350,6 +8694,9 @@
       </w:r>
     </w:p>
     <w:p>
+      <w:pPr>
+        <w:jc w:val="both"/>
+      </w:pPr>
       <w:r>
         <w:rPr>
           <w:b/>
@@ -6357,14 +8704,13 @@
         <w:t>Внутренние документы:</w:t>
       </w:r>
       <w:r>
-        <w:t xml:space="preserve"> Финмодель SoT v3 · Сводный аудит post-Горизонт-III · Свидетельство о депонировании № 4011265 от 19.12.2024</w:t>
+        <w:t xml:space="preserve"> Финмодель свод показателей v5 · Сводный аудит post-Горизонт-III · Свидетельство о депонировании № 4011265 от 19.12.2024</w:t>
       </w:r>
     </w:p>
     <w:p>
       <w:pPr>
         <w:pStyle w:val="Heading1"/>
       </w:pPr>
-      <w:r/>
       <w:r>
         <w:t>Подпись</w:t>
       </w:r>
@@ -6373,35 +8719,36 @@
       <w:pPr>
         <w:pStyle w:val="Heading2"/>
       </w:pPr>
-      <w:r/>
       <w:r>
         <w:t>$ 100 M · Reasoned Fair Value · 26 May 2026</w:t>
       </w:r>
     </w:p>
     <w:p>
+      <w:pPr>
+        <w:jc w:val="both"/>
+      </w:pPr>
       <w:r>
         <w:rPr>
           <w:b/>
         </w:rPr>
         <w:t>Кагиров Абдул-Хаким Ахмадович (Аслан Каа)</w:t>
       </w:r>
-    </w:p>
-    <w:p>
       <w:r>
-        <w:t>Founder · Chief Executive Officer · Center Group Company</w:t>
+        <w:t xml:space="preserve"> Founder · Chief Executive Officer · Center Group Company</w:t>
       </w:r>
     </w:p>
     <w:p>
+      <w:pPr>
+        <w:jc w:val="both"/>
+      </w:pPr>
       <w:r>
-        <w:t>www.aslankaa.com · aslankaa@yandex.ru</w:t>
+        <w:t>www.aslankaa.com · aslankaa@yandex.ru +7 (969) 795-55-55 · +7 (925) 203-77-77</w:t>
       </w:r>
     </w:p>
     <w:p>
-      <w:r>
-        <w:t>+7 (969) 795-55-55 · +7 (925) 203-77-77</w:t>
-      </w:r>
-    </w:p>
-    <w:p>
+      <w:pPr>
+        <w:jc w:val="both"/>
+      </w:pPr>
       <w:r>
         <w:t>CGC-VAL-2026-05-26-ЦПФСР-01 · 27 мая 2026</w:t>
       </w:r>
@@ -6780,7 +9127,7 @@
     <w:qFormat/>
     <w:rsid w:val="00FC693F"/>
     <w:rPr>
-      <w:rFonts w:ascii="Calibri" w:hAnsi="Calibri"/>
+      <w:rFonts w:ascii="Georgia" w:hAnsi="Georgia"/>
       <w:sz w:val="21"/>
     </w:rPr>
   </w:style>

--- a/DPFSR.RU_PRICE/Презентация/Презентация_ЦПФСР_2026-05-26.docx
+++ b/DPFSR.RU_PRICE/Презентация/Презентация_ЦПФСР_2026-05-26.docx
@@ -715,7 +715,7 @@
                 <w:b/>
                 <w:sz w:val="17"/>
               </w:rPr>
-              <w:t>Base NPV ₽ 63,4 млрд</w:t>
+              <w:t>Base NPV ₽ 63,0 млрд</w:t>
             </w:r>
           </w:p>
         </w:tc>
@@ -1222,7 +1222,7 @@
                 <w:b/>
                 <w:sz w:val="17"/>
               </w:rPr>
-              <w:t>14,50%</w:t>
+              <w:t>14,00%</w:t>
             </w:r>
           </w:p>
         </w:tc>
@@ -6020,7 +6020,7 @@
         <w:rPr>
           <w:b/>
         </w:rPr>
-        <w:t>Reasoned Value Pre-money = $ 100 M ≈ 7,15 млрд ₽</w:t>
+        <w:t>Reasoned Value Pre-money = $ 100 M ≈ 17,74 млрд ₽</w:t>
       </w:r>
     </w:p>
     <w:p>
@@ -6273,7 +6273,7 @@
                 <w:b/>
                 <w:sz w:val="17"/>
               </w:rPr>
-              <w:t>63,4 млрд ₽</w:t>
+              <w:t>63,0 млрд ₽</w:t>
             </w:r>
           </w:p>
         </w:tc>
@@ -7338,7 +7338,7 @@
                 <w:b/>
                 <w:sz w:val="17"/>
               </w:rPr>
-              <w:t>63,45</w:t>
+              <w:t>62,97</w:t>
             </w:r>
           </w:p>
         </w:tc>
@@ -7634,7 +7634,7 @@
               <w:rPr>
                 <w:sz w:val="17"/>
               </w:rPr>
-              <w:t>$ 100,0 M · 7,15 млрд ₽</w:t>
+              <w:t>$ 100,0 M · 17,74 млрд ₽</w:t>
             </w:r>
           </w:p>
         </w:tc>
@@ -7672,7 +7672,7 @@
               <w:rPr>
                 <w:sz w:val="17"/>
               </w:rPr>
-              <w:t>$ 15,0 M · 1,073 млрд ₽</w:t>
+              <w:t>$ 15,0 M · 1,8 млрд ₽</w:t>
             </w:r>
           </w:p>
         </w:tc>
@@ -7752,7 +7752,7 @@
                 <w:b/>
                 <w:sz w:val="17"/>
               </w:rPr>
-              <w:t>13,04%</w:t>
+              <w:t>9,21%</w:t>
             </w:r>
           </w:p>
         </w:tc>
@@ -8545,7 +8545,7 @@
         <w:pStyle w:val="ListBullet"/>
       </w:pPr>
       <w:r>
-        <w:t>Постоянный WACC 29,5% на 2025–2034 (консервативно)</w:t>
+        <w:t>Постоянный WACC 29,58% на 2025–2034 (консервативно)</w:t>
       </w:r>
     </w:p>
     <w:p>
@@ -8561,7 +8561,7 @@
         <w:pStyle w:val="ListBullet"/>
       </w:pPr>
       <w:r>
-        <w:t>Налог на прибыль 20% (ИТ-льгота 5% вне Base)</w:t>
+        <w:t>Налог на прибыль 25% с 01.01.2025 (ИТ-льгота 5% вне Base)</w:t>
       </w:r>
     </w:p>
     <w:p>
